--- a/Capturas-A1-PPS.docx
+++ b/Capturas-A1-PPS.docx
@@ -11,7 +11,6 @@
           <w:highlight w:val="none"/>
         </w:rPr>
       </w:pPr>
-      <w:r/>
       <w:r>
         <mc:AlternateContent>
           <mc:Choice Requires="wpg">
@@ -81,7 +80,11 @@
           </mc:Fallback>
         </mc:AlternateContent>
       </w:r>
-      <w:r/>
+      <w:r>
+        <w:rPr>
+          <w:highlight w:val="none"/>
+        </w:rPr>
+      </w:r>
     </w:p>
     <w:p>
       <w:pPr>
@@ -176,7 +179,6 @@
           <w:highlight w:val="none"/>
         </w:rPr>
       </w:r>
-      <w:r/>
     </w:p>
     <w:p>
       <w:pPr>
@@ -271,7 +273,6 @@
           <w:highlight w:val="none"/>
         </w:rPr>
       </w:r>
-      <w:r/>
     </w:p>
     <w:p>
       <w:pPr>
@@ -355,6 +356,11 @@
             </w:pict>
           </mc:Fallback>
         </mc:AlternateContent>
+      </w:r>
+      <w:r>
+        <w:rPr>
+          <w:highlight w:val="none"/>
+        </w:rPr>
       </w:r>
       <w:r>
         <w:rPr>
@@ -459,13 +465,6 @@
           <w:highlight w:val="none"/>
         </w:rPr>
       </w:r>
-      <w:r>
-        <w:rPr>
-          <w:b/>
-          <w:bCs/>
-          <w:highlight w:val="none"/>
-        </w:rPr>
-      </w:r>
     </w:p>
     <w:p>
       <w:pPr>
@@ -552,18 +551,13 @@
       </w:r>
       <w:r>
         <w:rPr>
+          <w:b/>
+          <w:bCs/>
           <w:highlight w:val="none"/>
         </w:rPr>
       </w:r>
       <w:r>
         <w:rPr>
-          <w:highlight w:val="none"/>
-        </w:rPr>
-      </w:r>
-      <w:r>
-        <w:rPr>
-          <w:b/>
-          <w:bCs/>
           <w:highlight w:val="none"/>
         </w:rPr>
       </w:r>
@@ -653,6 +647,111 @@
       </w:r>
       <w:r>
         <w:rPr>
+          <w:b/>
+          <w:bCs/>
+          <w:highlight w:val="none"/>
+        </w:rPr>
+      </w:r>
+      <w:r>
+        <w:rPr>
+          <w:highlight w:val="none"/>
+        </w:rPr>
+      </w:r>
+    </w:p>
+    <w:p>
+      <w:pPr>
+        <w:pBdr/>
+        <w:spacing/>
+        <w:ind/>
+        <w:rPr>
+          <w:highlight w:val="none"/>
+        </w:rPr>
+      </w:pPr>
+      <w:r>
+        <w:rPr>
+          <w:highlight w:val="none"/>
+        </w:rPr>
+      </w:r>
+      <w:r>
+        <w:rPr>
+          <w:b/>
+          <w:bCs/>
+          <w:highlight w:val="none"/>
+        </w:rPr>
+      </w:r>
+      <w:r>
+        <w:rPr>
+          <w:highlight w:val="none"/>
+        </w:rPr>
+      </w:r>
+    </w:p>
+    <w:p>
+      <w:pPr>
+        <w:pBdr/>
+        <w:spacing/>
+        <w:ind/>
+        <w:rPr>
+          <w:highlight w:val="none"/>
+        </w:rPr>
+      </w:pPr>
+      <w:r>
+        <w:rPr>
+          <w:highlight w:val="none"/>
+        </w:rPr>
+      </w:r>
+      <w:r>
+        <w:rPr>
+          <w:b/>
+          <w:bCs/>
+          <w:highlight w:val="none"/>
+        </w:rPr>
+      </w:r>
+      <w:r>
+        <w:rPr>
+          <w:highlight w:val="none"/>
+        </w:rPr>
+      </w:r>
+    </w:p>
+    <w:p>
+      <w:pPr>
+        <w:pBdr/>
+        <w:spacing/>
+        <w:ind/>
+        <w:rPr>
+          <w:highlight w:val="none"/>
+        </w:rPr>
+      </w:pPr>
+      <w:r>
+        <w:rPr>
+          <w:highlight w:val="none"/>
+        </w:rPr>
+      </w:r>
+      <w:r>
+        <w:rPr>
+          <w:b/>
+          <w:bCs/>
+          <w:highlight w:val="none"/>
+        </w:rPr>
+      </w:r>
+      <w:r>
+        <w:rPr>
+          <w:highlight w:val="none"/>
+        </w:rPr>
+      </w:r>
+    </w:p>
+    <w:p>
+      <w:pPr>
+        <w:pBdr/>
+        <w:spacing/>
+        <w:ind/>
+        <w:rPr>
+          <w:b/>
+          <w:bCs/>
+          <w:highlight w:val="none"/>
+        </w:rPr>
+      </w:pPr>
+      <w:r>
+        <w:rPr>
           <w:highlight w:val="none"/>
         </w:rPr>
       </w:r>
@@ -665,134 +764,6 @@
         <w:rPr>
           <w:b/>
           <w:bCs/>
-          <w:highlight w:val="none"/>
-        </w:rPr>
-      </w:r>
-    </w:p>
-    <w:p>
-      <w:pPr>
-        <w:pBdr/>
-        <w:spacing/>
-        <w:ind/>
-        <w:rPr>
-          <w:highlight w:val="none"/>
-        </w:rPr>
-      </w:pPr>
-      <w:r>
-        <w:rPr>
-          <w:highlight w:val="none"/>
-        </w:rPr>
-      </w:r>
-      <w:r/>
-      <w:r>
-        <w:rPr>
-          <w:highlight w:val="none"/>
-        </w:rPr>
-      </w:r>
-      <w:r>
-        <w:rPr>
-          <w:b/>
-          <w:bCs/>
-          <w:highlight w:val="none"/>
-        </w:rPr>
-      </w:r>
-    </w:p>
-    <w:p>
-      <w:pPr>
-        <w:pBdr/>
-        <w:spacing/>
-        <w:ind/>
-        <w:rPr>
-          <w:highlight w:val="none"/>
-        </w:rPr>
-      </w:pPr>
-      <w:r>
-        <w:rPr>
-          <w:highlight w:val="none"/>
-        </w:rPr>
-      </w:r>
-      <w:r>
-        <w:rPr>
-          <w:highlight w:val="none"/>
-        </w:rPr>
-      </w:r>
-      <w:r/>
-      <w:r>
-        <w:rPr>
-          <w:highlight w:val="none"/>
-        </w:rPr>
-      </w:r>
-      <w:r>
-        <w:rPr>
-          <w:b/>
-          <w:bCs/>
-          <w:highlight w:val="none"/>
-        </w:rPr>
-      </w:r>
-    </w:p>
-    <w:p>
-      <w:pPr>
-        <w:pBdr/>
-        <w:spacing/>
-        <w:ind/>
-        <w:rPr>
-          <w:highlight w:val="none"/>
-        </w:rPr>
-      </w:pPr>
-      <w:r>
-        <w:rPr>
-          <w:highlight w:val="none"/>
-        </w:rPr>
-      </w:r>
-      <w:r/>
-      <w:r>
-        <w:rPr>
-          <w:highlight w:val="none"/>
-        </w:rPr>
-      </w:r>
-      <w:r/>
-      <w:r>
-        <w:rPr>
-          <w:highlight w:val="none"/>
-        </w:rPr>
-      </w:r>
-      <w:r>
-        <w:rPr>
-          <w:b/>
-          <w:bCs/>
-          <w:highlight w:val="none"/>
-        </w:rPr>
-      </w:r>
-    </w:p>
-    <w:p>
-      <w:pPr>
-        <w:pBdr/>
-        <w:spacing/>
-        <w:ind/>
-        <w:rPr>
-          <w:b/>
-          <w:bCs/>
-          <w:highlight w:val="none"/>
-        </w:rPr>
-      </w:pPr>
-      <w:r>
-        <w:rPr>
-          <w:highlight w:val="none"/>
-        </w:rPr>
-      </w:r>
-      <w:r/>
-      <w:r>
-        <w:rPr>
-          <w:highlight w:val="none"/>
-        </w:rPr>
-      </w:r>
-      <w:r>
-        <w:rPr>
-          <w:highlight w:val="none"/>
-        </w:rPr>
-      </w:r>
-      <w:r>
-        <w:rPr>
           <w:highlight w:val="none"/>
         </w:rPr>
       </w:r>
@@ -890,7 +861,6 @@
           <w:highlight w:val="none"/>
         </w:rPr>
       </w:r>
-      <w:r/>
     </w:p>
     <w:p>
       <w:pPr>
@@ -985,7 +955,6 @@
           <w:highlight w:val="none"/>
         </w:rPr>
       </w:r>
-      <w:r/>
     </w:p>
     <w:p>
       <w:pPr>
@@ -1001,7 +970,6 @@
           <w:highlight w:val="none"/>
         </w:rPr>
       </w:r>
-      <w:r/>
       <w:r>
         <mc:AlternateContent>
           <mc:Choice Requires="wpg">
@@ -1071,7 +1039,6 @@
           </mc:Fallback>
         </mc:AlternateContent>
       </w:r>
-      <w:r/>
       <w:r>
         <w:rPr>
           <w:highlight w:val="none"/>
@@ -1082,7 +1049,6 @@
           <w:highlight w:val="none"/>
         </w:rPr>
       </w:r>
-      <w:r/>
     </w:p>
     <w:p>
       <w:pPr>
@@ -1374,9 +1340,6 @@
           </mc:Fallback>
         </mc:AlternateContent>
       </w:r>
-      <w:r/>
-      <w:r/>
-      <w:r/>
       <w:r>
         <w:rPr>
           <w:highlight w:val="none"/>
@@ -1387,7 +1350,6 @@
           <w:highlight w:val="none"/>
         </w:rPr>
       </w:r>
-      <w:r/>
     </w:p>
     <w:p>
       <w:pPr>
@@ -1472,7 +1434,11 @@
           </mc:Fallback>
         </mc:AlternateContent>
       </w:r>
-      <w:r/>
+      <w:r>
+        <w:rPr>
+          <w:highlight w:val="none"/>
+        </w:rPr>
+      </w:r>
     </w:p>
     <w:p>
       <w:pPr>
@@ -1562,42 +1528,21 @@
           <w:highlight w:val="none"/>
         </w:rPr>
       </w:r>
-    </w:p>
-    <w:p>
-      <w:pPr>
-        <w:pBdr/>
-        <w:spacing/>
-        <w:ind/>
-        <w:rPr>
-          <w:highlight w:val="none"/>
-        </w:rPr>
-      </w:pPr>
       <w:r>
         <w:rPr>
           <w:highlight w:val="none"/>
         </w:rPr>
       </w:r>
-      <w:r/>
-      <w:r>
+    </w:p>
+    <w:p>
+      <w:pPr>
+        <w:pBdr/>
+        <w:spacing/>
+        <w:ind/>
         <w:rPr>
           <w:highlight w:val="none"/>
         </w:rPr>
-      </w:r>
-      <w:r>
-        <w:rPr>
-          <w:highlight w:val="none"/>
-        </w:rPr>
-      </w:r>
-      <w:r>
-        <w:rPr>
-          <w:highlight w:val="none"/>
-        </w:rPr>
-      </w:r>
-      <w:r>
-        <w:rPr>
-          <w:highlight w:val="none"/>
-        </w:rPr>
-      </w:r>
+      </w:pPr>
       <w:r>
         <w:rPr>
           <w:highlight w:val="none"/>
@@ -1703,6 +1648,185 @@
         </w:rPr>
       </w:r>
       <w:r>
+        <mc:AlternateContent>
+          <mc:Choice Requires="wpg">
+            <w:drawing>
+              <wp:inline xmlns:wp="http://schemas.openxmlformats.org/drawingml/2006/wordprocessingDrawing" distT="0" distB="0" distL="0" distR="0">
+                <wp:extent cx="5940425" cy="4503786"/>
+                <wp:effectExtent l="0" t="0" r="0" b="0"/>
+                <wp:docPr id="18" name=""/>
+                <wp:cNvGraphicFramePr>
+                  <a:graphicFrameLocks xmlns:a="http://schemas.openxmlformats.org/drawingml/2006/main" noChangeAspect="1"/>
+                </wp:cNvGraphicFramePr>
+                <a:graphic xmlns:a="http://schemas.openxmlformats.org/drawingml/2006/main">
+                  <a:graphicData uri="http://schemas.openxmlformats.org/drawingml/2006/picture">
+                    <pic:pic xmlns:pic="http://schemas.openxmlformats.org/drawingml/2006/picture">
+                      <pic:nvPicPr>
+                        <pic:cNvPr id="1427200045" name=""/>
+                        <pic:cNvPicPr>
+                          <a:picLocks noChangeAspect="1"/>
+                        </pic:cNvPicPr>
+                        <pic:nvPr/>
+                      </pic:nvPicPr>
+                      <pic:blipFill rotWithShape="1">
+                        <a:blip r:embed="rId25"/>
+                        <a:stretch/>
+                      </pic:blipFill>
+                      <pic:spPr bwMode="auto">
+                        <a:xfrm>
+                          <a:off x="0" y="0"/>
+                          <a:ext cx="5940424" cy="4503786"/>
+                        </a:xfrm>
+                        <a:prstGeom prst="rect">
+                          <a:avLst/>
+                        </a:prstGeom>
+                      </pic:spPr>
+                    </pic:pic>
+                  </a:graphicData>
+                </a:graphic>
+              </wp:inline>
+            </w:drawing>
+          </mc:Choice>
+          <mc:Fallback>
+            <w:pict>
+              <v:shapetype id="_x0000_t75" coordsize="21600,21600" o:spt="75" o:preferrelative="t" path="m@4@5l@4@11@9@11@9@5xe" filled="f" stroked="f">
+                <v:stroke joinstyle="miter"/>
+                <v:formulas>
+                  <v:f eqn="if lineDrawn pixelLineWidth 0"/>
+                  <v:f eqn="sum @0 1 0"/>
+                  <v:f eqn="sum 0 0 @1"/>
+                  <v:f eqn="prod @2 1 2"/>
+                  <v:f eqn="prod @3 21600 pixelWidth"/>
+                  <v:f eqn="prod @3 21600 pixelHeight"/>
+                  <v:f eqn="sum @0 0 1"/>
+                  <v:f eqn="prod @6 1 2"/>
+                  <v:f eqn="prod @7 21600 pixelWidth"/>
+                  <v:f eqn="sum @8 21600 0"/>
+                  <v:f eqn="prod @7 21600 pixelHeight"/>
+                  <v:f eqn="sum @10 21600 0"/>
+                </v:formulas>
+                <v:path o:extrusionok="f" gradientshapeok="t" o:connecttype="rect"/>
+                <o:lock v:ext="edit" aspectratio="t"/>
+              </v:shapetype>
+              <v:shape id="_x0000_i17" o:spid="_x0000_s17" type="#_x0000_t75" style="width:467.75pt;height:354.63pt;mso-wrap-distance-left:0.00pt;mso-wrap-distance-top:0.00pt;mso-wrap-distance-right:0.00pt;mso-wrap-distance-bottom:0.00pt;z-index:1;" stroked="false">
+                <v:imagedata r:id="rId25" o:title=""/>
+                <o:lock v:ext="edit" rotation="t"/>
+              </v:shape>
+            </w:pict>
+          </mc:Fallback>
+        </mc:AlternateContent>
+      </w:r>
+      <w:r>
+        <w:rPr>
+          <w:highlight w:val="none"/>
+        </w:rPr>
+      </w:r>
+      <w:r>
+        <w:rPr>
+          <w:highlight w:val="none"/>
+        </w:rPr>
+      </w:r>
+    </w:p>
+    <w:p>
+      <w:pPr>
+        <w:pBdr/>
+        <w:spacing/>
+        <w:ind/>
+        <w:rPr>
+          <w:highlight w:val="none"/>
+        </w:rPr>
+      </w:pPr>
+      <w:r>
+        <w:rPr>
+          <w:highlight w:val="none"/>
+        </w:rPr>
+      </w:r>
+      <w:r>
+        <mc:AlternateContent>
+          <mc:Choice Requires="wpg">
+            <w:drawing>
+              <wp:inline xmlns:wp="http://schemas.openxmlformats.org/drawingml/2006/wordprocessingDrawing" distT="0" distB="0" distL="0" distR="0">
+                <wp:extent cx="5940425" cy="4197150"/>
+                <wp:effectExtent l="0" t="0" r="0" b="0"/>
+                <wp:docPr id="19" name=""/>
+                <wp:cNvGraphicFramePr>
+                  <a:graphicFrameLocks xmlns:a="http://schemas.openxmlformats.org/drawingml/2006/main" noChangeAspect="1"/>
+                </wp:cNvGraphicFramePr>
+                <a:graphic xmlns:a="http://schemas.openxmlformats.org/drawingml/2006/main">
+                  <a:graphicData uri="http://schemas.openxmlformats.org/drawingml/2006/picture">
+                    <pic:pic xmlns:pic="http://schemas.openxmlformats.org/drawingml/2006/picture">
+                      <pic:nvPicPr>
+                        <pic:cNvPr id="764639418" name=""/>
+                        <pic:cNvPicPr>
+                          <a:picLocks noChangeAspect="1"/>
+                        </pic:cNvPicPr>
+                        <pic:nvPr/>
+                      </pic:nvPicPr>
+                      <pic:blipFill rotWithShape="1">
+                        <a:blip r:embed="rId26"/>
+                        <a:stretch/>
+                      </pic:blipFill>
+                      <pic:spPr bwMode="auto">
+                        <a:xfrm>
+                          <a:off x="0" y="0"/>
+                          <a:ext cx="5940424" cy="4197150"/>
+                        </a:xfrm>
+                        <a:prstGeom prst="rect">
+                          <a:avLst/>
+                        </a:prstGeom>
+                      </pic:spPr>
+                    </pic:pic>
+                  </a:graphicData>
+                </a:graphic>
+              </wp:inline>
+            </w:drawing>
+          </mc:Choice>
+          <mc:Fallback>
+            <w:pict>
+              <v:shapetype id="_x0000_t75" coordsize="21600,21600" o:spt="75" o:preferrelative="t" path="m@4@5l@4@11@9@11@9@5xe" filled="f" stroked="f">
+                <v:stroke joinstyle="miter"/>
+                <v:formulas>
+                  <v:f eqn="if lineDrawn pixelLineWidth 0"/>
+                  <v:f eqn="sum @0 1 0"/>
+                  <v:f eqn="sum 0 0 @1"/>
+                  <v:f eqn="prod @2 1 2"/>
+                  <v:f eqn="prod @3 21600 pixelWidth"/>
+                  <v:f eqn="prod @3 21600 pixelHeight"/>
+                  <v:f eqn="sum @0 0 1"/>
+                  <v:f eqn="prod @6 1 2"/>
+                  <v:f eqn="prod @7 21600 pixelWidth"/>
+                  <v:f eqn="sum @8 21600 0"/>
+                  <v:f eqn="prod @7 21600 pixelHeight"/>
+                  <v:f eqn="sum @10 21600 0"/>
+                </v:formulas>
+                <v:path o:extrusionok="f" gradientshapeok="t" o:connecttype="rect"/>
+                <o:lock v:ext="edit" aspectratio="t"/>
+              </v:shapetype>
+              <v:shape id="_x0000_i18" o:spid="_x0000_s18" type="#_x0000_t75" style="width:467.75pt;height:330.48pt;mso-wrap-distance-left:0.00pt;mso-wrap-distance-top:0.00pt;mso-wrap-distance-right:0.00pt;mso-wrap-distance-bottom:0.00pt;z-index:1;" stroked="false">
+                <v:imagedata r:id="rId26" o:title=""/>
+                <o:lock v:ext="edit" rotation="t"/>
+              </v:shape>
+            </w:pict>
+          </mc:Fallback>
+        </mc:AlternateContent>
+      </w:r>
+      <w:r>
+        <w:rPr>
+          <w:highlight w:val="none"/>
+        </w:rPr>
+      </w:r>
+      <w:r/>
+      <w:r>
+        <w:rPr>
+          <w:highlight w:val="none"/>
+        </w:rPr>
+      </w:r>
+      <w:r>
+        <w:rPr>
+          <w:highlight w:val="none"/>
+        </w:rPr>
+      </w:r>
+      <w:r>
         <w:rPr>
           <w:highlight w:val="none"/>
         </w:rPr>
@@ -1730,7 +1854,6 @@
         <w:ind/>
         <w:rPr/>
       </w:pPr>
-      <w:r/>
       <w:r>
         <w:separator/>
       </w:r>
@@ -1745,7 +1868,6 @@
         <w:ind/>
         <w:rPr/>
       </w:pPr>
-      <w:r/>
       <w:r>
         <w:continuationSeparator/>
       </w:r>
@@ -1765,7 +1887,6 @@
         <w:ind/>
         <w:rPr/>
       </w:pPr>
-      <w:r/>
       <w:r>
         <w:separator/>
       </w:r>
@@ -1780,7 +1901,6 @@
         <w:ind/>
         <w:rPr/>
       </w:pPr>
-      <w:r/>
       <w:r>
         <w:continuationSeparator/>
       </w:r>
@@ -1948,9 +2068,9 @@
     <w:lsdException w:name="Bibliography" w:uiPriority="37"/>
     <w:lsdException w:name="TOC Heading" w:uiPriority="39" w:qFormat="1"/>
   </w:latentStyles>
-  <w:style w:type="table" w:styleId="12">
+  <w:style w:type="table" w:styleId="701">
     <w:name w:val="Table Grid"/>
-    <w:basedOn w:val="665"/>
+    <w:basedOn w:val="887"/>
     <w:uiPriority w:val="59"/>
     <w:pPr>
       <w:pBdr/>
@@ -2147,9 +2267,9 @@
       </w:tcPr>
     </w:tblStylePr>
   </w:style>
-  <w:style w:type="table" w:styleId="13">
+  <w:style w:type="table" w:styleId="702">
     <w:name w:val="Table Grid Light"/>
-    <w:basedOn w:val="665"/>
+    <w:basedOn w:val="887"/>
     <w:uiPriority w:val="59"/>
     <w:pPr>
       <w:pBdr/>
@@ -2346,9 +2466,9 @@
       </w:tcPr>
     </w:tblStylePr>
   </w:style>
-  <w:style w:type="table" w:styleId="14">
+  <w:style w:type="table" w:styleId="703">
     <w:name w:val="Plain Table 1"/>
-    <w:basedOn w:val="665"/>
+    <w:basedOn w:val="887"/>
     <w:uiPriority w:val="59"/>
     <w:pPr>
       <w:pBdr/>
@@ -2571,9 +2691,9 @@
       </w:tcPr>
     </w:tblStylePr>
   </w:style>
-  <w:style w:type="table" w:styleId="15">
+  <w:style w:type="table" w:styleId="704">
     <w:name w:val="Plain Table 2"/>
-    <w:basedOn w:val="665"/>
+    <w:basedOn w:val="887"/>
     <w:uiPriority w:val="59"/>
     <w:pPr>
       <w:pBdr/>
@@ -2804,9 +2924,9 @@
       </w:tcPr>
     </w:tblStylePr>
   </w:style>
-  <w:style w:type="table" w:styleId="16">
+  <w:style w:type="table" w:styleId="705">
     <w:name w:val="Plain Table 3"/>
-    <w:basedOn w:val="665"/>
+    <w:basedOn w:val="887"/>
     <w:uiPriority w:val="99"/>
     <w:pPr>
       <w:pBdr/>
@@ -3034,9 +3154,9 @@
       </w:tcPr>
     </w:tblStylePr>
   </w:style>
-  <w:style w:type="table" w:styleId="17">
+  <w:style w:type="table" w:styleId="706">
     <w:name w:val="Plain Table 4"/>
-    <w:basedOn w:val="665"/>
+    <w:basedOn w:val="887"/>
     <w:uiPriority w:val="99"/>
     <w:pPr>
       <w:pBdr/>
@@ -3250,9 +3370,9 @@
       </w:tcPr>
     </w:tblStylePr>
   </w:style>
-  <w:style w:type="table" w:styleId="18">
+  <w:style w:type="table" w:styleId="707">
     <w:name w:val="Plain Table 5"/>
-    <w:basedOn w:val="665"/>
+    <w:basedOn w:val="887"/>
     <w:uiPriority w:val="99"/>
     <w:pPr>
       <w:pBdr/>
@@ -3483,9 +3603,9 @@
       </w:tcPr>
     </w:tblStylePr>
   </w:style>
-  <w:style w:type="table" w:styleId="19">
+  <w:style w:type="table" w:styleId="708">
     <w:name w:val="Grid Table 1 Light"/>
-    <w:basedOn w:val="665"/>
+    <w:basedOn w:val="887"/>
     <w:uiPriority w:val="99"/>
     <w:pPr>
       <w:pBdr/>
@@ -3706,9 +3826,9 @@
       </w:tcPr>
     </w:tblStylePr>
   </w:style>
-  <w:style w:type="table" w:styleId="20">
+  <w:style w:type="table" w:styleId="709">
     <w:name w:val="Grid Table 1 Light - Accent 1"/>
-    <w:basedOn w:val="665"/>
+    <w:basedOn w:val="887"/>
     <w:uiPriority w:val="99"/>
     <w:pPr>
       <w:pBdr/>
@@ -3929,9 +4049,9 @@
       </w:tcPr>
     </w:tblStylePr>
   </w:style>
-  <w:style w:type="table" w:styleId="21">
+  <w:style w:type="table" w:styleId="710">
     <w:name w:val="Grid Table 1 Light - Accent 2"/>
-    <w:basedOn w:val="665"/>
+    <w:basedOn w:val="887"/>
     <w:uiPriority w:val="99"/>
     <w:pPr>
       <w:pBdr/>
@@ -4152,9 +4272,9 @@
       </w:tcPr>
     </w:tblStylePr>
   </w:style>
-  <w:style w:type="table" w:styleId="22">
+  <w:style w:type="table" w:styleId="711">
     <w:name w:val="Grid Table 1 Light - Accent 3"/>
-    <w:basedOn w:val="665"/>
+    <w:basedOn w:val="887"/>
     <w:uiPriority w:val="99"/>
     <w:pPr>
       <w:pBdr/>
@@ -4375,9 +4495,9 @@
       </w:tcPr>
     </w:tblStylePr>
   </w:style>
-  <w:style w:type="table" w:styleId="23">
+  <w:style w:type="table" w:styleId="712">
     <w:name w:val="Grid Table 1 Light - Accent 4"/>
-    <w:basedOn w:val="665"/>
+    <w:basedOn w:val="887"/>
     <w:uiPriority w:val="99"/>
     <w:pPr>
       <w:pBdr/>
@@ -4598,9 +4718,9 @@
       </w:tcPr>
     </w:tblStylePr>
   </w:style>
-  <w:style w:type="table" w:styleId="24">
+  <w:style w:type="table" w:styleId="713">
     <w:name w:val="Grid Table 1 Light - Accent 5"/>
-    <w:basedOn w:val="665"/>
+    <w:basedOn w:val="887"/>
     <w:uiPriority w:val="99"/>
     <w:pPr>
       <w:pBdr/>
@@ -4821,9 +4941,9 @@
       </w:tcPr>
     </w:tblStylePr>
   </w:style>
-  <w:style w:type="table" w:styleId="25">
+  <w:style w:type="table" w:styleId="714">
     <w:name w:val="Grid Table 1 Light - Accent 6"/>
-    <w:basedOn w:val="665"/>
+    <w:basedOn w:val="887"/>
     <w:uiPriority w:val="99"/>
     <w:pPr>
       <w:pBdr/>
@@ -5044,9 +5164,9 @@
       </w:tcPr>
     </w:tblStylePr>
   </w:style>
-  <w:style w:type="table" w:styleId="26">
+  <w:style w:type="table" w:styleId="715">
     <w:name w:val="Grid Table 2"/>
-    <w:basedOn w:val="665"/>
+    <w:basedOn w:val="887"/>
     <w:uiPriority w:val="99"/>
     <w:pPr>
       <w:pBdr/>
@@ -5276,9 +5396,9 @@
       </w:tcPr>
     </w:tblStylePr>
   </w:style>
-  <w:style w:type="table" w:styleId="27">
+  <w:style w:type="table" w:styleId="716">
     <w:name w:val="Grid Table 2 - Accent 1"/>
-    <w:basedOn w:val="665"/>
+    <w:basedOn w:val="887"/>
     <w:uiPriority w:val="99"/>
     <w:pPr>
       <w:pBdr/>
@@ -5508,9 +5628,9 @@
       </w:tcPr>
     </w:tblStylePr>
   </w:style>
-  <w:style w:type="table" w:styleId="28">
+  <w:style w:type="table" w:styleId="717">
     <w:name w:val="Grid Table 2 - Accent 2"/>
-    <w:basedOn w:val="665"/>
+    <w:basedOn w:val="887"/>
     <w:uiPriority w:val="99"/>
     <w:pPr>
       <w:pBdr/>
@@ -5740,9 +5860,9 @@
       </w:tcPr>
     </w:tblStylePr>
   </w:style>
-  <w:style w:type="table" w:styleId="29">
+  <w:style w:type="table" w:styleId="718">
     <w:name w:val="Grid Table 2 - Accent 3"/>
-    <w:basedOn w:val="665"/>
+    <w:basedOn w:val="887"/>
     <w:uiPriority w:val="99"/>
     <w:pPr>
       <w:pBdr/>
@@ -5972,9 +6092,9 @@
       </w:tcPr>
     </w:tblStylePr>
   </w:style>
-  <w:style w:type="table" w:styleId="30">
+  <w:style w:type="table" w:styleId="719">
     <w:name w:val="Grid Table 2 - Accent 4"/>
-    <w:basedOn w:val="665"/>
+    <w:basedOn w:val="887"/>
     <w:uiPriority w:val="99"/>
     <w:pPr>
       <w:pBdr/>
@@ -6204,9 +6324,9 @@
       </w:tcPr>
     </w:tblStylePr>
   </w:style>
-  <w:style w:type="table" w:styleId="31">
+  <w:style w:type="table" w:styleId="720">
     <w:name w:val="Grid Table 2 - Accent 5"/>
-    <w:basedOn w:val="665"/>
+    <w:basedOn w:val="887"/>
     <w:uiPriority w:val="99"/>
     <w:pPr>
       <w:pBdr/>
@@ -6436,9 +6556,9 @@
       </w:tcPr>
     </w:tblStylePr>
   </w:style>
-  <w:style w:type="table" w:styleId="32">
+  <w:style w:type="table" w:styleId="721">
     <w:name w:val="Grid Table 2 - Accent 6"/>
-    <w:basedOn w:val="665"/>
+    <w:basedOn w:val="887"/>
     <w:uiPriority w:val="99"/>
     <w:pPr>
       <w:pBdr/>
@@ -6668,9 +6788,9 @@
       </w:tcPr>
     </w:tblStylePr>
   </w:style>
-  <w:style w:type="table" w:styleId="33">
+  <w:style w:type="table" w:styleId="722">
     <w:name w:val="Grid Table 3"/>
-    <w:basedOn w:val="665"/>
+    <w:basedOn w:val="887"/>
     <w:uiPriority w:val="99"/>
     <w:pPr>
       <w:pBdr/>
@@ -6769,29 +6889,6 @@
         <w:tblBorders/>
       </w:tblPr>
       <w:tcPr>
-        <w:shd w:color="ffffff"/>
-        <w:tcBorders>
-          <w:top w:val="none" w:color="000000" w:sz="4" w:space="0"/>
-          <w:left w:val="none" w:color="000000" w:sz="4" w:space="0"/>
-          <w:bottom w:val="none" w:color="000000" w:sz="4" w:space="0"/>
-          <w:right w:val="none" w:color="000000" w:sz="4" w:space="0"/>
-        </w:tcBorders>
-      </w:tcPr>
-    </w:tblStylePr>
-    <w:tblStylePr w:type="firstRow">
-      <w:rPr>
-        <w:b/>
-        <w:color w:val="404040"/>
-      </w:rPr>
-      <w:pPr>
-        <w:pBdr/>
-        <w:spacing/>
-        <w:ind/>
-      </w:pPr>
-      <w:tblPr>
-        <w:tblBorders/>
-      </w:tblPr>
-      <w:tcPr>
         <w:shd w:val="clear" w:color="ffffff"/>
         <w:tcBorders>
           <w:top w:val="none" w:color="000000" w:sz="4" w:space="0"/>
@@ -6801,30 +6898,7 @@
         </w:tcBorders>
       </w:tcPr>
     </w:tblStylePr>
-    <w:tblStylePr w:type="lastCol">
-      <w:rPr>
-        <w:i/>
-        <w:color w:val="404040"/>
-      </w:rPr>
-      <w:pPr>
-        <w:pBdr/>
-        <w:spacing/>
-        <w:ind/>
-      </w:pPr>
-      <w:tblPr>
-        <w:tblBorders/>
-      </w:tblPr>
-      <w:tcPr>
-        <w:shd w:color="ffffff"/>
-        <w:tcBorders>
-          <w:top w:val="none" w:color="000000" w:sz="4" w:space="0"/>
-          <w:left w:val="none" w:color="000000" w:sz="4" w:space="0"/>
-          <w:bottom w:val="none" w:color="000000" w:sz="4" w:space="0"/>
-          <w:right w:val="none" w:color="000000" w:sz="4" w:space="0"/>
-        </w:tcBorders>
-      </w:tcPr>
-    </w:tblStylePr>
-    <w:tblStylePr w:type="lastRow">
+    <w:tblStylePr w:type="firstRow">
       <w:rPr>
         <w:b/>
         <w:color w:val="404040"/>
@@ -6847,6 +6921,52 @@
         </w:tcBorders>
       </w:tcPr>
     </w:tblStylePr>
+    <w:tblStylePr w:type="lastCol">
+      <w:rPr>
+        <w:i/>
+        <w:color w:val="404040"/>
+      </w:rPr>
+      <w:pPr>
+        <w:pBdr/>
+        <w:spacing/>
+        <w:ind/>
+      </w:pPr>
+      <w:tblPr>
+        <w:tblBorders/>
+      </w:tblPr>
+      <w:tcPr>
+        <w:shd w:val="clear" w:color="ffffff"/>
+        <w:tcBorders>
+          <w:top w:val="none" w:color="000000" w:sz="4" w:space="0"/>
+          <w:left w:val="none" w:color="000000" w:sz="4" w:space="0"/>
+          <w:bottom w:val="none" w:color="000000" w:sz="4" w:space="0"/>
+          <w:right w:val="none" w:color="000000" w:sz="4" w:space="0"/>
+        </w:tcBorders>
+      </w:tcPr>
+    </w:tblStylePr>
+    <w:tblStylePr w:type="lastRow">
+      <w:rPr>
+        <w:b/>
+        <w:color w:val="404040"/>
+      </w:rPr>
+      <w:pPr>
+        <w:pBdr/>
+        <w:spacing/>
+        <w:ind/>
+      </w:pPr>
+      <w:tblPr>
+        <w:tblBorders/>
+      </w:tblPr>
+      <w:tcPr>
+        <w:shd w:val="clear" w:color="ffffff"/>
+        <w:tcBorders>
+          <w:top w:val="none" w:color="000000" w:sz="4" w:space="0"/>
+          <w:left w:val="none" w:color="000000" w:sz="4" w:space="0"/>
+          <w:bottom w:val="none" w:color="000000" w:sz="4" w:space="0"/>
+          <w:right w:val="none" w:color="000000" w:sz="4" w:space="0"/>
+        </w:tcBorders>
+      </w:tcPr>
+    </w:tblStylePr>
     <w:tblStylePr w:type="nwCell">
       <w:pPr>
         <w:pBdr/>
@@ -6913,9 +7033,9 @@
       </w:tcPr>
     </w:tblStylePr>
   </w:style>
-  <w:style w:type="table" w:styleId="34">
+  <w:style w:type="table" w:styleId="723">
     <w:name w:val="Grid Table 3 - Accent 1"/>
-    <w:basedOn w:val="665"/>
+    <w:basedOn w:val="887"/>
     <w:uiPriority w:val="99"/>
     <w:pPr>
       <w:pBdr/>
@@ -7014,29 +7134,6 @@
         <w:tblBorders/>
       </w:tblPr>
       <w:tcPr>
-        <w:shd w:color="ffffff"/>
-        <w:tcBorders>
-          <w:top w:val="none" w:color="000000" w:sz="4" w:space="0"/>
-          <w:left w:val="none" w:color="000000" w:sz="4" w:space="0"/>
-          <w:bottom w:val="none" w:color="000000" w:sz="4" w:space="0"/>
-          <w:right w:val="none" w:color="000000" w:sz="4" w:space="0"/>
-        </w:tcBorders>
-      </w:tcPr>
-    </w:tblStylePr>
-    <w:tblStylePr w:type="firstRow">
-      <w:rPr>
-        <w:b/>
-        <w:color w:val="404040"/>
-      </w:rPr>
-      <w:pPr>
-        <w:pBdr/>
-        <w:spacing/>
-        <w:ind/>
-      </w:pPr>
-      <w:tblPr>
-        <w:tblBorders/>
-      </w:tblPr>
-      <w:tcPr>
         <w:shd w:val="clear" w:color="ffffff"/>
         <w:tcBorders>
           <w:top w:val="none" w:color="000000" w:sz="4" w:space="0"/>
@@ -7046,30 +7143,7 @@
         </w:tcBorders>
       </w:tcPr>
     </w:tblStylePr>
-    <w:tblStylePr w:type="lastCol">
-      <w:rPr>
-        <w:i/>
-        <w:color w:val="404040"/>
-      </w:rPr>
-      <w:pPr>
-        <w:pBdr/>
-        <w:spacing/>
-        <w:ind/>
-      </w:pPr>
-      <w:tblPr>
-        <w:tblBorders/>
-      </w:tblPr>
-      <w:tcPr>
-        <w:shd w:color="ffffff"/>
-        <w:tcBorders>
-          <w:top w:val="none" w:color="000000" w:sz="4" w:space="0"/>
-          <w:left w:val="none" w:color="000000" w:sz="4" w:space="0"/>
-          <w:bottom w:val="none" w:color="000000" w:sz="4" w:space="0"/>
-          <w:right w:val="none" w:color="000000" w:sz="4" w:space="0"/>
-        </w:tcBorders>
-      </w:tcPr>
-    </w:tblStylePr>
-    <w:tblStylePr w:type="lastRow">
+    <w:tblStylePr w:type="firstRow">
       <w:rPr>
         <w:b/>
         <w:color w:val="404040"/>
@@ -7092,6 +7166,52 @@
         </w:tcBorders>
       </w:tcPr>
     </w:tblStylePr>
+    <w:tblStylePr w:type="lastCol">
+      <w:rPr>
+        <w:i/>
+        <w:color w:val="404040"/>
+      </w:rPr>
+      <w:pPr>
+        <w:pBdr/>
+        <w:spacing/>
+        <w:ind/>
+      </w:pPr>
+      <w:tblPr>
+        <w:tblBorders/>
+      </w:tblPr>
+      <w:tcPr>
+        <w:shd w:val="clear" w:color="ffffff"/>
+        <w:tcBorders>
+          <w:top w:val="none" w:color="000000" w:sz="4" w:space="0"/>
+          <w:left w:val="none" w:color="000000" w:sz="4" w:space="0"/>
+          <w:bottom w:val="none" w:color="000000" w:sz="4" w:space="0"/>
+          <w:right w:val="none" w:color="000000" w:sz="4" w:space="0"/>
+        </w:tcBorders>
+      </w:tcPr>
+    </w:tblStylePr>
+    <w:tblStylePr w:type="lastRow">
+      <w:rPr>
+        <w:b/>
+        <w:color w:val="404040"/>
+      </w:rPr>
+      <w:pPr>
+        <w:pBdr/>
+        <w:spacing/>
+        <w:ind/>
+      </w:pPr>
+      <w:tblPr>
+        <w:tblBorders/>
+      </w:tblPr>
+      <w:tcPr>
+        <w:shd w:val="clear" w:color="ffffff"/>
+        <w:tcBorders>
+          <w:top w:val="none" w:color="000000" w:sz="4" w:space="0"/>
+          <w:left w:val="none" w:color="000000" w:sz="4" w:space="0"/>
+          <w:bottom w:val="none" w:color="000000" w:sz="4" w:space="0"/>
+          <w:right w:val="none" w:color="000000" w:sz="4" w:space="0"/>
+        </w:tcBorders>
+      </w:tcPr>
+    </w:tblStylePr>
     <w:tblStylePr w:type="nwCell">
       <w:pPr>
         <w:pBdr/>
@@ -7158,9 +7278,9 @@
       </w:tcPr>
     </w:tblStylePr>
   </w:style>
-  <w:style w:type="table" w:styleId="35">
+  <w:style w:type="table" w:styleId="724">
     <w:name w:val="Grid Table 3 - Accent 2"/>
-    <w:basedOn w:val="665"/>
+    <w:basedOn w:val="887"/>
     <w:uiPriority w:val="99"/>
     <w:pPr>
       <w:pBdr/>
@@ -7259,29 +7379,6 @@
         <w:tblBorders/>
       </w:tblPr>
       <w:tcPr>
-        <w:shd w:color="ffffff"/>
-        <w:tcBorders>
-          <w:top w:val="none" w:color="000000" w:sz="4" w:space="0"/>
-          <w:left w:val="none" w:color="000000" w:sz="4" w:space="0"/>
-          <w:bottom w:val="none" w:color="000000" w:sz="4" w:space="0"/>
-          <w:right w:val="none" w:color="000000" w:sz="4" w:space="0"/>
-        </w:tcBorders>
-      </w:tcPr>
-    </w:tblStylePr>
-    <w:tblStylePr w:type="firstRow">
-      <w:rPr>
-        <w:b/>
-        <w:color w:val="404040"/>
-      </w:rPr>
-      <w:pPr>
-        <w:pBdr/>
-        <w:spacing/>
-        <w:ind/>
-      </w:pPr>
-      <w:tblPr>
-        <w:tblBorders/>
-      </w:tblPr>
-      <w:tcPr>
         <w:shd w:val="clear" w:color="ffffff"/>
         <w:tcBorders>
           <w:top w:val="none" w:color="000000" w:sz="4" w:space="0"/>
@@ -7291,30 +7388,7 @@
         </w:tcBorders>
       </w:tcPr>
     </w:tblStylePr>
-    <w:tblStylePr w:type="lastCol">
-      <w:rPr>
-        <w:i/>
-        <w:color w:val="404040"/>
-      </w:rPr>
-      <w:pPr>
-        <w:pBdr/>
-        <w:spacing/>
-        <w:ind/>
-      </w:pPr>
-      <w:tblPr>
-        <w:tblBorders/>
-      </w:tblPr>
-      <w:tcPr>
-        <w:shd w:color="ffffff"/>
-        <w:tcBorders>
-          <w:top w:val="none" w:color="000000" w:sz="4" w:space="0"/>
-          <w:left w:val="none" w:color="000000" w:sz="4" w:space="0"/>
-          <w:bottom w:val="none" w:color="000000" w:sz="4" w:space="0"/>
-          <w:right w:val="none" w:color="000000" w:sz="4" w:space="0"/>
-        </w:tcBorders>
-      </w:tcPr>
-    </w:tblStylePr>
-    <w:tblStylePr w:type="lastRow">
+    <w:tblStylePr w:type="firstRow">
       <w:rPr>
         <w:b/>
         <w:color w:val="404040"/>
@@ -7337,6 +7411,52 @@
         </w:tcBorders>
       </w:tcPr>
     </w:tblStylePr>
+    <w:tblStylePr w:type="lastCol">
+      <w:rPr>
+        <w:i/>
+        <w:color w:val="404040"/>
+      </w:rPr>
+      <w:pPr>
+        <w:pBdr/>
+        <w:spacing/>
+        <w:ind/>
+      </w:pPr>
+      <w:tblPr>
+        <w:tblBorders/>
+      </w:tblPr>
+      <w:tcPr>
+        <w:shd w:val="clear" w:color="ffffff"/>
+        <w:tcBorders>
+          <w:top w:val="none" w:color="000000" w:sz="4" w:space="0"/>
+          <w:left w:val="none" w:color="000000" w:sz="4" w:space="0"/>
+          <w:bottom w:val="none" w:color="000000" w:sz="4" w:space="0"/>
+          <w:right w:val="none" w:color="000000" w:sz="4" w:space="0"/>
+        </w:tcBorders>
+      </w:tcPr>
+    </w:tblStylePr>
+    <w:tblStylePr w:type="lastRow">
+      <w:rPr>
+        <w:b/>
+        <w:color w:val="404040"/>
+      </w:rPr>
+      <w:pPr>
+        <w:pBdr/>
+        <w:spacing/>
+        <w:ind/>
+      </w:pPr>
+      <w:tblPr>
+        <w:tblBorders/>
+      </w:tblPr>
+      <w:tcPr>
+        <w:shd w:val="clear" w:color="ffffff"/>
+        <w:tcBorders>
+          <w:top w:val="none" w:color="000000" w:sz="4" w:space="0"/>
+          <w:left w:val="none" w:color="000000" w:sz="4" w:space="0"/>
+          <w:bottom w:val="none" w:color="000000" w:sz="4" w:space="0"/>
+          <w:right w:val="none" w:color="000000" w:sz="4" w:space="0"/>
+        </w:tcBorders>
+      </w:tcPr>
+    </w:tblStylePr>
     <w:tblStylePr w:type="nwCell">
       <w:pPr>
         <w:pBdr/>
@@ -7403,9 +7523,9 @@
       </w:tcPr>
     </w:tblStylePr>
   </w:style>
-  <w:style w:type="table" w:styleId="36">
+  <w:style w:type="table" w:styleId="725">
     <w:name w:val="Grid Table 3 - Accent 3"/>
-    <w:basedOn w:val="665"/>
+    <w:basedOn w:val="887"/>
     <w:uiPriority w:val="99"/>
     <w:pPr>
       <w:pBdr/>
@@ -7504,29 +7624,6 @@
         <w:tblBorders/>
       </w:tblPr>
       <w:tcPr>
-        <w:shd w:color="ffffff"/>
-        <w:tcBorders>
-          <w:top w:val="none" w:color="000000" w:sz="4" w:space="0"/>
-          <w:left w:val="none" w:color="000000" w:sz="4" w:space="0"/>
-          <w:bottom w:val="none" w:color="000000" w:sz="4" w:space="0"/>
-          <w:right w:val="none" w:color="000000" w:sz="4" w:space="0"/>
-        </w:tcBorders>
-      </w:tcPr>
-    </w:tblStylePr>
-    <w:tblStylePr w:type="firstRow">
-      <w:rPr>
-        <w:b/>
-        <w:color w:val="404040"/>
-      </w:rPr>
-      <w:pPr>
-        <w:pBdr/>
-        <w:spacing/>
-        <w:ind/>
-      </w:pPr>
-      <w:tblPr>
-        <w:tblBorders/>
-      </w:tblPr>
-      <w:tcPr>
         <w:shd w:val="clear" w:color="ffffff"/>
         <w:tcBorders>
           <w:top w:val="none" w:color="000000" w:sz="4" w:space="0"/>
@@ -7536,30 +7633,7 @@
         </w:tcBorders>
       </w:tcPr>
     </w:tblStylePr>
-    <w:tblStylePr w:type="lastCol">
-      <w:rPr>
-        <w:i/>
-        <w:color w:val="404040"/>
-      </w:rPr>
-      <w:pPr>
-        <w:pBdr/>
-        <w:spacing/>
-        <w:ind/>
-      </w:pPr>
-      <w:tblPr>
-        <w:tblBorders/>
-      </w:tblPr>
-      <w:tcPr>
-        <w:shd w:color="ffffff"/>
-        <w:tcBorders>
-          <w:top w:val="none" w:color="000000" w:sz="4" w:space="0"/>
-          <w:left w:val="none" w:color="000000" w:sz="4" w:space="0"/>
-          <w:bottom w:val="none" w:color="000000" w:sz="4" w:space="0"/>
-          <w:right w:val="none" w:color="000000" w:sz="4" w:space="0"/>
-        </w:tcBorders>
-      </w:tcPr>
-    </w:tblStylePr>
-    <w:tblStylePr w:type="lastRow">
+    <w:tblStylePr w:type="firstRow">
       <w:rPr>
         <w:b/>
         <w:color w:val="404040"/>
@@ -7582,6 +7656,52 @@
         </w:tcBorders>
       </w:tcPr>
     </w:tblStylePr>
+    <w:tblStylePr w:type="lastCol">
+      <w:rPr>
+        <w:i/>
+        <w:color w:val="404040"/>
+      </w:rPr>
+      <w:pPr>
+        <w:pBdr/>
+        <w:spacing/>
+        <w:ind/>
+      </w:pPr>
+      <w:tblPr>
+        <w:tblBorders/>
+      </w:tblPr>
+      <w:tcPr>
+        <w:shd w:val="clear" w:color="ffffff"/>
+        <w:tcBorders>
+          <w:top w:val="none" w:color="000000" w:sz="4" w:space="0"/>
+          <w:left w:val="none" w:color="000000" w:sz="4" w:space="0"/>
+          <w:bottom w:val="none" w:color="000000" w:sz="4" w:space="0"/>
+          <w:right w:val="none" w:color="000000" w:sz="4" w:space="0"/>
+        </w:tcBorders>
+      </w:tcPr>
+    </w:tblStylePr>
+    <w:tblStylePr w:type="lastRow">
+      <w:rPr>
+        <w:b/>
+        <w:color w:val="404040"/>
+      </w:rPr>
+      <w:pPr>
+        <w:pBdr/>
+        <w:spacing/>
+        <w:ind/>
+      </w:pPr>
+      <w:tblPr>
+        <w:tblBorders/>
+      </w:tblPr>
+      <w:tcPr>
+        <w:shd w:val="clear" w:color="ffffff"/>
+        <w:tcBorders>
+          <w:top w:val="none" w:color="000000" w:sz="4" w:space="0"/>
+          <w:left w:val="none" w:color="000000" w:sz="4" w:space="0"/>
+          <w:bottom w:val="none" w:color="000000" w:sz="4" w:space="0"/>
+          <w:right w:val="none" w:color="000000" w:sz="4" w:space="0"/>
+        </w:tcBorders>
+      </w:tcPr>
+    </w:tblStylePr>
     <w:tblStylePr w:type="nwCell">
       <w:pPr>
         <w:pBdr/>
@@ -7648,9 +7768,9 @@
       </w:tcPr>
     </w:tblStylePr>
   </w:style>
-  <w:style w:type="table" w:styleId="37">
+  <w:style w:type="table" w:styleId="726">
     <w:name w:val="Grid Table 3 - Accent 4"/>
-    <w:basedOn w:val="665"/>
+    <w:basedOn w:val="887"/>
     <w:uiPriority w:val="99"/>
     <w:pPr>
       <w:pBdr/>
@@ -7749,29 +7869,6 @@
         <w:tblBorders/>
       </w:tblPr>
       <w:tcPr>
-        <w:shd w:color="ffffff"/>
-        <w:tcBorders>
-          <w:top w:val="none" w:color="000000" w:sz="4" w:space="0"/>
-          <w:left w:val="none" w:color="000000" w:sz="4" w:space="0"/>
-          <w:bottom w:val="none" w:color="000000" w:sz="4" w:space="0"/>
-          <w:right w:val="none" w:color="000000" w:sz="4" w:space="0"/>
-        </w:tcBorders>
-      </w:tcPr>
-    </w:tblStylePr>
-    <w:tblStylePr w:type="firstRow">
-      <w:rPr>
-        <w:b/>
-        <w:color w:val="404040"/>
-      </w:rPr>
-      <w:pPr>
-        <w:pBdr/>
-        <w:spacing/>
-        <w:ind/>
-      </w:pPr>
-      <w:tblPr>
-        <w:tblBorders/>
-      </w:tblPr>
-      <w:tcPr>
         <w:shd w:val="clear" w:color="ffffff"/>
         <w:tcBorders>
           <w:top w:val="none" w:color="000000" w:sz="4" w:space="0"/>
@@ -7781,30 +7878,7 @@
         </w:tcBorders>
       </w:tcPr>
     </w:tblStylePr>
-    <w:tblStylePr w:type="lastCol">
-      <w:rPr>
-        <w:i/>
-        <w:color w:val="404040"/>
-      </w:rPr>
-      <w:pPr>
-        <w:pBdr/>
-        <w:spacing/>
-        <w:ind/>
-      </w:pPr>
-      <w:tblPr>
-        <w:tblBorders/>
-      </w:tblPr>
-      <w:tcPr>
-        <w:shd w:color="ffffff"/>
-        <w:tcBorders>
-          <w:top w:val="none" w:color="000000" w:sz="4" w:space="0"/>
-          <w:left w:val="none" w:color="000000" w:sz="4" w:space="0"/>
-          <w:bottom w:val="none" w:color="000000" w:sz="4" w:space="0"/>
-          <w:right w:val="none" w:color="000000" w:sz="4" w:space="0"/>
-        </w:tcBorders>
-      </w:tcPr>
-    </w:tblStylePr>
-    <w:tblStylePr w:type="lastRow">
+    <w:tblStylePr w:type="firstRow">
       <w:rPr>
         <w:b/>
         <w:color w:val="404040"/>
@@ -7827,6 +7901,52 @@
         </w:tcBorders>
       </w:tcPr>
     </w:tblStylePr>
+    <w:tblStylePr w:type="lastCol">
+      <w:rPr>
+        <w:i/>
+        <w:color w:val="404040"/>
+      </w:rPr>
+      <w:pPr>
+        <w:pBdr/>
+        <w:spacing/>
+        <w:ind/>
+      </w:pPr>
+      <w:tblPr>
+        <w:tblBorders/>
+      </w:tblPr>
+      <w:tcPr>
+        <w:shd w:val="clear" w:color="ffffff"/>
+        <w:tcBorders>
+          <w:top w:val="none" w:color="000000" w:sz="4" w:space="0"/>
+          <w:left w:val="none" w:color="000000" w:sz="4" w:space="0"/>
+          <w:bottom w:val="none" w:color="000000" w:sz="4" w:space="0"/>
+          <w:right w:val="none" w:color="000000" w:sz="4" w:space="0"/>
+        </w:tcBorders>
+      </w:tcPr>
+    </w:tblStylePr>
+    <w:tblStylePr w:type="lastRow">
+      <w:rPr>
+        <w:b/>
+        <w:color w:val="404040"/>
+      </w:rPr>
+      <w:pPr>
+        <w:pBdr/>
+        <w:spacing/>
+        <w:ind/>
+      </w:pPr>
+      <w:tblPr>
+        <w:tblBorders/>
+      </w:tblPr>
+      <w:tcPr>
+        <w:shd w:val="clear" w:color="ffffff"/>
+        <w:tcBorders>
+          <w:top w:val="none" w:color="000000" w:sz="4" w:space="0"/>
+          <w:left w:val="none" w:color="000000" w:sz="4" w:space="0"/>
+          <w:bottom w:val="none" w:color="000000" w:sz="4" w:space="0"/>
+          <w:right w:val="none" w:color="000000" w:sz="4" w:space="0"/>
+        </w:tcBorders>
+      </w:tcPr>
+    </w:tblStylePr>
     <w:tblStylePr w:type="nwCell">
       <w:pPr>
         <w:pBdr/>
@@ -7893,9 +8013,9 @@
       </w:tcPr>
     </w:tblStylePr>
   </w:style>
-  <w:style w:type="table" w:styleId="38">
+  <w:style w:type="table" w:styleId="727">
     <w:name w:val="Grid Table 3 - Accent 5"/>
-    <w:basedOn w:val="665"/>
+    <w:basedOn w:val="887"/>
     <w:uiPriority w:val="99"/>
     <w:pPr>
       <w:pBdr/>
@@ -7994,29 +8114,6 @@
         <w:tblBorders/>
       </w:tblPr>
       <w:tcPr>
-        <w:shd w:color="ffffff"/>
-        <w:tcBorders>
-          <w:top w:val="none" w:color="000000" w:sz="4" w:space="0"/>
-          <w:left w:val="none" w:color="000000" w:sz="4" w:space="0"/>
-          <w:bottom w:val="none" w:color="000000" w:sz="4" w:space="0"/>
-          <w:right w:val="none" w:color="000000" w:sz="4" w:space="0"/>
-        </w:tcBorders>
-      </w:tcPr>
-    </w:tblStylePr>
-    <w:tblStylePr w:type="firstRow">
-      <w:rPr>
-        <w:b/>
-        <w:color w:val="404040"/>
-      </w:rPr>
-      <w:pPr>
-        <w:pBdr/>
-        <w:spacing/>
-        <w:ind/>
-      </w:pPr>
-      <w:tblPr>
-        <w:tblBorders/>
-      </w:tblPr>
-      <w:tcPr>
         <w:shd w:val="clear" w:color="ffffff"/>
         <w:tcBorders>
           <w:top w:val="none" w:color="000000" w:sz="4" w:space="0"/>
@@ -8026,30 +8123,7 @@
         </w:tcBorders>
       </w:tcPr>
     </w:tblStylePr>
-    <w:tblStylePr w:type="lastCol">
-      <w:rPr>
-        <w:i/>
-        <w:color w:val="404040"/>
-      </w:rPr>
-      <w:pPr>
-        <w:pBdr/>
-        <w:spacing/>
-        <w:ind/>
-      </w:pPr>
-      <w:tblPr>
-        <w:tblBorders/>
-      </w:tblPr>
-      <w:tcPr>
-        <w:shd w:color="ffffff"/>
-        <w:tcBorders>
-          <w:top w:val="none" w:color="000000" w:sz="4" w:space="0"/>
-          <w:left w:val="none" w:color="000000" w:sz="4" w:space="0"/>
-          <w:bottom w:val="none" w:color="000000" w:sz="4" w:space="0"/>
-          <w:right w:val="none" w:color="000000" w:sz="4" w:space="0"/>
-        </w:tcBorders>
-      </w:tcPr>
-    </w:tblStylePr>
-    <w:tblStylePr w:type="lastRow">
+    <w:tblStylePr w:type="firstRow">
       <w:rPr>
         <w:b/>
         <w:color w:val="404040"/>
@@ -8072,6 +8146,52 @@
         </w:tcBorders>
       </w:tcPr>
     </w:tblStylePr>
+    <w:tblStylePr w:type="lastCol">
+      <w:rPr>
+        <w:i/>
+        <w:color w:val="404040"/>
+      </w:rPr>
+      <w:pPr>
+        <w:pBdr/>
+        <w:spacing/>
+        <w:ind/>
+      </w:pPr>
+      <w:tblPr>
+        <w:tblBorders/>
+      </w:tblPr>
+      <w:tcPr>
+        <w:shd w:val="clear" w:color="ffffff"/>
+        <w:tcBorders>
+          <w:top w:val="none" w:color="000000" w:sz="4" w:space="0"/>
+          <w:left w:val="none" w:color="000000" w:sz="4" w:space="0"/>
+          <w:bottom w:val="none" w:color="000000" w:sz="4" w:space="0"/>
+          <w:right w:val="none" w:color="000000" w:sz="4" w:space="0"/>
+        </w:tcBorders>
+      </w:tcPr>
+    </w:tblStylePr>
+    <w:tblStylePr w:type="lastRow">
+      <w:rPr>
+        <w:b/>
+        <w:color w:val="404040"/>
+      </w:rPr>
+      <w:pPr>
+        <w:pBdr/>
+        <w:spacing/>
+        <w:ind/>
+      </w:pPr>
+      <w:tblPr>
+        <w:tblBorders/>
+      </w:tblPr>
+      <w:tcPr>
+        <w:shd w:val="clear" w:color="ffffff"/>
+        <w:tcBorders>
+          <w:top w:val="none" w:color="000000" w:sz="4" w:space="0"/>
+          <w:left w:val="none" w:color="000000" w:sz="4" w:space="0"/>
+          <w:bottom w:val="none" w:color="000000" w:sz="4" w:space="0"/>
+          <w:right w:val="none" w:color="000000" w:sz="4" w:space="0"/>
+        </w:tcBorders>
+      </w:tcPr>
+    </w:tblStylePr>
     <w:tblStylePr w:type="nwCell">
       <w:pPr>
         <w:pBdr/>
@@ -8138,9 +8258,9 @@
       </w:tcPr>
     </w:tblStylePr>
   </w:style>
-  <w:style w:type="table" w:styleId="39">
+  <w:style w:type="table" w:styleId="728">
     <w:name w:val="Grid Table 3 - Accent 6"/>
-    <w:basedOn w:val="665"/>
+    <w:basedOn w:val="887"/>
     <w:uiPriority w:val="99"/>
     <w:pPr>
       <w:pBdr/>
@@ -8239,29 +8359,6 @@
         <w:tblBorders/>
       </w:tblPr>
       <w:tcPr>
-        <w:shd w:color="ffffff"/>
-        <w:tcBorders>
-          <w:top w:val="none" w:color="000000" w:sz="4" w:space="0"/>
-          <w:left w:val="none" w:color="000000" w:sz="4" w:space="0"/>
-          <w:bottom w:val="none" w:color="000000" w:sz="4" w:space="0"/>
-          <w:right w:val="none" w:color="000000" w:sz="4" w:space="0"/>
-        </w:tcBorders>
-      </w:tcPr>
-    </w:tblStylePr>
-    <w:tblStylePr w:type="firstRow">
-      <w:rPr>
-        <w:b/>
-        <w:color w:val="404040"/>
-      </w:rPr>
-      <w:pPr>
-        <w:pBdr/>
-        <w:spacing/>
-        <w:ind/>
-      </w:pPr>
-      <w:tblPr>
-        <w:tblBorders/>
-      </w:tblPr>
-      <w:tcPr>
         <w:shd w:val="clear" w:color="ffffff"/>
         <w:tcBorders>
           <w:top w:val="none" w:color="000000" w:sz="4" w:space="0"/>
@@ -8271,30 +8368,7 @@
         </w:tcBorders>
       </w:tcPr>
     </w:tblStylePr>
-    <w:tblStylePr w:type="lastCol">
-      <w:rPr>
-        <w:i/>
-        <w:color w:val="404040"/>
-      </w:rPr>
-      <w:pPr>
-        <w:pBdr/>
-        <w:spacing/>
-        <w:ind/>
-      </w:pPr>
-      <w:tblPr>
-        <w:tblBorders/>
-      </w:tblPr>
-      <w:tcPr>
-        <w:shd w:color="ffffff"/>
-        <w:tcBorders>
-          <w:top w:val="none" w:color="000000" w:sz="4" w:space="0"/>
-          <w:left w:val="none" w:color="000000" w:sz="4" w:space="0"/>
-          <w:bottom w:val="none" w:color="000000" w:sz="4" w:space="0"/>
-          <w:right w:val="none" w:color="000000" w:sz="4" w:space="0"/>
-        </w:tcBorders>
-      </w:tcPr>
-    </w:tblStylePr>
-    <w:tblStylePr w:type="lastRow">
+    <w:tblStylePr w:type="firstRow">
       <w:rPr>
         <w:b/>
         <w:color w:val="404040"/>
@@ -8317,6 +8391,52 @@
         </w:tcBorders>
       </w:tcPr>
     </w:tblStylePr>
+    <w:tblStylePr w:type="lastCol">
+      <w:rPr>
+        <w:i/>
+        <w:color w:val="404040"/>
+      </w:rPr>
+      <w:pPr>
+        <w:pBdr/>
+        <w:spacing/>
+        <w:ind/>
+      </w:pPr>
+      <w:tblPr>
+        <w:tblBorders/>
+      </w:tblPr>
+      <w:tcPr>
+        <w:shd w:val="clear" w:color="ffffff"/>
+        <w:tcBorders>
+          <w:top w:val="none" w:color="000000" w:sz="4" w:space="0"/>
+          <w:left w:val="none" w:color="000000" w:sz="4" w:space="0"/>
+          <w:bottom w:val="none" w:color="000000" w:sz="4" w:space="0"/>
+          <w:right w:val="none" w:color="000000" w:sz="4" w:space="0"/>
+        </w:tcBorders>
+      </w:tcPr>
+    </w:tblStylePr>
+    <w:tblStylePr w:type="lastRow">
+      <w:rPr>
+        <w:b/>
+        <w:color w:val="404040"/>
+      </w:rPr>
+      <w:pPr>
+        <w:pBdr/>
+        <w:spacing/>
+        <w:ind/>
+      </w:pPr>
+      <w:tblPr>
+        <w:tblBorders/>
+      </w:tblPr>
+      <w:tcPr>
+        <w:shd w:val="clear" w:color="ffffff"/>
+        <w:tcBorders>
+          <w:top w:val="none" w:color="000000" w:sz="4" w:space="0"/>
+          <w:left w:val="none" w:color="000000" w:sz="4" w:space="0"/>
+          <w:bottom w:val="none" w:color="000000" w:sz="4" w:space="0"/>
+          <w:right w:val="none" w:color="000000" w:sz="4" w:space="0"/>
+        </w:tcBorders>
+      </w:tcPr>
+    </w:tblStylePr>
     <w:tblStylePr w:type="nwCell">
       <w:pPr>
         <w:pBdr/>
@@ -8383,9 +8503,9 @@
       </w:tcPr>
     </w:tblStylePr>
   </w:style>
-  <w:style w:type="table" w:styleId="40">
+  <w:style w:type="table" w:styleId="729">
     <w:name w:val="Grid Table 4"/>
-    <w:basedOn w:val="665"/>
+    <w:basedOn w:val="887"/>
     <w:uiPriority w:val="59"/>
     <w:pPr>
       <w:pBdr/>
@@ -8616,9 +8736,9 @@
       </w:tcPr>
     </w:tblStylePr>
   </w:style>
-  <w:style w:type="table" w:styleId="41">
+  <w:style w:type="table" w:styleId="730">
     <w:name w:val="Grid Table 4 - Accent 1"/>
-    <w:basedOn w:val="665"/>
+    <w:basedOn w:val="887"/>
     <w:uiPriority w:val="59"/>
     <w:pPr>
       <w:pBdr/>
@@ -8849,9 +8969,9 @@
       </w:tcPr>
     </w:tblStylePr>
   </w:style>
-  <w:style w:type="table" w:styleId="42">
+  <w:style w:type="table" w:styleId="731">
     <w:name w:val="Grid Table 4 - Accent 2"/>
-    <w:basedOn w:val="665"/>
+    <w:basedOn w:val="887"/>
     <w:uiPriority w:val="59"/>
     <w:pPr>
       <w:pBdr/>
@@ -9082,9 +9202,9 @@
       </w:tcPr>
     </w:tblStylePr>
   </w:style>
-  <w:style w:type="table" w:styleId="43">
+  <w:style w:type="table" w:styleId="732">
     <w:name w:val="Grid Table 4 - Accent 3"/>
-    <w:basedOn w:val="665"/>
+    <w:basedOn w:val="887"/>
     <w:uiPriority w:val="59"/>
     <w:pPr>
       <w:pBdr/>
@@ -9315,9 +9435,9 @@
       </w:tcPr>
     </w:tblStylePr>
   </w:style>
-  <w:style w:type="table" w:styleId="44">
+  <w:style w:type="table" w:styleId="733">
     <w:name w:val="Grid Table 4 - Accent 4"/>
-    <w:basedOn w:val="665"/>
+    <w:basedOn w:val="887"/>
     <w:uiPriority w:val="59"/>
     <w:pPr>
       <w:pBdr/>
@@ -9548,9 +9668,9 @@
       </w:tcPr>
     </w:tblStylePr>
   </w:style>
-  <w:style w:type="table" w:styleId="45">
+  <w:style w:type="table" w:styleId="734">
     <w:name w:val="Grid Table 4 - Accent 5"/>
-    <w:basedOn w:val="665"/>
+    <w:basedOn w:val="887"/>
     <w:uiPriority w:val="59"/>
     <w:pPr>
       <w:pBdr/>
@@ -9781,9 +9901,9 @@
       </w:tcPr>
     </w:tblStylePr>
   </w:style>
-  <w:style w:type="table" w:styleId="46">
+  <w:style w:type="table" w:styleId="735">
     <w:name w:val="Grid Table 4 - Accent 6"/>
-    <w:basedOn w:val="665"/>
+    <w:basedOn w:val="887"/>
     <w:uiPriority w:val="59"/>
     <w:pPr>
       <w:pBdr/>
@@ -10014,9 +10134,9 @@
       </w:tcPr>
     </w:tblStylePr>
   </w:style>
-  <w:style w:type="table" w:styleId="47">
+  <w:style w:type="table" w:styleId="736">
     <w:name w:val="Grid Table 5 Dark"/>
-    <w:basedOn w:val="665"/>
+    <w:basedOn w:val="887"/>
     <w:uiPriority w:val="99"/>
     <w:pPr>
       <w:pBdr/>
@@ -10242,9 +10362,9 @@
       </w:tcPr>
     </w:tblStylePr>
   </w:style>
-  <w:style w:type="table" w:styleId="48">
+  <w:style w:type="table" w:styleId="737">
     <w:name w:val="Grid Table 5 Dark- Accent 1"/>
-    <w:basedOn w:val="665"/>
+    <w:basedOn w:val="887"/>
     <w:uiPriority w:val="99"/>
     <w:pPr>
       <w:pBdr/>
@@ -10470,9 +10590,9 @@
       </w:tcPr>
     </w:tblStylePr>
   </w:style>
-  <w:style w:type="table" w:styleId="49">
+  <w:style w:type="table" w:styleId="738">
     <w:name w:val="Grid Table 5 Dark - Accent 2"/>
-    <w:basedOn w:val="665"/>
+    <w:basedOn w:val="887"/>
     <w:uiPriority w:val="99"/>
     <w:pPr>
       <w:pBdr/>
@@ -10698,9 +10818,9 @@
       </w:tcPr>
     </w:tblStylePr>
   </w:style>
-  <w:style w:type="table" w:styleId="50">
+  <w:style w:type="table" w:styleId="739">
     <w:name w:val="Grid Table 5 Dark - Accent 3"/>
-    <w:basedOn w:val="665"/>
+    <w:basedOn w:val="887"/>
     <w:uiPriority w:val="99"/>
     <w:pPr>
       <w:pBdr/>
@@ -10926,9 +11046,9 @@
       </w:tcPr>
     </w:tblStylePr>
   </w:style>
-  <w:style w:type="table" w:styleId="51">
+  <w:style w:type="table" w:styleId="740">
     <w:name w:val="Grid Table 5 Dark- Accent 4"/>
-    <w:basedOn w:val="665"/>
+    <w:basedOn w:val="887"/>
     <w:uiPriority w:val="99"/>
     <w:pPr>
       <w:pBdr/>
@@ -11154,9 +11274,9 @@
       </w:tcPr>
     </w:tblStylePr>
   </w:style>
-  <w:style w:type="table" w:styleId="52">
+  <w:style w:type="table" w:styleId="741">
     <w:name w:val="Grid Table 5 Dark - Accent 5"/>
-    <w:basedOn w:val="665"/>
+    <w:basedOn w:val="887"/>
     <w:uiPriority w:val="99"/>
     <w:pPr>
       <w:pBdr/>
@@ -11382,9 +11502,9 @@
       </w:tcPr>
     </w:tblStylePr>
   </w:style>
-  <w:style w:type="table" w:styleId="53">
+  <w:style w:type="table" w:styleId="742">
     <w:name w:val="Grid Table 5 Dark - Accent 6"/>
-    <w:basedOn w:val="665"/>
+    <w:basedOn w:val="887"/>
     <w:uiPriority w:val="99"/>
     <w:pPr>
       <w:pBdr/>
@@ -11610,9 +11730,9 @@
       </w:tcPr>
     </w:tblStylePr>
   </w:style>
-  <w:style w:type="table" w:styleId="54">
+  <w:style w:type="table" w:styleId="743">
     <w:name w:val="Grid Table 6 Colorful"/>
-    <w:basedOn w:val="665"/>
+    <w:basedOn w:val="887"/>
     <w:uiPriority w:val="99"/>
     <w:pPr>
       <w:pBdr/>
@@ -11840,9 +11960,9 @@
       </w:tcPr>
     </w:tblStylePr>
   </w:style>
-  <w:style w:type="table" w:styleId="55">
+  <w:style w:type="table" w:styleId="744">
     <w:name w:val="Grid Table 6 Colorful - Accent 1"/>
-    <w:basedOn w:val="665"/>
+    <w:basedOn w:val="887"/>
     <w:uiPriority w:val="99"/>
     <w:pPr>
       <w:pBdr/>
@@ -12070,9 +12190,9 @@
       </w:tcPr>
     </w:tblStylePr>
   </w:style>
-  <w:style w:type="table" w:styleId="56">
+  <w:style w:type="table" w:styleId="745">
     <w:name w:val="Grid Table 6 Colorful - Accent 2"/>
-    <w:basedOn w:val="665"/>
+    <w:basedOn w:val="887"/>
     <w:uiPriority w:val="99"/>
     <w:pPr>
       <w:pBdr/>
@@ -12300,9 +12420,9 @@
       </w:tcPr>
     </w:tblStylePr>
   </w:style>
-  <w:style w:type="table" w:styleId="57">
+  <w:style w:type="table" w:styleId="746">
     <w:name w:val="Grid Table 6 Colorful - Accent 3"/>
-    <w:basedOn w:val="665"/>
+    <w:basedOn w:val="887"/>
     <w:uiPriority w:val="99"/>
     <w:pPr>
       <w:pBdr/>
@@ -12530,9 +12650,9 @@
       </w:tcPr>
     </w:tblStylePr>
   </w:style>
-  <w:style w:type="table" w:styleId="58">
+  <w:style w:type="table" w:styleId="747">
     <w:name w:val="Grid Table 6 Colorful - Accent 4"/>
-    <w:basedOn w:val="665"/>
+    <w:basedOn w:val="887"/>
     <w:uiPriority w:val="99"/>
     <w:pPr>
       <w:pBdr/>
@@ -12760,9 +12880,9 @@
       </w:tcPr>
     </w:tblStylePr>
   </w:style>
-  <w:style w:type="table" w:styleId="59">
+  <w:style w:type="table" w:styleId="748">
     <w:name w:val="Grid Table 6 Colorful - Accent 5"/>
-    <w:basedOn w:val="665"/>
+    <w:basedOn w:val="887"/>
     <w:uiPriority w:val="99"/>
     <w:pPr>
       <w:pBdr/>
@@ -12990,9 +13110,9 @@
       </w:tcPr>
     </w:tblStylePr>
   </w:style>
-  <w:style w:type="table" w:styleId="60">
+  <w:style w:type="table" w:styleId="749">
     <w:name w:val="Grid Table 6 Colorful - Accent 6"/>
-    <w:basedOn w:val="665"/>
+    <w:basedOn w:val="887"/>
     <w:uiPriority w:val="99"/>
     <w:pPr>
       <w:pBdr/>
@@ -13220,9 +13340,9 @@
       </w:tcPr>
     </w:tblStylePr>
   </w:style>
-  <w:style w:type="table" w:styleId="61">
+  <w:style w:type="table" w:styleId="750">
     <w:name w:val="Grid Table 7 Colorful"/>
-    <w:basedOn w:val="665"/>
+    <w:basedOn w:val="887"/>
     <w:uiPriority w:val="99"/>
     <w:pPr>
       <w:pBdr/>
@@ -13324,11 +13444,11 @@
         <w:tblBorders/>
       </w:tblPr>
       <w:tcPr>
-        <w:shd w:color="ffffff"/>
+        <w:shd w:val="clear" w:color="ffffff"/>
         <w:tcBorders>
-          <w:top w:val="none"/>
-          <w:left w:val="none"/>
-          <w:bottom w:val="none"/>
+          <w:top w:val="none" w:color="000000" w:sz="4" w:space="0"/>
+          <w:left w:val="none" w:color="000000" w:sz="4" w:space="0"/>
+          <w:bottom w:val="none" w:color="000000" w:sz="4" w:space="0"/>
           <w:right w:val="single" w:color="000000" w:themeColor="text1" w:themeTint="80" w:sz="4" w:space="0"/>
         </w:tcBorders>
       </w:tcPr>
@@ -13351,10 +13471,10 @@
       <w:tcPr>
         <w:shd w:val="clear" w:color="ffffff" w:themeColor="light1" w:fill="ffffff" w:themeFill="light1"/>
         <w:tcBorders>
-          <w:top w:val="none"/>
-          <w:left w:val="none"/>
+          <w:top w:val="none" w:color="000000" w:sz="4" w:space="0"/>
+          <w:left w:val="none" w:color="000000" w:sz="4" w:space="0"/>
           <w:bottom w:val="single" w:color="000000" w:themeColor="text1" w:themeTint="80" w:sz="4" w:space="0"/>
-          <w:right w:val="none"/>
+          <w:right w:val="none" w:color="000000" w:sz="4" w:space="0"/>
         </w:tcBorders>
       </w:tcPr>
     </w:tblStylePr>
@@ -13374,12 +13494,12 @@
         <w:tblBorders/>
       </w:tblPr>
       <w:tcPr>
-        <w:shd w:color="ffffff"/>
+        <w:shd w:val="clear" w:color="ffffff"/>
         <w:tcBorders>
-          <w:top w:val="none"/>
+          <w:top w:val="none" w:color="000000" w:sz="4" w:space="0"/>
           <w:left w:val="single" w:color="000000" w:themeColor="text1" w:themeTint="80" w:sz="4" w:space="0"/>
-          <w:bottom w:val="none"/>
-          <w:right w:val="none"/>
+          <w:bottom w:val="none" w:color="000000" w:sz="4" w:space="0"/>
+          <w:right w:val="none" w:color="000000" w:sz="4" w:space="0"/>
         </w:tcBorders>
       </w:tcPr>
     </w:tblStylePr>
@@ -13402,9 +13522,9 @@
         <w:shd w:val="clear" w:color="ffffff" w:themeColor="light1" w:fill="ffffff" w:themeFill="light1"/>
         <w:tcBorders>
           <w:top w:val="single" w:color="000000" w:themeColor="text1" w:themeTint="80" w:sz="4" w:space="0"/>
-          <w:left w:val="none"/>
-          <w:bottom w:val="none"/>
-          <w:right w:val="none"/>
+          <w:left w:val="none" w:color="000000" w:sz="4" w:space="0"/>
+          <w:bottom w:val="none" w:color="000000" w:sz="4" w:space="0"/>
+          <w:right w:val="none" w:color="000000" w:sz="4" w:space="0"/>
         </w:tcBorders>
       </w:tcPr>
     </w:tblStylePr>
@@ -13474,9 +13594,9 @@
       </w:tcPr>
     </w:tblStylePr>
   </w:style>
-  <w:style w:type="table" w:styleId="62">
+  <w:style w:type="table" w:styleId="751">
     <w:name w:val="Grid Table 7 Colorful - Accent 1"/>
-    <w:basedOn w:val="665"/>
+    <w:basedOn w:val="887"/>
     <w:uiPriority w:val="99"/>
     <w:pPr>
       <w:pBdr/>
@@ -13578,11 +13698,11 @@
         <w:tblBorders/>
       </w:tblPr>
       <w:tcPr>
-        <w:shd w:color="ffffff"/>
+        <w:shd w:val="clear" w:color="ffffff"/>
         <w:tcBorders>
-          <w:top w:val="none"/>
-          <w:left w:val="none"/>
-          <w:bottom w:val="none"/>
+          <w:top w:val="none" w:color="000000" w:sz="4" w:space="0"/>
+          <w:left w:val="none" w:color="000000" w:sz="4" w:space="0"/>
+          <w:bottom w:val="none" w:color="000000" w:sz="4" w:space="0"/>
           <w:right w:val="single" w:color="000000" w:themeColor="accent1" w:themeTint="80" w:sz="4" w:space="0"/>
         </w:tcBorders>
       </w:tcPr>
@@ -13605,10 +13725,10 @@
       <w:tcPr>
         <w:shd w:val="clear" w:color="ffffff" w:themeColor="light1" w:fill="ffffff" w:themeFill="light1"/>
         <w:tcBorders>
-          <w:top w:val="none"/>
-          <w:left w:val="none"/>
+          <w:top w:val="none" w:color="000000" w:sz="4" w:space="0"/>
+          <w:left w:val="none" w:color="000000" w:sz="4" w:space="0"/>
           <w:bottom w:val="single" w:color="000000" w:themeColor="accent1" w:themeTint="80" w:sz="4" w:space="0"/>
-          <w:right w:val="none"/>
+          <w:right w:val="none" w:color="000000" w:sz="4" w:space="0"/>
         </w:tcBorders>
       </w:tcPr>
     </w:tblStylePr>
@@ -13628,12 +13748,12 @@
         <w:tblBorders/>
       </w:tblPr>
       <w:tcPr>
-        <w:shd w:color="ffffff"/>
+        <w:shd w:val="clear" w:color="ffffff"/>
         <w:tcBorders>
-          <w:top w:val="none"/>
+          <w:top w:val="none" w:color="000000" w:sz="4" w:space="0"/>
           <w:left w:val="single" w:color="000000" w:themeColor="accent1" w:themeTint="80" w:sz="4" w:space="0"/>
-          <w:bottom w:val="none"/>
-          <w:right w:val="none"/>
+          <w:bottom w:val="none" w:color="000000" w:sz="4" w:space="0"/>
+          <w:right w:val="none" w:color="000000" w:sz="4" w:space="0"/>
         </w:tcBorders>
       </w:tcPr>
     </w:tblStylePr>
@@ -13656,9 +13776,9 @@
         <w:shd w:val="clear" w:color="ffffff" w:themeColor="light1" w:fill="ffffff" w:themeFill="light1"/>
         <w:tcBorders>
           <w:top w:val="single" w:color="000000" w:themeColor="accent1" w:themeTint="80" w:sz="4" w:space="0"/>
-          <w:left w:val="none"/>
-          <w:bottom w:val="none"/>
-          <w:right w:val="none"/>
+          <w:left w:val="none" w:color="000000" w:sz="4" w:space="0"/>
+          <w:bottom w:val="none" w:color="000000" w:sz="4" w:space="0"/>
+          <w:right w:val="none" w:color="000000" w:sz="4" w:space="0"/>
         </w:tcBorders>
       </w:tcPr>
     </w:tblStylePr>
@@ -13728,9 +13848,9 @@
       </w:tcPr>
     </w:tblStylePr>
   </w:style>
-  <w:style w:type="table" w:styleId="63">
+  <w:style w:type="table" w:styleId="752">
     <w:name w:val="Grid Table 7 Colorful - Accent 2"/>
-    <w:basedOn w:val="665"/>
+    <w:basedOn w:val="887"/>
     <w:uiPriority w:val="99"/>
     <w:pPr>
       <w:pBdr/>
@@ -13832,11 +13952,11 @@
         <w:tblBorders/>
       </w:tblPr>
       <w:tcPr>
-        <w:shd w:color="ffffff"/>
+        <w:shd w:val="clear" w:color="ffffff"/>
         <w:tcBorders>
-          <w:top w:val="none"/>
-          <w:left w:val="none"/>
-          <w:bottom w:val="none"/>
+          <w:top w:val="none" w:color="000000" w:sz="4" w:space="0"/>
+          <w:left w:val="none" w:color="000000" w:sz="4" w:space="0"/>
+          <w:bottom w:val="none" w:color="000000" w:sz="4" w:space="0"/>
           <w:right w:val="single" w:color="000000" w:themeColor="accent2" w:themeTint="97" w:sz="4" w:space="0"/>
         </w:tcBorders>
       </w:tcPr>
@@ -13859,10 +13979,10 @@
       <w:tcPr>
         <w:shd w:val="clear" w:color="ffffff" w:themeColor="light1" w:fill="ffffff" w:themeFill="light1"/>
         <w:tcBorders>
-          <w:top w:val="none"/>
-          <w:left w:val="none"/>
+          <w:top w:val="none" w:color="000000" w:sz="4" w:space="0"/>
+          <w:left w:val="none" w:color="000000" w:sz="4" w:space="0"/>
           <w:bottom w:val="single" w:color="000000" w:themeColor="accent2" w:themeTint="97" w:sz="4" w:space="0"/>
-          <w:right w:val="none"/>
+          <w:right w:val="none" w:color="000000" w:sz="4" w:space="0"/>
         </w:tcBorders>
       </w:tcPr>
     </w:tblStylePr>
@@ -13882,12 +14002,12 @@
         <w:tblBorders/>
       </w:tblPr>
       <w:tcPr>
-        <w:shd w:color="ffffff"/>
+        <w:shd w:val="clear" w:color="ffffff"/>
         <w:tcBorders>
-          <w:top w:val="none"/>
+          <w:top w:val="none" w:color="000000" w:sz="4" w:space="0"/>
           <w:left w:val="single" w:color="000000" w:themeColor="accent2" w:themeTint="97" w:sz="4" w:space="0"/>
-          <w:bottom w:val="none"/>
-          <w:right w:val="none"/>
+          <w:bottom w:val="none" w:color="000000" w:sz="4" w:space="0"/>
+          <w:right w:val="none" w:color="000000" w:sz="4" w:space="0"/>
         </w:tcBorders>
       </w:tcPr>
     </w:tblStylePr>
@@ -13910,9 +14030,9 @@
         <w:shd w:val="clear" w:color="ffffff" w:themeColor="light1" w:fill="ffffff" w:themeFill="light1"/>
         <w:tcBorders>
           <w:top w:val="single" w:color="000000" w:themeColor="accent2" w:themeTint="97" w:sz="4" w:space="0"/>
-          <w:left w:val="none"/>
-          <w:bottom w:val="none"/>
-          <w:right w:val="none"/>
+          <w:left w:val="none" w:color="000000" w:sz="4" w:space="0"/>
+          <w:bottom w:val="none" w:color="000000" w:sz="4" w:space="0"/>
+          <w:right w:val="none" w:color="000000" w:sz="4" w:space="0"/>
         </w:tcBorders>
       </w:tcPr>
     </w:tblStylePr>
@@ -13982,9 +14102,9 @@
       </w:tcPr>
     </w:tblStylePr>
   </w:style>
-  <w:style w:type="table" w:styleId="64">
+  <w:style w:type="table" w:styleId="753">
     <w:name w:val="Grid Table 7 Colorful - Accent 3"/>
-    <w:basedOn w:val="665"/>
+    <w:basedOn w:val="887"/>
     <w:uiPriority w:val="99"/>
     <w:pPr>
       <w:pBdr/>
@@ -14086,11 +14206,11 @@
         <w:tblBorders/>
       </w:tblPr>
       <w:tcPr>
-        <w:shd w:color="ffffff"/>
+        <w:shd w:val="clear" w:color="ffffff"/>
         <w:tcBorders>
-          <w:top w:val="none"/>
-          <w:left w:val="none"/>
-          <w:bottom w:val="none"/>
+          <w:top w:val="none" w:color="000000" w:sz="4" w:space="0"/>
+          <w:left w:val="none" w:color="000000" w:sz="4" w:space="0"/>
+          <w:bottom w:val="none" w:color="000000" w:sz="4" w:space="0"/>
           <w:right w:val="single" w:color="000000" w:themeColor="accent3" w:themeTint="FE" w:sz="4" w:space="0"/>
         </w:tcBorders>
       </w:tcPr>
@@ -14113,10 +14233,10 @@
       <w:tcPr>
         <w:shd w:val="clear" w:color="ffffff" w:themeColor="light1" w:fill="ffffff" w:themeFill="light1"/>
         <w:tcBorders>
-          <w:top w:val="none"/>
-          <w:left w:val="none"/>
+          <w:top w:val="none" w:color="000000" w:sz="4" w:space="0"/>
+          <w:left w:val="none" w:color="000000" w:sz="4" w:space="0"/>
           <w:bottom w:val="single" w:color="000000" w:themeColor="accent3" w:themeTint="FE" w:sz="4" w:space="0"/>
-          <w:right w:val="none"/>
+          <w:right w:val="none" w:color="000000" w:sz="4" w:space="0"/>
         </w:tcBorders>
       </w:tcPr>
     </w:tblStylePr>
@@ -14136,12 +14256,12 @@
         <w:tblBorders/>
       </w:tblPr>
       <w:tcPr>
-        <w:shd w:color="ffffff"/>
+        <w:shd w:val="clear" w:color="ffffff"/>
         <w:tcBorders>
-          <w:top w:val="none"/>
+          <w:top w:val="none" w:color="000000" w:sz="4" w:space="0"/>
           <w:left w:val="single" w:color="000000" w:themeColor="accent3" w:themeTint="FE" w:sz="4" w:space="0"/>
-          <w:bottom w:val="none"/>
-          <w:right w:val="none"/>
+          <w:bottom w:val="none" w:color="000000" w:sz="4" w:space="0"/>
+          <w:right w:val="none" w:color="000000" w:sz="4" w:space="0"/>
         </w:tcBorders>
       </w:tcPr>
     </w:tblStylePr>
@@ -14164,9 +14284,9 @@
         <w:shd w:val="clear" w:color="ffffff" w:themeColor="light1" w:fill="ffffff" w:themeFill="light1"/>
         <w:tcBorders>
           <w:top w:val="single" w:color="000000" w:themeColor="accent3" w:themeTint="FE" w:sz="4" w:space="0"/>
-          <w:left w:val="none"/>
-          <w:bottom w:val="none"/>
-          <w:right w:val="none"/>
+          <w:left w:val="none" w:color="000000" w:sz="4" w:space="0"/>
+          <w:bottom w:val="none" w:color="000000" w:sz="4" w:space="0"/>
+          <w:right w:val="none" w:color="000000" w:sz="4" w:space="0"/>
         </w:tcBorders>
       </w:tcPr>
     </w:tblStylePr>
@@ -14236,9 +14356,9 @@
       </w:tcPr>
     </w:tblStylePr>
   </w:style>
-  <w:style w:type="table" w:styleId="65">
+  <w:style w:type="table" w:styleId="754">
     <w:name w:val="Grid Table 7 Colorful - Accent 4"/>
-    <w:basedOn w:val="665"/>
+    <w:basedOn w:val="887"/>
     <w:uiPriority w:val="99"/>
     <w:pPr>
       <w:pBdr/>
@@ -14340,11 +14460,11 @@
         <w:tblBorders/>
       </w:tblPr>
       <w:tcPr>
-        <w:shd w:color="ffffff"/>
+        <w:shd w:val="clear" w:color="ffffff"/>
         <w:tcBorders>
-          <w:top w:val="none"/>
-          <w:left w:val="none"/>
-          <w:bottom w:val="none"/>
+          <w:top w:val="none" w:color="000000" w:sz="4" w:space="0"/>
+          <w:left w:val="none" w:color="000000" w:sz="4" w:space="0"/>
+          <w:bottom w:val="none" w:color="000000" w:sz="4" w:space="0"/>
           <w:right w:val="single" w:color="000000" w:themeColor="accent4" w:themeTint="9A" w:sz="4" w:space="0"/>
         </w:tcBorders>
       </w:tcPr>
@@ -14367,10 +14487,10 @@
       <w:tcPr>
         <w:shd w:val="clear" w:color="ffffff" w:themeColor="light1" w:fill="ffffff" w:themeFill="light1"/>
         <w:tcBorders>
-          <w:top w:val="none"/>
-          <w:left w:val="none"/>
+          <w:top w:val="none" w:color="000000" w:sz="4" w:space="0"/>
+          <w:left w:val="none" w:color="000000" w:sz="4" w:space="0"/>
           <w:bottom w:val="single" w:color="000000" w:themeColor="accent4" w:themeTint="9A" w:sz="4" w:space="0"/>
-          <w:right w:val="none"/>
+          <w:right w:val="none" w:color="000000" w:sz="4" w:space="0"/>
         </w:tcBorders>
       </w:tcPr>
     </w:tblStylePr>
@@ -14390,12 +14510,12 @@
         <w:tblBorders/>
       </w:tblPr>
       <w:tcPr>
-        <w:shd w:color="ffffff"/>
+        <w:shd w:val="clear" w:color="ffffff"/>
         <w:tcBorders>
-          <w:top w:val="none"/>
+          <w:top w:val="none" w:color="000000" w:sz="4" w:space="0"/>
           <w:left w:val="single" w:color="000000" w:themeColor="accent4" w:themeTint="9A" w:sz="4" w:space="0"/>
-          <w:bottom w:val="none"/>
-          <w:right w:val="none"/>
+          <w:bottom w:val="none" w:color="000000" w:sz="4" w:space="0"/>
+          <w:right w:val="none" w:color="000000" w:sz="4" w:space="0"/>
         </w:tcBorders>
       </w:tcPr>
     </w:tblStylePr>
@@ -14418,9 +14538,9 @@
         <w:shd w:val="clear" w:color="ffffff" w:themeColor="light1" w:fill="ffffff" w:themeFill="light1"/>
         <w:tcBorders>
           <w:top w:val="single" w:color="000000" w:themeColor="accent4" w:themeTint="9A" w:sz="4" w:space="0"/>
-          <w:left w:val="none"/>
-          <w:bottom w:val="none"/>
-          <w:right w:val="none"/>
+          <w:left w:val="none" w:color="000000" w:sz="4" w:space="0"/>
+          <w:bottom w:val="none" w:color="000000" w:sz="4" w:space="0"/>
+          <w:right w:val="none" w:color="000000" w:sz="4" w:space="0"/>
         </w:tcBorders>
       </w:tcPr>
     </w:tblStylePr>
@@ -14490,9 +14610,9 @@
       </w:tcPr>
     </w:tblStylePr>
   </w:style>
-  <w:style w:type="table" w:styleId="66">
+  <w:style w:type="table" w:styleId="755">
     <w:name w:val="Grid Table 7 Colorful - Accent 5"/>
-    <w:basedOn w:val="665"/>
+    <w:basedOn w:val="887"/>
     <w:uiPriority w:val="99"/>
     <w:pPr>
       <w:pBdr/>
@@ -14594,11 +14714,11 @@
         <w:tblBorders/>
       </w:tblPr>
       <w:tcPr>
-        <w:shd w:color="ffffff"/>
+        <w:shd w:val="clear" w:color="ffffff"/>
         <w:tcBorders>
-          <w:top w:val="none"/>
-          <w:left w:val="none"/>
-          <w:bottom w:val="none"/>
+          <w:top w:val="none" w:color="000000" w:sz="4" w:space="0"/>
+          <w:left w:val="none" w:color="000000" w:sz="4" w:space="0"/>
+          <w:bottom w:val="none" w:color="000000" w:sz="4" w:space="0"/>
           <w:right w:val="single" w:color="000000" w:themeColor="accent5" w:themeTint="90" w:sz="4" w:space="0"/>
         </w:tcBorders>
       </w:tcPr>
@@ -14621,10 +14741,10 @@
       <w:tcPr>
         <w:shd w:val="clear" w:color="ffffff" w:themeColor="light1" w:fill="ffffff" w:themeFill="light1"/>
         <w:tcBorders>
-          <w:top w:val="none"/>
-          <w:left w:val="none"/>
+          <w:top w:val="none" w:color="000000" w:sz="4" w:space="0"/>
+          <w:left w:val="none" w:color="000000" w:sz="4" w:space="0"/>
           <w:bottom w:val="single" w:color="000000" w:themeColor="accent5" w:themeTint="90" w:sz="4" w:space="0"/>
-          <w:right w:val="none"/>
+          <w:right w:val="none" w:color="000000" w:sz="4" w:space="0"/>
         </w:tcBorders>
       </w:tcPr>
     </w:tblStylePr>
@@ -14644,12 +14764,12 @@
         <w:tblBorders/>
       </w:tblPr>
       <w:tcPr>
-        <w:shd w:color="ffffff"/>
+        <w:shd w:val="clear" w:color="ffffff"/>
         <w:tcBorders>
-          <w:top w:val="none"/>
+          <w:top w:val="none" w:color="000000" w:sz="4" w:space="0"/>
           <w:left w:val="single" w:color="000000" w:themeColor="accent5" w:themeTint="90" w:sz="4" w:space="0"/>
-          <w:bottom w:val="none"/>
-          <w:right w:val="none"/>
+          <w:bottom w:val="none" w:color="000000" w:sz="4" w:space="0"/>
+          <w:right w:val="none" w:color="000000" w:sz="4" w:space="0"/>
         </w:tcBorders>
       </w:tcPr>
     </w:tblStylePr>
@@ -14672,9 +14792,9 @@
         <w:shd w:val="clear" w:color="ffffff" w:themeColor="light1" w:fill="ffffff" w:themeFill="light1"/>
         <w:tcBorders>
           <w:top w:val="single" w:color="000000" w:themeColor="accent5" w:themeTint="90" w:sz="4" w:space="0"/>
-          <w:left w:val="none"/>
-          <w:bottom w:val="none"/>
-          <w:right w:val="none"/>
+          <w:left w:val="none" w:color="000000" w:sz="4" w:space="0"/>
+          <w:bottom w:val="none" w:color="000000" w:sz="4" w:space="0"/>
+          <w:right w:val="none" w:color="000000" w:sz="4" w:space="0"/>
         </w:tcBorders>
       </w:tcPr>
     </w:tblStylePr>
@@ -14744,9 +14864,9 @@
       </w:tcPr>
     </w:tblStylePr>
   </w:style>
-  <w:style w:type="table" w:styleId="67">
+  <w:style w:type="table" w:styleId="756">
     <w:name w:val="Grid Table 7 Colorful - Accent 6"/>
-    <w:basedOn w:val="665"/>
+    <w:basedOn w:val="887"/>
     <w:uiPriority w:val="99"/>
     <w:pPr>
       <w:pBdr/>
@@ -14848,11 +14968,11 @@
         <w:tblBorders/>
       </w:tblPr>
       <w:tcPr>
-        <w:shd w:color="ffffff"/>
+        <w:shd w:val="clear" w:color="ffffff"/>
         <w:tcBorders>
-          <w:top w:val="none"/>
-          <w:left w:val="none"/>
-          <w:bottom w:val="none"/>
+          <w:top w:val="none" w:color="000000" w:sz="4" w:space="0"/>
+          <w:left w:val="none" w:color="000000" w:sz="4" w:space="0"/>
+          <w:bottom w:val="none" w:color="000000" w:sz="4" w:space="0"/>
           <w:right w:val="single" w:color="000000" w:themeColor="accent6" w:themeTint="90" w:sz="4" w:space="0"/>
         </w:tcBorders>
       </w:tcPr>
@@ -14875,10 +14995,10 @@
       <w:tcPr>
         <w:shd w:val="clear" w:color="ffffff" w:themeColor="light1" w:fill="ffffff" w:themeFill="light1"/>
         <w:tcBorders>
-          <w:top w:val="none"/>
-          <w:left w:val="none"/>
+          <w:top w:val="none" w:color="000000" w:sz="4" w:space="0"/>
+          <w:left w:val="none" w:color="000000" w:sz="4" w:space="0"/>
           <w:bottom w:val="single" w:color="000000" w:themeColor="accent6" w:themeTint="90" w:sz="4" w:space="0"/>
-          <w:right w:val="none"/>
+          <w:right w:val="none" w:color="000000" w:sz="4" w:space="0"/>
         </w:tcBorders>
       </w:tcPr>
     </w:tblStylePr>
@@ -14898,12 +15018,12 @@
         <w:tblBorders/>
       </w:tblPr>
       <w:tcPr>
-        <w:shd w:color="ffffff"/>
+        <w:shd w:val="clear" w:color="ffffff"/>
         <w:tcBorders>
-          <w:top w:val="none"/>
+          <w:top w:val="none" w:color="000000" w:sz="4" w:space="0"/>
           <w:left w:val="single" w:color="000000" w:themeColor="accent6" w:themeTint="90" w:sz="4" w:space="0"/>
-          <w:bottom w:val="none"/>
-          <w:right w:val="none"/>
+          <w:bottom w:val="none" w:color="000000" w:sz="4" w:space="0"/>
+          <w:right w:val="none" w:color="000000" w:sz="4" w:space="0"/>
         </w:tcBorders>
       </w:tcPr>
     </w:tblStylePr>
@@ -14926,9 +15046,9 @@
         <w:shd w:val="clear" w:color="ffffff" w:themeColor="light1" w:fill="ffffff" w:themeFill="light1"/>
         <w:tcBorders>
           <w:top w:val="single" w:color="000000" w:themeColor="accent6" w:themeTint="90" w:sz="4" w:space="0"/>
-          <w:left w:val="none"/>
-          <w:bottom w:val="none"/>
-          <w:right w:val="none"/>
+          <w:left w:val="none" w:color="000000" w:sz="4" w:space="0"/>
+          <w:bottom w:val="none" w:color="000000" w:sz="4" w:space="0"/>
+          <w:right w:val="none" w:color="000000" w:sz="4" w:space="0"/>
         </w:tcBorders>
       </w:tcPr>
     </w:tblStylePr>
@@ -14998,9 +15118,9 @@
       </w:tcPr>
     </w:tblStylePr>
   </w:style>
-  <w:style w:type="table" w:styleId="68">
+  <w:style w:type="table" w:styleId="757">
     <w:name w:val="List Table 1 Light"/>
-    <w:basedOn w:val="665"/>
+    <w:basedOn w:val="887"/>
     <w:uiPriority w:val="99"/>
     <w:pPr>
       <w:pBdr/>
@@ -15214,9 +15334,9 @@
       </w:tcPr>
     </w:tblStylePr>
   </w:style>
-  <w:style w:type="table" w:styleId="69">
+  <w:style w:type="table" w:styleId="758">
     <w:name w:val="List Table 1 Light - Accent 1"/>
-    <w:basedOn w:val="665"/>
+    <w:basedOn w:val="887"/>
     <w:uiPriority w:val="99"/>
     <w:pPr>
       <w:pBdr/>
@@ -15430,9 +15550,9 @@
       </w:tcPr>
     </w:tblStylePr>
   </w:style>
-  <w:style w:type="table" w:styleId="70">
+  <w:style w:type="table" w:styleId="759">
     <w:name w:val="List Table 1 Light - Accent 2"/>
-    <w:basedOn w:val="665"/>
+    <w:basedOn w:val="887"/>
     <w:uiPriority w:val="99"/>
     <w:pPr>
       <w:pBdr/>
@@ -15646,9 +15766,9 @@
       </w:tcPr>
     </w:tblStylePr>
   </w:style>
-  <w:style w:type="table" w:styleId="71">
+  <w:style w:type="table" w:styleId="760">
     <w:name w:val="List Table 1 Light - Accent 3"/>
-    <w:basedOn w:val="665"/>
+    <w:basedOn w:val="887"/>
     <w:uiPriority w:val="99"/>
     <w:pPr>
       <w:pBdr/>
@@ -15862,9 +15982,9 @@
       </w:tcPr>
     </w:tblStylePr>
   </w:style>
-  <w:style w:type="table" w:styleId="72">
+  <w:style w:type="table" w:styleId="761">
     <w:name w:val="List Table 1 Light - Accent 4"/>
-    <w:basedOn w:val="665"/>
+    <w:basedOn w:val="887"/>
     <w:uiPriority w:val="99"/>
     <w:pPr>
       <w:pBdr/>
@@ -16078,9 +16198,9 @@
       </w:tcPr>
     </w:tblStylePr>
   </w:style>
-  <w:style w:type="table" w:styleId="73">
+  <w:style w:type="table" w:styleId="762">
     <w:name w:val="List Table 1 Light - Accent 5"/>
-    <w:basedOn w:val="665"/>
+    <w:basedOn w:val="887"/>
     <w:uiPriority w:val="99"/>
     <w:pPr>
       <w:pBdr/>
@@ -16294,9 +16414,9 @@
       </w:tcPr>
     </w:tblStylePr>
   </w:style>
-  <w:style w:type="table" w:styleId="74">
+  <w:style w:type="table" w:styleId="763">
     <w:name w:val="List Table 1 Light - Accent 6"/>
-    <w:basedOn w:val="665"/>
+    <w:basedOn w:val="887"/>
     <w:uiPriority w:val="99"/>
     <w:pPr>
       <w:pBdr/>
@@ -16510,9 +16630,9 @@
       </w:tcPr>
     </w:tblStylePr>
   </w:style>
-  <w:style w:type="table" w:styleId="75">
+  <w:style w:type="table" w:styleId="764">
     <w:name w:val="List Table 2"/>
-    <w:basedOn w:val="665"/>
+    <w:basedOn w:val="887"/>
     <w:uiPriority w:val="99"/>
     <w:pPr>
       <w:pBdr/>
@@ -16748,9 +16868,9 @@
       </w:tcPr>
     </w:tblStylePr>
   </w:style>
-  <w:style w:type="table" w:styleId="76">
+  <w:style w:type="table" w:styleId="765">
     <w:name w:val="List Table 2 - Accent 1"/>
-    <w:basedOn w:val="665"/>
+    <w:basedOn w:val="887"/>
     <w:uiPriority w:val="99"/>
     <w:pPr>
       <w:pBdr/>
@@ -16986,9 +17106,9 @@
       </w:tcPr>
     </w:tblStylePr>
   </w:style>
-  <w:style w:type="table" w:styleId="77">
+  <w:style w:type="table" w:styleId="766">
     <w:name w:val="List Table 2 - Accent 2"/>
-    <w:basedOn w:val="665"/>
+    <w:basedOn w:val="887"/>
     <w:uiPriority w:val="99"/>
     <w:pPr>
       <w:pBdr/>
@@ -17224,9 +17344,9 @@
       </w:tcPr>
     </w:tblStylePr>
   </w:style>
-  <w:style w:type="table" w:styleId="78">
+  <w:style w:type="table" w:styleId="767">
     <w:name w:val="List Table 2 - Accent 3"/>
-    <w:basedOn w:val="665"/>
+    <w:basedOn w:val="887"/>
     <w:uiPriority w:val="99"/>
     <w:pPr>
       <w:pBdr/>
@@ -17462,9 +17582,9 @@
       </w:tcPr>
     </w:tblStylePr>
   </w:style>
-  <w:style w:type="table" w:styleId="79">
+  <w:style w:type="table" w:styleId="768">
     <w:name w:val="List Table 2 - Accent 4"/>
-    <w:basedOn w:val="665"/>
+    <w:basedOn w:val="887"/>
     <w:uiPriority w:val="99"/>
     <w:pPr>
       <w:pBdr/>
@@ -17700,9 +17820,9 @@
       </w:tcPr>
     </w:tblStylePr>
   </w:style>
-  <w:style w:type="table" w:styleId="80">
+  <w:style w:type="table" w:styleId="769">
     <w:name w:val="List Table 2 - Accent 5"/>
-    <w:basedOn w:val="665"/>
+    <w:basedOn w:val="887"/>
     <w:uiPriority w:val="99"/>
     <w:pPr>
       <w:pBdr/>
@@ -17938,9 +18058,9 @@
       </w:tcPr>
     </w:tblStylePr>
   </w:style>
-  <w:style w:type="table" w:styleId="81">
+  <w:style w:type="table" w:styleId="770">
     <w:name w:val="List Table 2 - Accent 6"/>
-    <w:basedOn w:val="665"/>
+    <w:basedOn w:val="887"/>
     <w:uiPriority w:val="99"/>
     <w:pPr>
       <w:pBdr/>
@@ -18176,9 +18296,9 @@
       </w:tcPr>
     </w:tblStylePr>
   </w:style>
-  <w:style w:type="table" w:styleId="82">
+  <w:style w:type="table" w:styleId="771">
     <w:name w:val="List Table 3"/>
-    <w:basedOn w:val="665"/>
+    <w:basedOn w:val="887"/>
     <w:uiPriority w:val="99"/>
     <w:pPr>
       <w:pBdr/>
@@ -18404,9 +18524,9 @@
       </w:tcPr>
     </w:tblStylePr>
   </w:style>
-  <w:style w:type="table" w:styleId="83">
+  <w:style w:type="table" w:styleId="772">
     <w:name w:val="List Table 3 - Accent 1"/>
-    <w:basedOn w:val="665"/>
+    <w:basedOn w:val="887"/>
     <w:uiPriority w:val="99"/>
     <w:pPr>
       <w:pBdr/>
@@ -18632,9 +18752,9 @@
       </w:tcPr>
     </w:tblStylePr>
   </w:style>
-  <w:style w:type="table" w:styleId="84">
+  <w:style w:type="table" w:styleId="773">
     <w:name w:val="List Table 3 - Accent 2"/>
-    <w:basedOn w:val="665"/>
+    <w:basedOn w:val="887"/>
     <w:uiPriority w:val="99"/>
     <w:pPr>
       <w:pBdr/>
@@ -18860,9 +18980,9 @@
       </w:tcPr>
     </w:tblStylePr>
   </w:style>
-  <w:style w:type="table" w:styleId="85">
+  <w:style w:type="table" w:styleId="774">
     <w:name w:val="List Table 3 - Accent 3"/>
-    <w:basedOn w:val="665"/>
+    <w:basedOn w:val="887"/>
     <w:uiPriority w:val="99"/>
     <w:pPr>
       <w:pBdr/>
@@ -19088,9 +19208,9 @@
       </w:tcPr>
     </w:tblStylePr>
   </w:style>
-  <w:style w:type="table" w:styleId="86">
+  <w:style w:type="table" w:styleId="775">
     <w:name w:val="List Table 3 - Accent 4"/>
-    <w:basedOn w:val="665"/>
+    <w:basedOn w:val="887"/>
     <w:uiPriority w:val="99"/>
     <w:pPr>
       <w:pBdr/>
@@ -19316,9 +19436,9 @@
       </w:tcPr>
     </w:tblStylePr>
   </w:style>
-  <w:style w:type="table" w:styleId="87">
+  <w:style w:type="table" w:styleId="776">
     <w:name w:val="List Table 3 - Accent 5"/>
-    <w:basedOn w:val="665"/>
+    <w:basedOn w:val="887"/>
     <w:uiPriority w:val="99"/>
     <w:pPr>
       <w:pBdr/>
@@ -19544,9 +19664,9 @@
       </w:tcPr>
     </w:tblStylePr>
   </w:style>
-  <w:style w:type="table" w:styleId="88">
+  <w:style w:type="table" w:styleId="777">
     <w:name w:val="List Table 3 - Accent 6"/>
-    <w:basedOn w:val="665"/>
+    <w:basedOn w:val="887"/>
     <w:uiPriority w:val="99"/>
     <w:pPr>
       <w:pBdr/>
@@ -19772,9 +19892,9 @@
       </w:tcPr>
     </w:tblStylePr>
   </w:style>
-  <w:style w:type="table" w:styleId="89">
+  <w:style w:type="table" w:styleId="778">
     <w:name w:val="List Table 4"/>
-    <w:basedOn w:val="665"/>
+    <w:basedOn w:val="887"/>
     <w:uiPriority w:val="99"/>
     <w:pPr>
       <w:pBdr/>
@@ -19997,9 +20117,9 @@
       </w:tcPr>
     </w:tblStylePr>
   </w:style>
-  <w:style w:type="table" w:styleId="90">
+  <w:style w:type="table" w:styleId="779">
     <w:name w:val="List Table 4 - Accent 1"/>
-    <w:basedOn w:val="665"/>
+    <w:basedOn w:val="887"/>
     <w:uiPriority w:val="99"/>
     <w:pPr>
       <w:pBdr/>
@@ -20222,9 +20342,9 @@
       </w:tcPr>
     </w:tblStylePr>
   </w:style>
-  <w:style w:type="table" w:styleId="91">
+  <w:style w:type="table" w:styleId="780">
     <w:name w:val="List Table 4 - Accent 2"/>
-    <w:basedOn w:val="665"/>
+    <w:basedOn w:val="887"/>
     <w:uiPriority w:val="99"/>
     <w:pPr>
       <w:pBdr/>
@@ -20447,9 +20567,9 @@
       </w:tcPr>
     </w:tblStylePr>
   </w:style>
-  <w:style w:type="table" w:styleId="92">
+  <w:style w:type="table" w:styleId="781">
     <w:name w:val="List Table 4 - Accent 3"/>
-    <w:basedOn w:val="665"/>
+    <w:basedOn w:val="887"/>
     <w:uiPriority w:val="99"/>
     <w:pPr>
       <w:pBdr/>
@@ -20672,9 +20792,9 @@
       </w:tcPr>
     </w:tblStylePr>
   </w:style>
-  <w:style w:type="table" w:styleId="93">
+  <w:style w:type="table" w:styleId="782">
     <w:name w:val="List Table 4 - Accent 4"/>
-    <w:basedOn w:val="665"/>
+    <w:basedOn w:val="887"/>
     <w:uiPriority w:val="99"/>
     <w:pPr>
       <w:pBdr/>
@@ -20897,9 +21017,9 @@
       </w:tcPr>
     </w:tblStylePr>
   </w:style>
-  <w:style w:type="table" w:styleId="94">
+  <w:style w:type="table" w:styleId="783">
     <w:name w:val="List Table 4 - Accent 5"/>
-    <w:basedOn w:val="665"/>
+    <w:basedOn w:val="887"/>
     <w:uiPriority w:val="99"/>
     <w:pPr>
       <w:pBdr/>
@@ -21122,9 +21242,9 @@
       </w:tcPr>
     </w:tblStylePr>
   </w:style>
-  <w:style w:type="table" w:styleId="95">
+  <w:style w:type="table" w:styleId="784">
     <w:name w:val="List Table 4 - Accent 6"/>
-    <w:basedOn w:val="665"/>
+    <w:basedOn w:val="887"/>
     <w:uiPriority w:val="99"/>
     <w:pPr>
       <w:pBdr/>
@@ -21347,9 +21467,9 @@
       </w:tcPr>
     </w:tblStylePr>
   </w:style>
-  <w:style w:type="table" w:styleId="96">
+  <w:style w:type="table" w:styleId="785">
     <w:name w:val="List Table 5 Dark"/>
-    <w:basedOn w:val="665"/>
+    <w:basedOn w:val="887"/>
     <w:uiPriority w:val="99"/>
     <w:pPr>
       <w:pBdr/>
@@ -21589,9 +21709,9 @@
       </w:tcPr>
     </w:tblStylePr>
   </w:style>
-  <w:style w:type="table" w:styleId="97">
+  <w:style w:type="table" w:styleId="786">
     <w:name w:val="List Table 5 Dark - Accent 1"/>
-    <w:basedOn w:val="665"/>
+    <w:basedOn w:val="887"/>
     <w:uiPriority w:val="99"/>
     <w:pPr>
       <w:pBdr/>
@@ -21831,9 +21951,9 @@
       </w:tcPr>
     </w:tblStylePr>
   </w:style>
-  <w:style w:type="table" w:styleId="98">
+  <w:style w:type="table" w:styleId="787">
     <w:name w:val="List Table 5 Dark - Accent 2"/>
-    <w:basedOn w:val="665"/>
+    <w:basedOn w:val="887"/>
     <w:uiPriority w:val="99"/>
     <w:pPr>
       <w:pBdr/>
@@ -22073,9 +22193,9 @@
       </w:tcPr>
     </w:tblStylePr>
   </w:style>
-  <w:style w:type="table" w:styleId="99">
+  <w:style w:type="table" w:styleId="788">
     <w:name w:val="List Table 5 Dark - Accent 3"/>
-    <w:basedOn w:val="665"/>
+    <w:basedOn w:val="887"/>
     <w:uiPriority w:val="99"/>
     <w:pPr>
       <w:pBdr/>
@@ -22315,9 +22435,9 @@
       </w:tcPr>
     </w:tblStylePr>
   </w:style>
-  <w:style w:type="table" w:styleId="100">
+  <w:style w:type="table" w:styleId="789">
     <w:name w:val="List Table 5 Dark - Accent 4"/>
-    <w:basedOn w:val="665"/>
+    <w:basedOn w:val="887"/>
     <w:uiPriority w:val="99"/>
     <w:pPr>
       <w:pBdr/>
@@ -22557,9 +22677,9 @@
       </w:tcPr>
     </w:tblStylePr>
   </w:style>
-  <w:style w:type="table" w:styleId="101">
+  <w:style w:type="table" w:styleId="790">
     <w:name w:val="List Table 5 Dark - Accent 5"/>
-    <w:basedOn w:val="665"/>
+    <w:basedOn w:val="887"/>
     <w:uiPriority w:val="99"/>
     <w:pPr>
       <w:pBdr/>
@@ -22799,9 +22919,9 @@
       </w:tcPr>
     </w:tblStylePr>
   </w:style>
-  <w:style w:type="table" w:styleId="102">
+  <w:style w:type="table" w:styleId="791">
     <w:name w:val="List Table 5 Dark - Accent 6"/>
-    <w:basedOn w:val="665"/>
+    <w:basedOn w:val="887"/>
     <w:uiPriority w:val="99"/>
     <w:pPr>
       <w:pBdr/>
@@ -23041,9 +23161,9 @@
       </w:tcPr>
     </w:tblStylePr>
   </w:style>
-  <w:style w:type="table" w:styleId="103">
+  <w:style w:type="table" w:styleId="792">
     <w:name w:val="List Table 6 Colorful"/>
-    <w:basedOn w:val="665"/>
+    <w:basedOn w:val="887"/>
     <w:uiPriority w:val="99"/>
     <w:pPr>
       <w:pBdr/>
@@ -23264,9 +23384,9 @@
       </w:tcPr>
     </w:tblStylePr>
   </w:style>
-  <w:style w:type="table" w:styleId="104">
+  <w:style w:type="table" w:styleId="793">
     <w:name w:val="List Table 6 Colorful - Accent 1"/>
-    <w:basedOn w:val="665"/>
+    <w:basedOn w:val="887"/>
     <w:uiPriority w:val="99"/>
     <w:pPr>
       <w:pBdr/>
@@ -23487,9 +23607,9 @@
       </w:tcPr>
     </w:tblStylePr>
   </w:style>
-  <w:style w:type="table" w:styleId="105">
+  <w:style w:type="table" w:styleId="794">
     <w:name w:val="List Table 6 Colorful - Accent 2"/>
-    <w:basedOn w:val="665"/>
+    <w:basedOn w:val="887"/>
     <w:uiPriority w:val="99"/>
     <w:pPr>
       <w:pBdr/>
@@ -23710,9 +23830,9 @@
       </w:tcPr>
     </w:tblStylePr>
   </w:style>
-  <w:style w:type="table" w:styleId="106">
+  <w:style w:type="table" w:styleId="795">
     <w:name w:val="List Table 6 Colorful - Accent 3"/>
-    <w:basedOn w:val="665"/>
+    <w:basedOn w:val="887"/>
     <w:uiPriority w:val="99"/>
     <w:pPr>
       <w:pBdr/>
@@ -23933,9 +24053,9 @@
       </w:tcPr>
     </w:tblStylePr>
   </w:style>
-  <w:style w:type="table" w:styleId="107">
+  <w:style w:type="table" w:styleId="796">
     <w:name w:val="List Table 6 Colorful - Accent 4"/>
-    <w:basedOn w:val="665"/>
+    <w:basedOn w:val="887"/>
     <w:uiPriority w:val="99"/>
     <w:pPr>
       <w:pBdr/>
@@ -24156,9 +24276,9 @@
       </w:tcPr>
     </w:tblStylePr>
   </w:style>
-  <w:style w:type="table" w:styleId="108">
+  <w:style w:type="table" w:styleId="797">
     <w:name w:val="List Table 6 Colorful - Accent 5"/>
-    <w:basedOn w:val="665"/>
+    <w:basedOn w:val="887"/>
     <w:uiPriority w:val="99"/>
     <w:pPr>
       <w:pBdr/>
@@ -24379,9 +24499,9 @@
       </w:tcPr>
     </w:tblStylePr>
   </w:style>
-  <w:style w:type="table" w:styleId="109">
+  <w:style w:type="table" w:styleId="798">
     <w:name w:val="List Table 6 Colorful - Accent 6"/>
-    <w:basedOn w:val="665"/>
+    <w:basedOn w:val="887"/>
     <w:uiPriority w:val="99"/>
     <w:pPr>
       <w:pBdr/>
@@ -24602,9 +24722,9 @@
       </w:tcPr>
     </w:tblStylePr>
   </w:style>
-  <w:style w:type="table" w:styleId="110">
+  <w:style w:type="table" w:styleId="799">
     <w:name w:val="List Table 7 Colorful"/>
-    <w:basedOn w:val="665"/>
+    <w:basedOn w:val="887"/>
     <w:uiPriority w:val="99"/>
     <w:pPr>
       <w:pBdr/>
@@ -24703,11 +24823,11 @@
         <w:tblBorders/>
       </w:tblPr>
       <w:tcPr>
-        <w:shd w:color="ffffff"/>
+        <w:shd w:val="clear" w:color="ffffff"/>
         <w:tcBorders>
-          <w:top w:val="none"/>
-          <w:left w:val="none"/>
-          <w:bottom w:val="none"/>
+          <w:top w:val="none" w:color="000000" w:sz="4" w:space="0"/>
+          <w:left w:val="none" w:color="000000" w:sz="4" w:space="0"/>
+          <w:bottom w:val="none" w:color="000000" w:sz="4" w:space="0"/>
           <w:right w:val="single" w:color="000000" w:themeColor="text1" w:themeTint="80" w:sz="4" w:space="0"/>
         </w:tcBorders>
       </w:tcPr>
@@ -24730,10 +24850,10 @@
       <w:tcPr>
         <w:shd w:val="clear" w:color="ffffff" w:themeColor="light1" w:fill="ffffff" w:themeFill="light1"/>
         <w:tcBorders>
-          <w:top w:val="none"/>
-          <w:left w:val="none"/>
+          <w:top w:val="none" w:color="000000" w:sz="4" w:space="0"/>
+          <w:left w:val="none" w:color="000000" w:sz="4" w:space="0"/>
           <w:bottom w:val="single" w:color="000000" w:themeColor="text1" w:themeTint="80" w:sz="4" w:space="0"/>
-          <w:right w:val="none"/>
+          <w:right w:val="none" w:color="000000" w:sz="4" w:space="0"/>
         </w:tcBorders>
       </w:tcPr>
     </w:tblStylePr>
@@ -24753,12 +24873,12 @@
         <w:tblBorders/>
       </w:tblPr>
       <w:tcPr>
-        <w:shd w:color="ffffff"/>
+        <w:shd w:val="clear" w:color="ffffff"/>
         <w:tcBorders>
-          <w:top w:val="none"/>
+          <w:top w:val="none" w:color="000000" w:sz="4" w:space="0"/>
           <w:left w:val="single" w:color="000000" w:themeColor="text1" w:themeTint="80" w:sz="4" w:space="0"/>
-          <w:bottom w:val="none"/>
-          <w:right w:val="none"/>
+          <w:bottom w:val="none" w:color="000000" w:sz="4" w:space="0"/>
+          <w:right w:val="none" w:color="000000" w:sz="4" w:space="0"/>
         </w:tcBorders>
       </w:tcPr>
     </w:tblStylePr>
@@ -24781,9 +24901,9 @@
         <w:shd w:val="clear" w:color="ffffff" w:themeColor="light1" w:fill="ffffff" w:themeFill="light1"/>
         <w:tcBorders>
           <w:top w:val="single" w:color="000000" w:themeColor="text1" w:themeTint="80" w:sz="4" w:space="0"/>
-          <w:left w:val="none"/>
-          <w:bottom w:val="none"/>
-          <w:right w:val="none"/>
+          <w:left w:val="none" w:color="000000" w:sz="4" w:space="0"/>
+          <w:bottom w:val="none" w:color="000000" w:sz="4" w:space="0"/>
+          <w:right w:val="none" w:color="000000" w:sz="4" w:space="0"/>
         </w:tcBorders>
       </w:tcPr>
     </w:tblStylePr>
@@ -24858,9 +24978,9 @@
       </w:tcPr>
     </w:tblStylePr>
   </w:style>
-  <w:style w:type="table" w:styleId="111">
+  <w:style w:type="table" w:styleId="800">
     <w:name w:val="List Table 7 Colorful - Accent 1"/>
-    <w:basedOn w:val="665"/>
+    <w:basedOn w:val="887"/>
     <w:uiPriority w:val="99"/>
     <w:pPr>
       <w:pBdr/>
@@ -24959,11 +25079,11 @@
         <w:tblBorders/>
       </w:tblPr>
       <w:tcPr>
-        <w:shd w:color="ffffff"/>
+        <w:shd w:val="clear" w:color="ffffff"/>
         <w:tcBorders>
-          <w:top w:val="none"/>
-          <w:left w:val="none"/>
-          <w:bottom w:val="none"/>
+          <w:top w:val="none" w:color="000000" w:sz="4" w:space="0"/>
+          <w:left w:val="none" w:color="000000" w:sz="4" w:space="0"/>
+          <w:bottom w:val="none" w:color="000000" w:sz="4" w:space="0"/>
           <w:right w:val="single" w:color="000000" w:themeColor="accent1" w:sz="4" w:space="0"/>
         </w:tcBorders>
       </w:tcPr>
@@ -24986,10 +25106,10 @@
       <w:tcPr>
         <w:shd w:val="clear" w:color="ffffff" w:themeColor="light1" w:fill="ffffff" w:themeFill="light1"/>
         <w:tcBorders>
-          <w:top w:val="none"/>
-          <w:left w:val="none"/>
+          <w:top w:val="none" w:color="000000" w:sz="4" w:space="0"/>
+          <w:left w:val="none" w:color="000000" w:sz="4" w:space="0"/>
           <w:bottom w:val="single" w:color="000000" w:themeColor="accent1" w:sz="4" w:space="0"/>
-          <w:right w:val="none"/>
+          <w:right w:val="none" w:color="000000" w:sz="4" w:space="0"/>
         </w:tcBorders>
       </w:tcPr>
     </w:tblStylePr>
@@ -25009,12 +25129,12 @@
         <w:tblBorders/>
       </w:tblPr>
       <w:tcPr>
-        <w:shd w:color="ffffff"/>
+        <w:shd w:val="clear" w:color="ffffff"/>
         <w:tcBorders>
-          <w:top w:val="none"/>
+          <w:top w:val="none" w:color="000000" w:sz="4" w:space="0"/>
           <w:left w:val="single" w:color="000000" w:themeColor="accent1" w:sz="4" w:space="0"/>
-          <w:bottom w:val="none"/>
-          <w:right w:val="none"/>
+          <w:bottom w:val="none" w:color="000000" w:sz="4" w:space="0"/>
+          <w:right w:val="none" w:color="000000" w:sz="4" w:space="0"/>
         </w:tcBorders>
       </w:tcPr>
     </w:tblStylePr>
@@ -25037,9 +25157,9 @@
         <w:shd w:val="clear" w:color="ffffff" w:themeColor="light1" w:fill="ffffff" w:themeFill="light1"/>
         <w:tcBorders>
           <w:top w:val="single" w:color="000000" w:themeColor="accent1" w:sz="4" w:space="0"/>
-          <w:left w:val="none"/>
-          <w:bottom w:val="none"/>
-          <w:right w:val="none"/>
+          <w:left w:val="none" w:color="000000" w:sz="4" w:space="0"/>
+          <w:bottom w:val="none" w:color="000000" w:sz="4" w:space="0"/>
+          <w:right w:val="none" w:color="000000" w:sz="4" w:space="0"/>
         </w:tcBorders>
       </w:tcPr>
     </w:tblStylePr>
@@ -25114,9 +25234,9 @@
       </w:tcPr>
     </w:tblStylePr>
   </w:style>
-  <w:style w:type="table" w:styleId="112">
+  <w:style w:type="table" w:styleId="801">
     <w:name w:val="List Table 7 Colorful - Accent 2"/>
-    <w:basedOn w:val="665"/>
+    <w:basedOn w:val="887"/>
     <w:uiPriority w:val="99"/>
     <w:pPr>
       <w:pBdr/>
@@ -25215,11 +25335,11 @@
         <w:tblBorders/>
       </w:tblPr>
       <w:tcPr>
-        <w:shd w:color="ffffff"/>
+        <w:shd w:val="clear" w:color="ffffff"/>
         <w:tcBorders>
-          <w:top w:val="none"/>
-          <w:left w:val="none"/>
-          <w:bottom w:val="none"/>
+          <w:top w:val="none" w:color="000000" w:sz="4" w:space="0"/>
+          <w:left w:val="none" w:color="000000" w:sz="4" w:space="0"/>
+          <w:bottom w:val="none" w:color="000000" w:sz="4" w:space="0"/>
           <w:right w:val="single" w:color="000000" w:themeColor="accent2" w:themeTint="97" w:sz="4" w:space="0"/>
         </w:tcBorders>
       </w:tcPr>
@@ -25242,10 +25362,10 @@
       <w:tcPr>
         <w:shd w:val="clear" w:color="ffffff" w:themeColor="light1" w:fill="ffffff" w:themeFill="light1"/>
         <w:tcBorders>
-          <w:top w:val="none"/>
-          <w:left w:val="none"/>
+          <w:top w:val="none" w:color="000000" w:sz="4" w:space="0"/>
+          <w:left w:val="none" w:color="000000" w:sz="4" w:space="0"/>
           <w:bottom w:val="single" w:color="000000" w:themeColor="accent2" w:themeTint="97" w:sz="4" w:space="0"/>
-          <w:right w:val="none"/>
+          <w:right w:val="none" w:color="000000" w:sz="4" w:space="0"/>
         </w:tcBorders>
       </w:tcPr>
     </w:tblStylePr>
@@ -25265,12 +25385,12 @@
         <w:tblBorders/>
       </w:tblPr>
       <w:tcPr>
-        <w:shd w:color="ffffff"/>
+        <w:shd w:val="clear" w:color="ffffff"/>
         <w:tcBorders>
-          <w:top w:val="none"/>
+          <w:top w:val="none" w:color="000000" w:sz="4" w:space="0"/>
           <w:left w:val="single" w:color="000000" w:themeColor="accent2" w:themeTint="97" w:sz="4" w:space="0"/>
-          <w:bottom w:val="none"/>
-          <w:right w:val="none"/>
+          <w:bottom w:val="none" w:color="000000" w:sz="4" w:space="0"/>
+          <w:right w:val="none" w:color="000000" w:sz="4" w:space="0"/>
         </w:tcBorders>
       </w:tcPr>
     </w:tblStylePr>
@@ -25293,9 +25413,9 @@
         <w:shd w:val="clear" w:color="ffffff" w:themeColor="light1" w:fill="ffffff" w:themeFill="light1"/>
         <w:tcBorders>
           <w:top w:val="single" w:color="000000" w:themeColor="accent2" w:themeTint="97" w:sz="4" w:space="0"/>
-          <w:left w:val="none"/>
-          <w:bottom w:val="none"/>
-          <w:right w:val="none"/>
+          <w:left w:val="none" w:color="000000" w:sz="4" w:space="0"/>
+          <w:bottom w:val="none" w:color="000000" w:sz="4" w:space="0"/>
+          <w:right w:val="none" w:color="000000" w:sz="4" w:space="0"/>
         </w:tcBorders>
       </w:tcPr>
     </w:tblStylePr>
@@ -25370,9 +25490,9 @@
       </w:tcPr>
     </w:tblStylePr>
   </w:style>
-  <w:style w:type="table" w:styleId="113">
+  <w:style w:type="table" w:styleId="802">
     <w:name w:val="List Table 7 Colorful - Accent 3"/>
-    <w:basedOn w:val="665"/>
+    <w:basedOn w:val="887"/>
     <w:uiPriority w:val="99"/>
     <w:pPr>
       <w:pBdr/>
@@ -25471,11 +25591,11 @@
         <w:tblBorders/>
       </w:tblPr>
       <w:tcPr>
-        <w:shd w:color="ffffff"/>
+        <w:shd w:val="clear" w:color="ffffff"/>
         <w:tcBorders>
-          <w:top w:val="none"/>
-          <w:left w:val="none"/>
-          <w:bottom w:val="none"/>
+          <w:top w:val="none" w:color="000000" w:sz="4" w:space="0"/>
+          <w:left w:val="none" w:color="000000" w:sz="4" w:space="0"/>
+          <w:bottom w:val="none" w:color="000000" w:sz="4" w:space="0"/>
           <w:right w:val="single" w:color="000000" w:themeColor="accent3" w:themeTint="98" w:sz="4" w:space="0"/>
         </w:tcBorders>
       </w:tcPr>
@@ -25498,10 +25618,10 @@
       <w:tcPr>
         <w:shd w:val="clear" w:color="ffffff" w:themeColor="light1" w:fill="ffffff" w:themeFill="light1"/>
         <w:tcBorders>
-          <w:top w:val="none"/>
-          <w:left w:val="none"/>
+          <w:top w:val="none" w:color="000000" w:sz="4" w:space="0"/>
+          <w:left w:val="none" w:color="000000" w:sz="4" w:space="0"/>
           <w:bottom w:val="single" w:color="000000" w:themeColor="accent3" w:themeTint="98" w:sz="4" w:space="0"/>
-          <w:right w:val="none"/>
+          <w:right w:val="none" w:color="000000" w:sz="4" w:space="0"/>
         </w:tcBorders>
       </w:tcPr>
     </w:tblStylePr>
@@ -25521,12 +25641,12 @@
         <w:tblBorders/>
       </w:tblPr>
       <w:tcPr>
-        <w:shd w:color="ffffff"/>
+        <w:shd w:val="clear" w:color="ffffff"/>
         <w:tcBorders>
-          <w:top w:val="none"/>
+          <w:top w:val="none" w:color="000000" w:sz="4" w:space="0"/>
           <w:left w:val="single" w:color="000000" w:themeColor="accent3" w:themeTint="98" w:sz="4" w:space="0"/>
-          <w:bottom w:val="none"/>
-          <w:right w:val="none"/>
+          <w:bottom w:val="none" w:color="000000" w:sz="4" w:space="0"/>
+          <w:right w:val="none" w:color="000000" w:sz="4" w:space="0"/>
         </w:tcBorders>
       </w:tcPr>
     </w:tblStylePr>
@@ -25549,9 +25669,9 @@
         <w:shd w:val="clear" w:color="ffffff" w:themeColor="light1" w:fill="ffffff" w:themeFill="light1"/>
         <w:tcBorders>
           <w:top w:val="single" w:color="000000" w:themeColor="accent3" w:themeTint="98" w:sz="4" w:space="0"/>
-          <w:left w:val="none"/>
-          <w:bottom w:val="none"/>
-          <w:right w:val="none"/>
+          <w:left w:val="none" w:color="000000" w:sz="4" w:space="0"/>
+          <w:bottom w:val="none" w:color="000000" w:sz="4" w:space="0"/>
+          <w:right w:val="none" w:color="000000" w:sz="4" w:space="0"/>
         </w:tcBorders>
       </w:tcPr>
     </w:tblStylePr>
@@ -25626,9 +25746,9 @@
       </w:tcPr>
     </w:tblStylePr>
   </w:style>
-  <w:style w:type="table" w:styleId="114">
+  <w:style w:type="table" w:styleId="803">
     <w:name w:val="List Table 7 Colorful - Accent 4"/>
-    <w:basedOn w:val="665"/>
+    <w:basedOn w:val="887"/>
     <w:uiPriority w:val="99"/>
     <w:pPr>
       <w:pBdr/>
@@ -25727,11 +25847,11 @@
         <w:tblBorders/>
       </w:tblPr>
       <w:tcPr>
-        <w:shd w:color="ffffff"/>
+        <w:shd w:val="clear" w:color="ffffff"/>
         <w:tcBorders>
-          <w:top w:val="none"/>
-          <w:left w:val="none"/>
-          <w:bottom w:val="none"/>
+          <w:top w:val="none" w:color="000000" w:sz="4" w:space="0"/>
+          <w:left w:val="none" w:color="000000" w:sz="4" w:space="0"/>
+          <w:bottom w:val="none" w:color="000000" w:sz="4" w:space="0"/>
           <w:right w:val="single" w:color="000000" w:themeColor="accent4" w:themeTint="9A" w:sz="4" w:space="0"/>
         </w:tcBorders>
       </w:tcPr>
@@ -25754,10 +25874,10 @@
       <w:tcPr>
         <w:shd w:val="clear" w:color="ffffff" w:themeColor="light1" w:fill="ffffff" w:themeFill="light1"/>
         <w:tcBorders>
-          <w:top w:val="none"/>
-          <w:left w:val="none"/>
+          <w:top w:val="none" w:color="000000" w:sz="4" w:space="0"/>
+          <w:left w:val="none" w:color="000000" w:sz="4" w:space="0"/>
           <w:bottom w:val="single" w:color="000000" w:themeColor="accent4" w:themeTint="9A" w:sz="4" w:space="0"/>
-          <w:right w:val="none"/>
+          <w:right w:val="none" w:color="000000" w:sz="4" w:space="0"/>
         </w:tcBorders>
       </w:tcPr>
     </w:tblStylePr>
@@ -25777,12 +25897,12 @@
         <w:tblBorders/>
       </w:tblPr>
       <w:tcPr>
-        <w:shd w:color="ffffff"/>
+        <w:shd w:val="clear" w:color="ffffff"/>
         <w:tcBorders>
-          <w:top w:val="none"/>
+          <w:top w:val="none" w:color="000000" w:sz="4" w:space="0"/>
           <w:left w:val="single" w:color="000000" w:themeColor="accent4" w:themeTint="9A" w:sz="4" w:space="0"/>
-          <w:bottom w:val="none"/>
-          <w:right w:val="none"/>
+          <w:bottom w:val="none" w:color="000000" w:sz="4" w:space="0"/>
+          <w:right w:val="none" w:color="000000" w:sz="4" w:space="0"/>
         </w:tcBorders>
       </w:tcPr>
     </w:tblStylePr>
@@ -25805,9 +25925,9 @@
         <w:shd w:val="clear" w:color="ffffff" w:themeColor="light1" w:fill="ffffff" w:themeFill="light1"/>
         <w:tcBorders>
           <w:top w:val="single" w:color="000000" w:themeColor="accent4" w:themeTint="9A" w:sz="4" w:space="0"/>
-          <w:left w:val="none"/>
-          <w:bottom w:val="none"/>
-          <w:right w:val="none"/>
+          <w:left w:val="none" w:color="000000" w:sz="4" w:space="0"/>
+          <w:bottom w:val="none" w:color="000000" w:sz="4" w:space="0"/>
+          <w:right w:val="none" w:color="000000" w:sz="4" w:space="0"/>
         </w:tcBorders>
       </w:tcPr>
     </w:tblStylePr>
@@ -25882,9 +26002,9 @@
       </w:tcPr>
     </w:tblStylePr>
   </w:style>
-  <w:style w:type="table" w:styleId="115">
+  <w:style w:type="table" w:styleId="804">
     <w:name w:val="List Table 7 Colorful - Accent 5"/>
-    <w:basedOn w:val="665"/>
+    <w:basedOn w:val="887"/>
     <w:uiPriority w:val="99"/>
     <w:pPr>
       <w:pBdr/>
@@ -25983,11 +26103,11 @@
         <w:tblBorders/>
       </w:tblPr>
       <w:tcPr>
-        <w:shd w:color="ffffff"/>
+        <w:shd w:val="clear" w:color="ffffff"/>
         <w:tcBorders>
-          <w:top w:val="none"/>
-          <w:left w:val="none"/>
-          <w:bottom w:val="none"/>
+          <w:top w:val="none" w:color="000000" w:sz="4" w:space="0"/>
+          <w:left w:val="none" w:color="000000" w:sz="4" w:space="0"/>
+          <w:bottom w:val="none" w:color="000000" w:sz="4" w:space="0"/>
           <w:right w:val="single" w:color="000000" w:themeColor="accent5" w:themeTint="9A" w:sz="4" w:space="0"/>
         </w:tcBorders>
       </w:tcPr>
@@ -26010,10 +26130,10 @@
       <w:tcPr>
         <w:shd w:val="clear" w:color="ffffff" w:themeColor="light1" w:fill="ffffff" w:themeFill="light1"/>
         <w:tcBorders>
-          <w:top w:val="none"/>
-          <w:left w:val="none"/>
+          <w:top w:val="none" w:color="000000" w:sz="4" w:space="0"/>
+          <w:left w:val="none" w:color="000000" w:sz="4" w:space="0"/>
           <w:bottom w:val="single" w:color="000000" w:themeColor="accent5" w:themeTint="9A" w:sz="4" w:space="0"/>
-          <w:right w:val="none"/>
+          <w:right w:val="none" w:color="000000" w:sz="4" w:space="0"/>
         </w:tcBorders>
       </w:tcPr>
     </w:tblStylePr>
@@ -26033,12 +26153,12 @@
         <w:tblBorders/>
       </w:tblPr>
       <w:tcPr>
-        <w:shd w:color="ffffff"/>
+        <w:shd w:val="clear" w:color="ffffff"/>
         <w:tcBorders>
-          <w:top w:val="none"/>
+          <w:top w:val="none" w:color="000000" w:sz="4" w:space="0"/>
           <w:left w:val="single" w:color="000000" w:themeColor="accent5" w:themeTint="9A" w:sz="4" w:space="0"/>
-          <w:bottom w:val="none"/>
-          <w:right w:val="none"/>
+          <w:bottom w:val="none" w:color="000000" w:sz="4" w:space="0"/>
+          <w:right w:val="none" w:color="000000" w:sz="4" w:space="0"/>
         </w:tcBorders>
       </w:tcPr>
     </w:tblStylePr>
@@ -26061,9 +26181,9 @@
         <w:shd w:val="clear" w:color="ffffff" w:themeColor="light1" w:fill="ffffff" w:themeFill="light1"/>
         <w:tcBorders>
           <w:top w:val="single" w:color="000000" w:themeColor="accent5" w:themeTint="9A" w:sz="4" w:space="0"/>
-          <w:left w:val="none"/>
-          <w:bottom w:val="none"/>
-          <w:right w:val="none"/>
+          <w:left w:val="none" w:color="000000" w:sz="4" w:space="0"/>
+          <w:bottom w:val="none" w:color="000000" w:sz="4" w:space="0"/>
+          <w:right w:val="none" w:color="000000" w:sz="4" w:space="0"/>
         </w:tcBorders>
       </w:tcPr>
     </w:tblStylePr>
@@ -26138,9 +26258,9 @@
       </w:tcPr>
     </w:tblStylePr>
   </w:style>
-  <w:style w:type="table" w:styleId="116">
+  <w:style w:type="table" w:styleId="805">
     <w:name w:val="List Table 7 Colorful - Accent 6"/>
-    <w:basedOn w:val="665"/>
+    <w:basedOn w:val="887"/>
     <w:uiPriority w:val="99"/>
     <w:pPr>
       <w:pBdr/>
@@ -26239,11 +26359,11 @@
         <w:tblBorders/>
       </w:tblPr>
       <w:tcPr>
-        <w:shd w:color="ffffff"/>
+        <w:shd w:val="clear" w:color="ffffff"/>
         <w:tcBorders>
-          <w:top w:val="none"/>
-          <w:left w:val="none"/>
-          <w:bottom w:val="none"/>
+          <w:top w:val="none" w:color="000000" w:sz="4" w:space="0"/>
+          <w:left w:val="none" w:color="000000" w:sz="4" w:space="0"/>
+          <w:bottom w:val="none" w:color="000000" w:sz="4" w:space="0"/>
           <w:right w:val="single" w:color="000000" w:themeColor="accent6" w:themeTint="98" w:sz="4" w:space="0"/>
         </w:tcBorders>
       </w:tcPr>
@@ -26266,10 +26386,10 @@
       <w:tcPr>
         <w:shd w:val="clear" w:color="ffffff" w:themeColor="light1" w:fill="ffffff" w:themeFill="light1"/>
         <w:tcBorders>
-          <w:top w:val="none"/>
-          <w:left w:val="none"/>
+          <w:top w:val="none" w:color="000000" w:sz="4" w:space="0"/>
+          <w:left w:val="none" w:color="000000" w:sz="4" w:space="0"/>
           <w:bottom w:val="single" w:color="000000" w:themeColor="accent6" w:themeTint="98" w:sz="4" w:space="0"/>
-          <w:right w:val="none"/>
+          <w:right w:val="none" w:color="000000" w:sz="4" w:space="0"/>
         </w:tcBorders>
       </w:tcPr>
     </w:tblStylePr>
@@ -26289,12 +26409,12 @@
         <w:tblBorders/>
       </w:tblPr>
       <w:tcPr>
-        <w:shd w:color="ffffff"/>
+        <w:shd w:val="clear" w:color="ffffff"/>
         <w:tcBorders>
-          <w:top w:val="none"/>
+          <w:top w:val="none" w:color="000000" w:sz="4" w:space="0"/>
           <w:left w:val="single" w:color="000000" w:themeColor="accent6" w:themeTint="98" w:sz="4" w:space="0"/>
-          <w:bottom w:val="none"/>
-          <w:right w:val="none"/>
+          <w:bottom w:val="none" w:color="000000" w:sz="4" w:space="0"/>
+          <w:right w:val="none" w:color="000000" w:sz="4" w:space="0"/>
         </w:tcBorders>
       </w:tcPr>
     </w:tblStylePr>
@@ -26317,9 +26437,9 @@
         <w:shd w:val="clear" w:color="ffffff" w:themeColor="light1" w:fill="ffffff" w:themeFill="light1"/>
         <w:tcBorders>
           <w:top w:val="single" w:color="000000" w:themeColor="accent6" w:themeTint="98" w:sz="4" w:space="0"/>
-          <w:left w:val="none"/>
-          <w:bottom w:val="none"/>
-          <w:right w:val="none"/>
+          <w:left w:val="none" w:color="000000" w:sz="4" w:space="0"/>
+          <w:bottom w:val="none" w:color="000000" w:sz="4" w:space="0"/>
+          <w:right w:val="none" w:color="000000" w:sz="4" w:space="0"/>
         </w:tcBorders>
       </w:tcPr>
     </w:tblStylePr>
@@ -26394,9 +26514,9 @@
       </w:tcPr>
     </w:tblStylePr>
   </w:style>
-  <w:style w:type="table" w:styleId="117">
+  <w:style w:type="table" w:styleId="806">
     <w:name w:val="Lined - Accent"/>
-    <w:basedOn w:val="665"/>
+    <w:basedOn w:val="887"/>
     <w:uiPriority w:val="99"/>
     <w:pPr>
       <w:pBdr/>
@@ -26631,9 +26751,9 @@
       </w:tcPr>
     </w:tblStylePr>
   </w:style>
-  <w:style w:type="table" w:styleId="118">
+  <w:style w:type="table" w:styleId="807">
     <w:name w:val="Lined - Accent 1"/>
-    <w:basedOn w:val="665"/>
+    <w:basedOn w:val="887"/>
     <w:uiPriority w:val="99"/>
     <w:pPr>
       <w:pBdr/>
@@ -26868,9 +26988,9 @@
       </w:tcPr>
     </w:tblStylePr>
   </w:style>
-  <w:style w:type="table" w:styleId="119">
+  <w:style w:type="table" w:styleId="808">
     <w:name w:val="Lined - Accent 2"/>
-    <w:basedOn w:val="665"/>
+    <w:basedOn w:val="887"/>
     <w:uiPriority w:val="99"/>
     <w:pPr>
       <w:pBdr/>
@@ -27105,9 +27225,9 @@
       </w:tcPr>
     </w:tblStylePr>
   </w:style>
-  <w:style w:type="table" w:styleId="120">
+  <w:style w:type="table" w:styleId="809">
     <w:name w:val="Lined - Accent 3"/>
-    <w:basedOn w:val="665"/>
+    <w:basedOn w:val="887"/>
     <w:uiPriority w:val="99"/>
     <w:pPr>
       <w:pBdr/>
@@ -27342,9 +27462,9 @@
       </w:tcPr>
     </w:tblStylePr>
   </w:style>
-  <w:style w:type="table" w:styleId="121">
+  <w:style w:type="table" w:styleId="810">
     <w:name w:val="Lined - Accent 4"/>
-    <w:basedOn w:val="665"/>
+    <w:basedOn w:val="887"/>
     <w:uiPriority w:val="99"/>
     <w:pPr>
       <w:pBdr/>
@@ -27579,9 +27699,9 @@
       </w:tcPr>
     </w:tblStylePr>
   </w:style>
-  <w:style w:type="table" w:styleId="122">
+  <w:style w:type="table" w:styleId="811">
     <w:name w:val="Lined - Accent 5"/>
-    <w:basedOn w:val="665"/>
+    <w:basedOn w:val="887"/>
     <w:uiPriority w:val="99"/>
     <w:pPr>
       <w:pBdr/>
@@ -27816,9 +27936,9 @@
       </w:tcPr>
     </w:tblStylePr>
   </w:style>
-  <w:style w:type="table" w:styleId="123">
+  <w:style w:type="table" w:styleId="812">
     <w:name w:val="Lined - Accent 6"/>
-    <w:basedOn w:val="665"/>
+    <w:basedOn w:val="887"/>
     <w:uiPriority w:val="99"/>
     <w:pPr>
       <w:pBdr/>
@@ -28053,9 +28173,9 @@
       </w:tcPr>
     </w:tblStylePr>
   </w:style>
-  <w:style w:type="table" w:styleId="124">
+  <w:style w:type="table" w:styleId="813">
     <w:name w:val="Bordered &amp; Lined - Accent"/>
-    <w:basedOn w:val="665"/>
+    <w:basedOn w:val="887"/>
     <w:uiPriority w:val="99"/>
     <w:pPr>
       <w:pBdr/>
@@ -28297,9 +28417,9 @@
       </w:tcPr>
     </w:tblStylePr>
   </w:style>
-  <w:style w:type="table" w:styleId="125">
+  <w:style w:type="table" w:styleId="814">
     <w:name w:val="Bordered &amp; Lined - Accent 1"/>
-    <w:basedOn w:val="665"/>
+    <w:basedOn w:val="887"/>
     <w:uiPriority w:val="99"/>
     <w:pPr>
       <w:pBdr/>
@@ -28541,9 +28661,9 @@
       </w:tcPr>
     </w:tblStylePr>
   </w:style>
-  <w:style w:type="table" w:styleId="126">
+  <w:style w:type="table" w:styleId="815">
     <w:name w:val="Bordered &amp; Lined - Accent 2"/>
-    <w:basedOn w:val="665"/>
+    <w:basedOn w:val="887"/>
     <w:uiPriority w:val="99"/>
     <w:pPr>
       <w:pBdr/>
@@ -28785,9 +28905,9 @@
       </w:tcPr>
     </w:tblStylePr>
   </w:style>
-  <w:style w:type="table" w:styleId="127">
+  <w:style w:type="table" w:styleId="816">
     <w:name w:val="Bordered &amp; Lined - Accent 3"/>
-    <w:basedOn w:val="665"/>
+    <w:basedOn w:val="887"/>
     <w:uiPriority w:val="99"/>
     <w:pPr>
       <w:pBdr/>
@@ -29029,9 +29149,9 @@
       </w:tcPr>
     </w:tblStylePr>
   </w:style>
-  <w:style w:type="table" w:styleId="128">
+  <w:style w:type="table" w:styleId="817">
     <w:name w:val="Bordered &amp; Lined - Accent 4"/>
-    <w:basedOn w:val="665"/>
+    <w:basedOn w:val="887"/>
     <w:uiPriority w:val="99"/>
     <w:pPr>
       <w:pBdr/>
@@ -29273,9 +29393,9 @@
       </w:tcPr>
     </w:tblStylePr>
   </w:style>
-  <w:style w:type="table" w:styleId="129">
+  <w:style w:type="table" w:styleId="818">
     <w:name w:val="Bordered &amp; Lined - Accent 5"/>
-    <w:basedOn w:val="665"/>
+    <w:basedOn w:val="887"/>
     <w:uiPriority w:val="99"/>
     <w:pPr>
       <w:pBdr/>
@@ -29517,9 +29637,9 @@
       </w:tcPr>
     </w:tblStylePr>
   </w:style>
-  <w:style w:type="table" w:styleId="130">
+  <w:style w:type="table" w:styleId="819">
     <w:name w:val="Bordered &amp; Lined - Accent 6"/>
-    <w:basedOn w:val="665"/>
+    <w:basedOn w:val="887"/>
     <w:uiPriority w:val="99"/>
     <w:pPr>
       <w:pBdr/>
@@ -29761,9 +29881,9 @@
       </w:tcPr>
     </w:tblStylePr>
   </w:style>
-  <w:style w:type="table" w:styleId="131">
+  <w:style w:type="table" w:styleId="820">
     <w:name w:val="Bordered"/>
-    <w:basedOn w:val="665"/>
+    <w:basedOn w:val="887"/>
     <w:uiPriority w:val="99"/>
     <w:pPr>
       <w:pBdr/>
@@ -29992,9 +30112,9 @@
       </w:tcPr>
     </w:tblStylePr>
   </w:style>
-  <w:style w:type="table" w:styleId="132">
+  <w:style w:type="table" w:styleId="821">
     <w:name w:val="Bordered - Accent 1"/>
-    <w:basedOn w:val="665"/>
+    <w:basedOn w:val="887"/>
     <w:uiPriority w:val="99"/>
     <w:pPr>
       <w:pBdr/>
@@ -30223,9 +30343,9 @@
       </w:tcPr>
     </w:tblStylePr>
   </w:style>
-  <w:style w:type="table" w:styleId="133">
+  <w:style w:type="table" w:styleId="822">
     <w:name w:val="Bordered - Accent 2"/>
-    <w:basedOn w:val="665"/>
+    <w:basedOn w:val="887"/>
     <w:uiPriority w:val="99"/>
     <w:pPr>
       <w:pBdr/>
@@ -30454,9 +30574,9 @@
       </w:tcPr>
     </w:tblStylePr>
   </w:style>
-  <w:style w:type="table" w:styleId="134">
+  <w:style w:type="table" w:styleId="823">
     <w:name w:val="Bordered - Accent 3"/>
-    <w:basedOn w:val="665"/>
+    <w:basedOn w:val="887"/>
     <w:uiPriority w:val="99"/>
     <w:pPr>
       <w:pBdr/>
@@ -30685,9 +30805,9 @@
       </w:tcPr>
     </w:tblStylePr>
   </w:style>
-  <w:style w:type="table" w:styleId="135">
+  <w:style w:type="table" w:styleId="824">
     <w:name w:val="Bordered - Accent 4"/>
-    <w:basedOn w:val="665"/>
+    <w:basedOn w:val="887"/>
     <w:uiPriority w:val="99"/>
     <w:pPr>
       <w:pBdr/>
@@ -30916,9 +31036,9 @@
       </w:tcPr>
     </w:tblStylePr>
   </w:style>
-  <w:style w:type="table" w:styleId="136">
+  <w:style w:type="table" w:styleId="825">
     <w:name w:val="Bordered - Accent 5"/>
-    <w:basedOn w:val="665"/>
+    <w:basedOn w:val="887"/>
     <w:uiPriority w:val="99"/>
     <w:pPr>
       <w:pBdr/>
@@ -31147,9 +31267,9 @@
       </w:tcPr>
     </w:tblStylePr>
   </w:style>
-  <w:style w:type="table" w:styleId="137">
+  <w:style w:type="table" w:styleId="826">
     <w:name w:val="Bordered - Accent 6"/>
-    <w:basedOn w:val="665"/>
+    <w:basedOn w:val="887"/>
     <w:uiPriority w:val="99"/>
     <w:pPr>
       <w:pBdr/>
@@ -31378,11 +31498,11 @@
       </w:tcPr>
     </w:tblStylePr>
   </w:style>
-  <w:style w:type="paragraph" w:styleId="139">
+  <w:style w:type="paragraph" w:styleId="827">
     <w:name w:val="Heading 1"/>
-    <w:basedOn w:val="664"/>
-    <w:next w:val="664"/>
-    <w:link w:val="150"/>
+    <w:basedOn w:val="886"/>
+    <w:next w:val="886"/>
+    <w:link w:val="837"/>
     <w:uiPriority w:val="9"/>
     <w:qFormat/>
     <w:pPr>
@@ -31400,11 +31520,11 @@
       <w:szCs w:val="40"/>
     </w:rPr>
   </w:style>
-  <w:style w:type="paragraph" w:styleId="140">
+  <w:style w:type="paragraph" w:styleId="828">
     <w:name w:val="Heading 2"/>
-    <w:basedOn w:val="664"/>
-    <w:next w:val="664"/>
-    <w:link w:val="151"/>
+    <w:basedOn w:val="886"/>
+    <w:next w:val="886"/>
+    <w:link w:val="838"/>
     <w:uiPriority w:val="9"/>
     <w:unhideWhenUsed/>
     <w:qFormat/>
@@ -31423,11 +31543,11 @@
       <w:szCs w:val="32"/>
     </w:rPr>
   </w:style>
-  <w:style w:type="paragraph" w:styleId="141">
+  <w:style w:type="paragraph" w:styleId="829">
     <w:name w:val="Heading 3"/>
-    <w:basedOn w:val="664"/>
-    <w:next w:val="664"/>
-    <w:link w:val="152"/>
+    <w:basedOn w:val="886"/>
+    <w:next w:val="886"/>
+    <w:link w:val="839"/>
     <w:uiPriority w:val="9"/>
     <w:unhideWhenUsed/>
     <w:qFormat/>
@@ -31446,11 +31566,11 @@
       <w:szCs w:val="28"/>
     </w:rPr>
   </w:style>
-  <w:style w:type="paragraph" w:styleId="142">
+  <w:style w:type="paragraph" w:styleId="830">
     <w:name w:val="Heading 4"/>
-    <w:basedOn w:val="664"/>
-    <w:next w:val="664"/>
-    <w:link w:val="153"/>
+    <w:basedOn w:val="886"/>
+    <w:next w:val="886"/>
+    <w:link w:val="840"/>
     <w:uiPriority w:val="9"/>
     <w:unhideWhenUsed/>
     <w:qFormat/>
@@ -31469,11 +31589,11 @@
       <w:color w:val="0f4761" w:themeColor="accent1" w:themeShade="BF"/>
     </w:rPr>
   </w:style>
-  <w:style w:type="paragraph" w:styleId="143">
+  <w:style w:type="paragraph" w:styleId="831">
     <w:name w:val="Heading 5"/>
-    <w:basedOn w:val="664"/>
-    <w:next w:val="664"/>
-    <w:link w:val="154"/>
+    <w:basedOn w:val="886"/>
+    <w:next w:val="886"/>
+    <w:link w:val="841"/>
     <w:uiPriority w:val="9"/>
     <w:unhideWhenUsed/>
     <w:qFormat/>
@@ -31490,11 +31610,11 @@
       <w:color w:val="0f4761" w:themeColor="accent1" w:themeShade="BF"/>
     </w:rPr>
   </w:style>
-  <w:style w:type="paragraph" w:styleId="144">
+  <w:style w:type="paragraph" w:styleId="832">
     <w:name w:val="Heading 6"/>
-    <w:basedOn w:val="664"/>
-    <w:next w:val="664"/>
-    <w:link w:val="155"/>
+    <w:basedOn w:val="886"/>
+    <w:next w:val="886"/>
+    <w:link w:val="842"/>
     <w:uiPriority w:val="9"/>
     <w:unhideWhenUsed/>
     <w:qFormat/>
@@ -31513,11 +31633,11 @@
       <w:color w:val="595959" w:themeColor="text1" w:themeTint="A6"/>
     </w:rPr>
   </w:style>
-  <w:style w:type="paragraph" w:styleId="145">
+  <w:style w:type="paragraph" w:styleId="833">
     <w:name w:val="Heading 7"/>
-    <w:basedOn w:val="664"/>
-    <w:next w:val="664"/>
-    <w:link w:val="156"/>
+    <w:basedOn w:val="886"/>
+    <w:next w:val="886"/>
+    <w:link w:val="843"/>
     <w:uiPriority w:val="9"/>
     <w:unhideWhenUsed/>
     <w:qFormat/>
@@ -31534,11 +31654,11 @@
       <w:color w:val="595959" w:themeColor="text1" w:themeTint="A6"/>
     </w:rPr>
   </w:style>
-  <w:style w:type="paragraph" w:styleId="146">
+  <w:style w:type="paragraph" w:styleId="834">
     <w:name w:val="Heading 8"/>
-    <w:basedOn w:val="664"/>
-    <w:next w:val="664"/>
-    <w:link w:val="157"/>
+    <w:basedOn w:val="886"/>
+    <w:next w:val="886"/>
+    <w:link w:val="844"/>
     <w:uiPriority w:val="9"/>
     <w:unhideWhenUsed/>
     <w:qFormat/>
@@ -31557,11 +31677,11 @@
       <w:color w:val="272727" w:themeColor="text1" w:themeTint="D8"/>
     </w:rPr>
   </w:style>
-  <w:style w:type="paragraph" w:styleId="147">
+  <w:style w:type="paragraph" w:styleId="835">
     <w:name w:val="Heading 9"/>
-    <w:basedOn w:val="664"/>
-    <w:next w:val="664"/>
-    <w:link w:val="158"/>
+    <w:basedOn w:val="886"/>
+    <w:next w:val="886"/>
+    <w:link w:val="845"/>
     <w:uiPriority w:val="9"/>
     <w:unhideWhenUsed/>
     <w:qFormat/>
@@ -31580,7 +31700,7 @@
       <w:color w:val="272727" w:themeColor="text1" w:themeTint="D8"/>
     </w:rPr>
   </w:style>
-  <w:style w:type="character" w:styleId="148" w:default="1">
+  <w:style w:type="character" w:styleId="836" w:default="1">
     <w:name w:val="Default Paragraph Font"/>
     <w:uiPriority w:val="1"/>
     <w:semiHidden/>
@@ -31591,10 +31711,10 @@
       <w:ind/>
     </w:pPr>
   </w:style>
-  <w:style w:type="character" w:styleId="150">
+  <w:style w:type="character" w:styleId="837">
     <w:name w:val="Heading 1 Char"/>
-    <w:basedOn w:val="148"/>
-    <w:link w:val="139"/>
+    <w:basedOn w:val="836"/>
+    <w:link w:val="827"/>
     <w:uiPriority w:val="9"/>
     <w:pPr>
       <w:pBdr/>
@@ -31608,10 +31728,10 @@
       <w:szCs w:val="40"/>
     </w:rPr>
   </w:style>
-  <w:style w:type="character" w:styleId="151">
+  <w:style w:type="character" w:styleId="838">
     <w:name w:val="Heading 2 Char"/>
-    <w:basedOn w:val="148"/>
-    <w:link w:val="140"/>
+    <w:basedOn w:val="836"/>
+    <w:link w:val="828"/>
     <w:uiPriority w:val="9"/>
     <w:pPr>
       <w:pBdr/>
@@ -31625,10 +31745,10 @@
       <w:szCs w:val="32"/>
     </w:rPr>
   </w:style>
-  <w:style w:type="character" w:styleId="152">
+  <w:style w:type="character" w:styleId="839">
     <w:name w:val="Heading 3 Char"/>
-    <w:basedOn w:val="148"/>
-    <w:link w:val="141"/>
+    <w:basedOn w:val="836"/>
+    <w:link w:val="829"/>
     <w:uiPriority w:val="9"/>
     <w:pPr>
       <w:pBdr/>
@@ -31642,10 +31762,10 @@
       <w:szCs w:val="28"/>
     </w:rPr>
   </w:style>
-  <w:style w:type="character" w:styleId="153">
+  <w:style w:type="character" w:styleId="840">
     <w:name w:val="Heading 4 Char"/>
-    <w:basedOn w:val="148"/>
-    <w:link w:val="142"/>
+    <w:basedOn w:val="836"/>
+    <w:link w:val="830"/>
     <w:uiPriority w:val="9"/>
     <w:pPr>
       <w:pBdr/>
@@ -31659,10 +31779,10 @@
       <w:color w:val="0f4761" w:themeColor="accent1" w:themeShade="BF"/>
     </w:rPr>
   </w:style>
-  <w:style w:type="character" w:styleId="154">
+  <w:style w:type="character" w:styleId="841">
     <w:name w:val="Heading 5 Char"/>
-    <w:basedOn w:val="148"/>
-    <w:link w:val="143"/>
+    <w:basedOn w:val="836"/>
+    <w:link w:val="831"/>
     <w:uiPriority w:val="9"/>
     <w:pPr>
       <w:pBdr/>
@@ -31674,10 +31794,10 @@
       <w:color w:val="0f4761" w:themeColor="accent1" w:themeShade="BF"/>
     </w:rPr>
   </w:style>
-  <w:style w:type="character" w:styleId="155">
+  <w:style w:type="character" w:styleId="842">
     <w:name w:val="Heading 6 Char"/>
-    <w:basedOn w:val="148"/>
-    <w:link w:val="144"/>
+    <w:basedOn w:val="836"/>
+    <w:link w:val="832"/>
     <w:uiPriority w:val="9"/>
     <w:pPr>
       <w:pBdr/>
@@ -31691,10 +31811,10 @@
       <w:color w:val="595959" w:themeColor="text1" w:themeTint="A6"/>
     </w:rPr>
   </w:style>
-  <w:style w:type="character" w:styleId="156">
+  <w:style w:type="character" w:styleId="843">
     <w:name w:val="Heading 7 Char"/>
-    <w:basedOn w:val="148"/>
-    <w:link w:val="145"/>
+    <w:basedOn w:val="836"/>
+    <w:link w:val="833"/>
     <w:uiPriority w:val="9"/>
     <w:pPr>
       <w:pBdr/>
@@ -31706,10 +31826,10 @@
       <w:color w:val="595959" w:themeColor="text1" w:themeTint="A6"/>
     </w:rPr>
   </w:style>
-  <w:style w:type="character" w:styleId="157">
+  <w:style w:type="character" w:styleId="844">
     <w:name w:val="Heading 8 Char"/>
-    <w:basedOn w:val="148"/>
-    <w:link w:val="146"/>
+    <w:basedOn w:val="836"/>
+    <w:link w:val="834"/>
     <w:uiPriority w:val="9"/>
     <w:pPr>
       <w:pBdr/>
@@ -31723,10 +31843,10 @@
       <w:color w:val="272727" w:themeColor="text1" w:themeTint="D8"/>
     </w:rPr>
   </w:style>
-  <w:style w:type="character" w:styleId="158">
+  <w:style w:type="character" w:styleId="845">
     <w:name w:val="Heading 9 Char"/>
-    <w:basedOn w:val="148"/>
-    <w:link w:val="147"/>
+    <w:basedOn w:val="836"/>
+    <w:link w:val="835"/>
     <w:uiPriority w:val="9"/>
     <w:pPr>
       <w:pBdr/>
@@ -31740,11 +31860,11 @@
       <w:color w:val="272727" w:themeColor="text1" w:themeTint="D8"/>
     </w:rPr>
   </w:style>
-  <w:style w:type="paragraph" w:styleId="159">
+  <w:style w:type="paragraph" w:styleId="846">
     <w:name w:val="Title"/>
-    <w:basedOn w:val="664"/>
-    <w:next w:val="664"/>
-    <w:link w:val="160"/>
+    <w:basedOn w:val="886"/>
+    <w:next w:val="886"/>
+    <w:link w:val="847"/>
     <w:uiPriority w:val="10"/>
     <w:qFormat/>
     <w:pPr>
@@ -31760,10 +31880,10 @@
       <w:szCs w:val="56"/>
     </w:rPr>
   </w:style>
-  <w:style w:type="character" w:styleId="160">
+  <w:style w:type="character" w:styleId="847">
     <w:name w:val="Title Char"/>
-    <w:basedOn w:val="148"/>
-    <w:link w:val="159"/>
+    <w:basedOn w:val="836"/>
+    <w:link w:val="846"/>
     <w:uiPriority w:val="10"/>
     <w:pPr>
       <w:pBdr/>
@@ -31777,11 +31897,11 @@
       <w:szCs w:val="56"/>
     </w:rPr>
   </w:style>
-  <w:style w:type="paragraph" w:styleId="161">
+  <w:style w:type="paragraph" w:styleId="848">
     <w:name w:val="Subtitle"/>
-    <w:basedOn w:val="664"/>
-    <w:next w:val="664"/>
-    <w:link w:val="162"/>
+    <w:basedOn w:val="886"/>
+    <w:next w:val="886"/>
+    <w:link w:val="849"/>
     <w:uiPriority w:val="11"/>
     <w:qFormat/>
     <w:pPr>
@@ -31799,10 +31919,10 @@
       <w:szCs w:val="28"/>
     </w:rPr>
   </w:style>
-  <w:style w:type="character" w:styleId="162">
+  <w:style w:type="character" w:styleId="849">
     <w:name w:val="Subtitle Char"/>
-    <w:basedOn w:val="148"/>
-    <w:link w:val="161"/>
+    <w:basedOn w:val="836"/>
+    <w:link w:val="848"/>
     <w:uiPriority w:val="11"/>
     <w:pPr>
       <w:pBdr/>
@@ -31816,11 +31936,11 @@
       <w:szCs w:val="28"/>
     </w:rPr>
   </w:style>
-  <w:style w:type="paragraph" w:styleId="163">
+  <w:style w:type="paragraph" w:styleId="850">
     <w:name w:val="Quote"/>
-    <w:basedOn w:val="664"/>
-    <w:next w:val="664"/>
-    <w:link w:val="164"/>
+    <w:basedOn w:val="886"/>
+    <w:next w:val="886"/>
+    <w:link w:val="851"/>
     <w:uiPriority w:val="29"/>
     <w:qFormat/>
     <w:pPr>
@@ -31835,10 +31955,10 @@
       <w:color w:val="404040" w:themeColor="text1" w:themeTint="BF"/>
     </w:rPr>
   </w:style>
-  <w:style w:type="character" w:styleId="164">
+  <w:style w:type="character" w:styleId="851">
     <w:name w:val="Quote Char"/>
-    <w:basedOn w:val="148"/>
-    <w:link w:val="163"/>
+    <w:basedOn w:val="836"/>
+    <w:link w:val="850"/>
     <w:uiPriority w:val="29"/>
     <w:pPr>
       <w:pBdr/>
@@ -31851,9 +31971,9 @@
       <w:color w:val="404040" w:themeColor="text1" w:themeTint="BF"/>
     </w:rPr>
   </w:style>
-  <w:style w:type="character" w:styleId="166">
+  <w:style w:type="character" w:styleId="852">
     <w:name w:val="Intense Emphasis"/>
-    <w:basedOn w:val="148"/>
+    <w:basedOn w:val="836"/>
     <w:uiPriority w:val="21"/>
     <w:qFormat/>
     <w:pPr>
@@ -31867,11 +31987,11 @@
       <w:color w:val="0f4761" w:themeColor="accent1" w:themeShade="BF"/>
     </w:rPr>
   </w:style>
-  <w:style w:type="paragraph" w:styleId="167">
+  <w:style w:type="paragraph" w:styleId="853">
     <w:name w:val="Intense Quote"/>
-    <w:basedOn w:val="664"/>
-    <w:next w:val="664"/>
-    <w:link w:val="168"/>
+    <w:basedOn w:val="886"/>
+    <w:next w:val="886"/>
+    <w:link w:val="854"/>
     <w:uiPriority w:val="30"/>
     <w:qFormat/>
     <w:pPr>
@@ -31889,10 +32009,10 @@
       <w:color w:val="0f4761" w:themeColor="accent1" w:themeShade="BF"/>
     </w:rPr>
   </w:style>
-  <w:style w:type="character" w:styleId="168">
+  <w:style w:type="character" w:styleId="854">
     <w:name w:val="Intense Quote Char"/>
-    <w:basedOn w:val="148"/>
-    <w:link w:val="167"/>
+    <w:basedOn w:val="836"/>
+    <w:link w:val="853"/>
     <w:uiPriority w:val="30"/>
     <w:pPr>
       <w:pBdr/>
@@ -31905,9 +32025,9 @@
       <w:color w:val="0f4761" w:themeColor="accent1" w:themeShade="BF"/>
     </w:rPr>
   </w:style>
-  <w:style w:type="character" w:styleId="169">
+  <w:style w:type="character" w:styleId="855">
     <w:name w:val="Intense Reference"/>
-    <w:basedOn w:val="148"/>
+    <w:basedOn w:val="836"/>
     <w:uiPriority w:val="32"/>
     <w:qFormat/>
     <w:pPr>
@@ -31923,9 +32043,9 @@
       <w:spacing w:val="5"/>
     </w:rPr>
   </w:style>
-  <w:style w:type="character" w:styleId="171">
+  <w:style w:type="character" w:styleId="856">
     <w:name w:val="Subtle Emphasis"/>
-    <w:basedOn w:val="148"/>
+    <w:basedOn w:val="836"/>
     <w:uiPriority w:val="19"/>
     <w:qFormat/>
     <w:pPr>
@@ -31939,9 +32059,9 @@
       <w:color w:val="404040" w:themeColor="text1" w:themeTint="BF"/>
     </w:rPr>
   </w:style>
-  <w:style w:type="character" w:styleId="172">
+  <w:style w:type="character" w:styleId="857">
     <w:name w:val="Emphasis"/>
-    <w:basedOn w:val="148"/>
+    <w:basedOn w:val="836"/>
     <w:uiPriority w:val="20"/>
     <w:qFormat/>
     <w:pPr>
@@ -31954,9 +32074,9 @@
       <w:iCs/>
     </w:rPr>
   </w:style>
-  <w:style w:type="character" w:styleId="173">
+  <w:style w:type="character" w:styleId="858">
     <w:name w:val="Strong"/>
-    <w:basedOn w:val="148"/>
+    <w:basedOn w:val="836"/>
     <w:uiPriority w:val="22"/>
     <w:qFormat/>
     <w:pPr>
@@ -31969,9 +32089,9 @@
       <w:bCs/>
     </w:rPr>
   </w:style>
-  <w:style w:type="character" w:styleId="174">
+  <w:style w:type="character" w:styleId="859">
     <w:name w:val="Subtle Reference"/>
-    <w:basedOn w:val="148"/>
+    <w:basedOn w:val="836"/>
     <w:uiPriority w:val="31"/>
     <w:qFormat/>
     <w:pPr>
@@ -31984,9 +32104,9 @@
       <w:color w:val="5a5a5a" w:themeColor="text1" w:themeTint="A5"/>
     </w:rPr>
   </w:style>
-  <w:style w:type="character" w:styleId="175">
+  <w:style w:type="character" w:styleId="860">
     <w:name w:val="Book Title"/>
-    <w:basedOn w:val="148"/>
+    <w:basedOn w:val="836"/>
     <w:uiPriority w:val="33"/>
     <w:qFormat/>
     <w:pPr>
@@ -32002,10 +32122,10 @@
       <w:spacing w:val="5"/>
     </w:rPr>
   </w:style>
-  <w:style w:type="paragraph" w:styleId="176">
+  <w:style w:type="paragraph" w:styleId="861">
     <w:name w:val="Header"/>
-    <w:basedOn w:val="664"/>
-    <w:link w:val="177"/>
+    <w:basedOn w:val="886"/>
+    <w:link w:val="862"/>
     <w:uiPriority w:val="99"/>
     <w:unhideWhenUsed/>
     <w:pPr>
@@ -32018,10 +32138,10 @@
       <w:ind/>
     </w:pPr>
   </w:style>
-  <w:style w:type="character" w:styleId="177">
+  <w:style w:type="character" w:styleId="862">
     <w:name w:val="Header Char"/>
-    <w:basedOn w:val="148"/>
-    <w:link w:val="176"/>
+    <w:basedOn w:val="836"/>
+    <w:link w:val="861"/>
     <w:uiPriority w:val="99"/>
     <w:pPr>
       <w:pBdr/>
@@ -32029,10 +32149,10 @@
       <w:ind/>
     </w:pPr>
   </w:style>
-  <w:style w:type="paragraph" w:styleId="178">
+  <w:style w:type="paragraph" w:styleId="863">
     <w:name w:val="Footer"/>
-    <w:basedOn w:val="664"/>
-    <w:link w:val="179"/>
+    <w:basedOn w:val="886"/>
+    <w:link w:val="864"/>
     <w:uiPriority w:val="99"/>
     <w:unhideWhenUsed/>
     <w:pPr>
@@ -32045,10 +32165,10 @@
       <w:ind/>
     </w:pPr>
   </w:style>
-  <w:style w:type="character" w:styleId="179">
+  <w:style w:type="character" w:styleId="864">
     <w:name w:val="Footer Char"/>
-    <w:basedOn w:val="148"/>
-    <w:link w:val="178"/>
+    <w:basedOn w:val="836"/>
+    <w:link w:val="863"/>
     <w:uiPriority w:val="99"/>
     <w:pPr>
       <w:pBdr/>
@@ -32056,10 +32176,10 @@
       <w:ind/>
     </w:pPr>
   </w:style>
-  <w:style w:type="paragraph" w:styleId="180">
+  <w:style w:type="paragraph" w:styleId="865">
     <w:name w:val="Caption"/>
-    <w:basedOn w:val="664"/>
-    <w:next w:val="664"/>
+    <w:basedOn w:val="886"/>
+    <w:next w:val="886"/>
     <w:uiPriority w:val="35"/>
     <w:unhideWhenUsed/>
     <w:qFormat/>
@@ -32076,10 +32196,10 @@
       <w:szCs w:val="18"/>
     </w:rPr>
   </w:style>
-  <w:style w:type="paragraph" w:styleId="181">
+  <w:style w:type="paragraph" w:styleId="866">
     <w:name w:val="footnote text"/>
-    <w:basedOn w:val="664"/>
-    <w:link w:val="182"/>
+    <w:basedOn w:val="886"/>
+    <w:link w:val="867"/>
     <w:uiPriority w:val="99"/>
     <w:semiHidden/>
     <w:unhideWhenUsed/>
@@ -32093,10 +32213,10 @@
       <w:szCs w:val="20"/>
     </w:rPr>
   </w:style>
-  <w:style w:type="character" w:styleId="182">
+  <w:style w:type="character" w:styleId="867">
     <w:name w:val="Footnote Text Char"/>
-    <w:basedOn w:val="148"/>
-    <w:link w:val="181"/>
+    <w:basedOn w:val="836"/>
+    <w:link w:val="866"/>
     <w:uiPriority w:val="99"/>
     <w:semiHidden/>
     <w:pPr>
@@ -32109,9 +32229,9 @@
       <w:szCs w:val="20"/>
     </w:rPr>
   </w:style>
-  <w:style w:type="character" w:styleId="183">
+  <w:style w:type="character" w:styleId="868">
     <w:name w:val="footnote reference"/>
-    <w:basedOn w:val="148"/>
+    <w:basedOn w:val="836"/>
     <w:uiPriority w:val="99"/>
     <w:semiHidden/>
     <w:unhideWhenUsed/>
@@ -32124,10 +32244,10 @@
       <w:vertAlign w:val="superscript"/>
     </w:rPr>
   </w:style>
-  <w:style w:type="paragraph" w:styleId="184">
+  <w:style w:type="paragraph" w:styleId="869">
     <w:name w:val="endnote text"/>
-    <w:basedOn w:val="664"/>
-    <w:link w:val="185"/>
+    <w:basedOn w:val="886"/>
+    <w:link w:val="870"/>
     <w:uiPriority w:val="99"/>
     <w:semiHidden/>
     <w:unhideWhenUsed/>
@@ -32141,10 +32261,10 @@
       <w:szCs w:val="20"/>
     </w:rPr>
   </w:style>
-  <w:style w:type="character" w:styleId="185">
+  <w:style w:type="character" w:styleId="870">
     <w:name w:val="Endnote Text Char"/>
-    <w:basedOn w:val="148"/>
-    <w:link w:val="184"/>
+    <w:basedOn w:val="836"/>
+    <w:link w:val="869"/>
     <w:uiPriority w:val="99"/>
     <w:semiHidden/>
     <w:pPr>
@@ -32157,9 +32277,9 @@
       <w:szCs w:val="20"/>
     </w:rPr>
   </w:style>
-  <w:style w:type="character" w:styleId="186">
+  <w:style w:type="character" w:styleId="871">
     <w:name w:val="endnote reference"/>
-    <w:basedOn w:val="148"/>
+    <w:basedOn w:val="836"/>
     <w:uiPriority w:val="99"/>
     <w:semiHidden/>
     <w:unhideWhenUsed/>
@@ -32172,9 +32292,9 @@
       <w:vertAlign w:val="superscript"/>
     </w:rPr>
   </w:style>
-  <w:style w:type="character" w:styleId="187">
+  <w:style w:type="character" w:styleId="872">
     <w:name w:val="Hyperlink"/>
-    <w:basedOn w:val="148"/>
+    <w:basedOn w:val="836"/>
     <w:uiPriority w:val="99"/>
     <w:unhideWhenUsed/>
     <w:pPr>
@@ -32187,9 +32307,9 @@
       <w:u w:val="single"/>
     </w:rPr>
   </w:style>
-  <w:style w:type="character" w:styleId="188">
+  <w:style w:type="character" w:styleId="873">
     <w:name w:val="FollowedHyperlink"/>
-    <w:basedOn w:val="148"/>
+    <w:basedOn w:val="836"/>
     <w:uiPriority w:val="99"/>
     <w:semiHidden/>
     <w:unhideWhenUsed/>
@@ -32203,10 +32323,10 @@
       <w:u w:val="single"/>
     </w:rPr>
   </w:style>
-  <w:style w:type="paragraph" w:styleId="189">
+  <w:style w:type="paragraph" w:styleId="874">
     <w:name w:val="toc 1"/>
-    <w:basedOn w:val="664"/>
-    <w:next w:val="664"/>
+    <w:basedOn w:val="886"/>
+    <w:next w:val="886"/>
     <w:uiPriority w:val="39"/>
     <w:unhideWhenUsed/>
     <w:pPr>
@@ -32215,10 +32335,10 @@
       <w:ind/>
     </w:pPr>
   </w:style>
-  <w:style w:type="paragraph" w:styleId="190">
+  <w:style w:type="paragraph" w:styleId="875">
     <w:name w:val="toc 2"/>
-    <w:basedOn w:val="664"/>
-    <w:next w:val="664"/>
+    <w:basedOn w:val="886"/>
+    <w:next w:val="886"/>
     <w:uiPriority w:val="39"/>
     <w:unhideWhenUsed/>
     <w:pPr>
@@ -32227,10 +32347,10 @@
       <w:ind w:left="220"/>
     </w:pPr>
   </w:style>
-  <w:style w:type="paragraph" w:styleId="191">
+  <w:style w:type="paragraph" w:styleId="876">
     <w:name w:val="toc 3"/>
-    <w:basedOn w:val="664"/>
-    <w:next w:val="664"/>
+    <w:basedOn w:val="886"/>
+    <w:next w:val="886"/>
     <w:uiPriority w:val="39"/>
     <w:unhideWhenUsed/>
     <w:pPr>
@@ -32239,10 +32359,10 @@
       <w:ind w:left="440"/>
     </w:pPr>
   </w:style>
-  <w:style w:type="paragraph" w:styleId="192">
+  <w:style w:type="paragraph" w:styleId="877">
     <w:name w:val="toc 4"/>
-    <w:basedOn w:val="664"/>
-    <w:next w:val="664"/>
+    <w:basedOn w:val="886"/>
+    <w:next w:val="886"/>
     <w:uiPriority w:val="39"/>
     <w:unhideWhenUsed/>
     <w:pPr>
@@ -32251,10 +32371,10 @@
       <w:ind w:left="660"/>
     </w:pPr>
   </w:style>
-  <w:style w:type="paragraph" w:styleId="193">
+  <w:style w:type="paragraph" w:styleId="878">
     <w:name w:val="toc 5"/>
-    <w:basedOn w:val="664"/>
-    <w:next w:val="664"/>
+    <w:basedOn w:val="886"/>
+    <w:next w:val="886"/>
     <w:uiPriority w:val="39"/>
     <w:unhideWhenUsed/>
     <w:pPr>
@@ -32263,10 +32383,10 @@
       <w:ind w:left="880"/>
     </w:pPr>
   </w:style>
-  <w:style w:type="paragraph" w:styleId="194">
+  <w:style w:type="paragraph" w:styleId="879">
     <w:name w:val="toc 6"/>
-    <w:basedOn w:val="664"/>
-    <w:next w:val="664"/>
+    <w:basedOn w:val="886"/>
+    <w:next w:val="886"/>
     <w:uiPriority w:val="39"/>
     <w:unhideWhenUsed/>
     <w:pPr>
@@ -32275,10 +32395,10 @@
       <w:ind w:left="1100"/>
     </w:pPr>
   </w:style>
-  <w:style w:type="paragraph" w:styleId="195">
+  <w:style w:type="paragraph" w:styleId="880">
     <w:name w:val="toc 7"/>
-    <w:basedOn w:val="664"/>
-    <w:next w:val="664"/>
+    <w:basedOn w:val="886"/>
+    <w:next w:val="886"/>
     <w:uiPriority w:val="39"/>
     <w:unhideWhenUsed/>
     <w:pPr>
@@ -32287,10 +32407,10 @@
       <w:ind w:left="1320"/>
     </w:pPr>
   </w:style>
-  <w:style w:type="paragraph" w:styleId="196">
+  <w:style w:type="paragraph" w:styleId="881">
     <w:name w:val="toc 8"/>
-    <w:basedOn w:val="664"/>
-    <w:next w:val="664"/>
+    <w:basedOn w:val="886"/>
+    <w:next w:val="886"/>
     <w:uiPriority w:val="39"/>
     <w:unhideWhenUsed/>
     <w:pPr>
@@ -32299,10 +32419,10 @@
       <w:ind w:left="1540"/>
     </w:pPr>
   </w:style>
-  <w:style w:type="paragraph" w:styleId="197">
+  <w:style w:type="paragraph" w:styleId="882">
     <w:name w:val="toc 9"/>
-    <w:basedOn w:val="664"/>
-    <w:next w:val="664"/>
+    <w:basedOn w:val="886"/>
+    <w:next w:val="886"/>
     <w:uiPriority w:val="39"/>
     <w:unhideWhenUsed/>
     <w:pPr>
@@ -32311,9 +32431,9 @@
       <w:ind w:left="1760"/>
     </w:pPr>
   </w:style>
-  <w:style w:type="character" w:styleId="198">
+  <w:style w:type="character" w:styleId="883">
     <w:name w:val="Placeholder Text"/>
-    <w:basedOn w:val="148"/>
+    <w:basedOn w:val="836"/>
     <w:uiPriority w:val="99"/>
     <w:semiHidden/>
     <w:pPr>
@@ -32325,7 +32445,7 @@
       <w:color w:val="666666"/>
     </w:rPr>
   </w:style>
-  <w:style w:type="paragraph" w:styleId="208">
+  <w:style w:type="paragraph" w:styleId="884">
     <w:name w:val="TOC Heading"/>
     <w:uiPriority w:val="39"/>
     <w:unhideWhenUsed/>
@@ -32335,10 +32455,10 @@
       <w:ind/>
     </w:pPr>
   </w:style>
-  <w:style w:type="paragraph" w:styleId="209">
+  <w:style w:type="paragraph" w:styleId="885">
     <w:name w:val="table of figures"/>
-    <w:basedOn w:val="664"/>
-    <w:next w:val="664"/>
+    <w:basedOn w:val="886"/>
+    <w:next w:val="886"/>
     <w:uiPriority w:val="99"/>
     <w:unhideWhenUsed/>
     <w:pPr>
@@ -32347,7 +32467,7 @@
       <w:ind/>
     </w:pPr>
   </w:style>
-  <w:style w:type="paragraph" w:styleId="664" w:default="1">
+  <w:style w:type="paragraph" w:styleId="886" w:default="1">
     <w:name w:val="Normal"/>
     <w:qFormat/>
     <w:pPr>
@@ -32356,7 +32476,7 @@
       <w:ind/>
     </w:pPr>
   </w:style>
-  <w:style w:type="table" w:styleId="665" w:default="1">
+  <w:style w:type="table" w:styleId="887" w:default="1">
     <w:name w:val="Normal Table"/>
     <w:uiPriority w:val="99"/>
     <w:semiHidden/>
@@ -32549,7 +32669,7 @@
       </w:tcPr>
     </w:tblStylePr>
   </w:style>
-  <w:style w:type="numbering" w:styleId="666" w:default="1">
+  <w:style w:type="numbering" w:styleId="888" w:default="1">
     <w:name w:val="No List"/>
     <w:uiPriority w:val="99"/>
     <w:semiHidden/>
@@ -32560,9 +32680,9 @@
       <w:ind/>
     </w:pPr>
   </w:style>
-  <w:style w:type="paragraph" w:styleId="667">
+  <w:style w:type="paragraph" w:styleId="889">
     <w:name w:val="No Spacing"/>
-    <w:basedOn w:val="664"/>
+    <w:basedOn w:val="886"/>
     <w:uiPriority w:val="1"/>
     <w:qFormat/>
     <w:pPr>
@@ -32571,9 +32691,9 @@
       <w:ind/>
     </w:pPr>
   </w:style>
-  <w:style w:type="paragraph" w:styleId="668">
+  <w:style w:type="paragraph" w:styleId="890">
     <w:name w:val="List Paragraph"/>
-    <w:basedOn w:val="664"/>
+    <w:basedOn w:val="886"/>
     <w:uiPriority w:val="34"/>
     <w:qFormat/>
     <w:pPr>

--- a/Capturas-A1-PPS.docx
+++ b/Capturas-A1-PPS.docx
@@ -79,6 +79,11 @@
             </w:pict>
           </mc:Fallback>
         </mc:AlternateContent>
+      </w:r>
+      <w:r>
+        <w:rPr>
+          <w:highlight w:val="none"/>
+        </w:rPr>
       </w:r>
       <w:r>
         <w:rPr>
@@ -455,8 +460,6 @@
       </w:r>
       <w:r>
         <w:rPr>
-          <w:b/>
-          <w:bCs/>
           <w:highlight w:val="none"/>
         </w:rPr>
       </w:r>
@@ -551,8 +554,6 @@
       </w:r>
       <w:r>
         <w:rPr>
-          <w:b/>
-          <w:bCs/>
           <w:highlight w:val="none"/>
         </w:rPr>
       </w:r>
@@ -647,8 +648,6 @@
       </w:r>
       <w:r>
         <w:rPr>
-          <w:b/>
-          <w:bCs/>
           <w:highlight w:val="none"/>
         </w:rPr>
       </w:r>
@@ -674,8 +673,6 @@
       </w:r>
       <w:r>
         <w:rPr>
-          <w:b/>
-          <w:bCs/>
           <w:highlight w:val="none"/>
         </w:rPr>
       </w:r>
@@ -701,8 +698,6 @@
       </w:r>
       <w:r>
         <w:rPr>
-          <w:b/>
-          <w:bCs/>
           <w:highlight w:val="none"/>
         </w:rPr>
       </w:r>
@@ -728,8 +723,6 @@
       </w:r>
       <w:r>
         <w:rPr>
-          <w:b/>
-          <w:bCs/>
           <w:highlight w:val="none"/>
         </w:rPr>
       </w:r>
@@ -757,6 +750,8 @@
       </w:r>
       <w:r>
         <w:rPr>
+          <w:b/>
+          <w:bCs/>
           <w:highlight w:val="none"/>
         </w:rPr>
       </w:r>
@@ -1439,6 +1434,11 @@
           <w:highlight w:val="none"/>
         </w:rPr>
       </w:r>
+      <w:r>
+        <w:rPr>
+          <w:highlight w:val="none"/>
+        </w:rPr>
+      </w:r>
     </w:p>
     <w:p>
       <w:pPr>
@@ -1643,11 +1643,6 @@
         </w:rPr>
       </w:r>
       <w:r>
-        <w:rPr>
-          <w:highlight w:val="none"/>
-        </w:rPr>
-      </w:r>
-      <w:r>
         <mc:AlternateContent>
           <mc:Choice Requires="wpg">
             <w:drawing>
@@ -1815,7 +1810,234 @@
           <w:highlight w:val="none"/>
         </w:rPr>
       </w:r>
-      <w:r/>
+      <w:r>
+        <w:rPr>
+          <w:highlight w:val="none"/>
+        </w:rPr>
+      </w:r>
+    </w:p>
+    <w:p>
+      <w:pPr>
+        <w:pBdr/>
+        <w:spacing/>
+        <w:ind/>
+        <w:rPr>
+          <w:highlight w:val="none"/>
+        </w:rPr>
+      </w:pPr>
+      <w:r>
+        <w:rPr>
+          <w:highlight w:val="none"/>
+        </w:rPr>
+      </w:r>
+      <w:r>
+        <mc:AlternateContent>
+          <mc:Choice Requires="wpg">
+            <w:drawing>
+              <wp:inline xmlns:wp="http://schemas.openxmlformats.org/drawingml/2006/wordprocessingDrawing" distT="0" distB="0" distL="0" distR="0">
+                <wp:extent cx="5940425" cy="3873081"/>
+                <wp:effectExtent l="0" t="0" r="0" b="0"/>
+                <wp:docPr id="20" name=""/>
+                <wp:cNvGraphicFramePr>
+                  <a:graphicFrameLocks xmlns:a="http://schemas.openxmlformats.org/drawingml/2006/main" noChangeAspect="1"/>
+                </wp:cNvGraphicFramePr>
+                <a:graphic xmlns:a="http://schemas.openxmlformats.org/drawingml/2006/main">
+                  <a:graphicData uri="http://schemas.openxmlformats.org/drawingml/2006/picture">
+                    <pic:pic xmlns:pic="http://schemas.openxmlformats.org/drawingml/2006/picture">
+                      <pic:nvPicPr>
+                        <pic:cNvPr id="960463354" name=""/>
+                        <pic:cNvPicPr>
+                          <a:picLocks noChangeAspect="1"/>
+                        </pic:cNvPicPr>
+                        <pic:nvPr/>
+                      </pic:nvPicPr>
+                      <pic:blipFill rotWithShape="1">
+                        <a:blip r:embed="rId27"/>
+                        <a:stretch/>
+                      </pic:blipFill>
+                      <pic:spPr bwMode="auto">
+                        <a:xfrm>
+                          <a:off x="0" y="0"/>
+                          <a:ext cx="5940424" cy="3873080"/>
+                        </a:xfrm>
+                        <a:prstGeom prst="rect">
+                          <a:avLst/>
+                        </a:prstGeom>
+                      </pic:spPr>
+                    </pic:pic>
+                  </a:graphicData>
+                </a:graphic>
+              </wp:inline>
+            </w:drawing>
+          </mc:Choice>
+          <mc:Fallback>
+            <w:pict>
+              <v:shapetype id="_x0000_t75" coordsize="21600,21600" o:spt="75" o:preferrelative="t" path="m@4@5l@4@11@9@11@9@5xe" filled="f" stroked="f">
+                <v:stroke joinstyle="miter"/>
+                <v:formulas>
+                  <v:f eqn="if lineDrawn pixelLineWidth 0"/>
+                  <v:f eqn="sum @0 1 0"/>
+                  <v:f eqn="sum 0 0 @1"/>
+                  <v:f eqn="prod @2 1 2"/>
+                  <v:f eqn="prod @3 21600 pixelWidth"/>
+                  <v:f eqn="prod @3 21600 pixelHeight"/>
+                  <v:f eqn="sum @0 0 1"/>
+                  <v:f eqn="prod @6 1 2"/>
+                  <v:f eqn="prod @7 21600 pixelWidth"/>
+                  <v:f eqn="sum @8 21600 0"/>
+                  <v:f eqn="prod @7 21600 pixelHeight"/>
+                  <v:f eqn="sum @10 21600 0"/>
+                </v:formulas>
+                <v:path o:extrusionok="f" gradientshapeok="t" o:connecttype="rect"/>
+                <o:lock v:ext="edit" aspectratio="t"/>
+              </v:shapetype>
+              <v:shape id="_x0000_i19" o:spid="_x0000_s19" type="#_x0000_t75" style="width:467.75pt;height:304.97pt;mso-wrap-distance-left:0.00pt;mso-wrap-distance-top:0.00pt;mso-wrap-distance-right:0.00pt;mso-wrap-distance-bottom:0.00pt;z-index:1;" stroked="false">
+                <v:imagedata r:id="rId27" o:title=""/>
+                <o:lock v:ext="edit" rotation="t"/>
+              </v:shape>
+            </w:pict>
+          </mc:Fallback>
+        </mc:AlternateContent>
+      </w:r>
+      <w:r>
+        <w:rPr>
+          <w:highlight w:val="none"/>
+        </w:rPr>
+      </w:r>
+      <w:r>
+        <w:rPr>
+          <w:highlight w:val="none"/>
+        </w:rPr>
+      </w:r>
+      <w:r>
+        <w:rPr>
+          <w:highlight w:val="none"/>
+        </w:rPr>
+      </w:r>
+    </w:p>
+    <w:p>
+      <w:pPr>
+        <w:pBdr/>
+        <w:spacing/>
+        <w:ind/>
+        <w:rPr>
+          <w:highlight w:val="none"/>
+        </w:rPr>
+      </w:pPr>
+      <w:r>
+        <w:rPr>
+          <w:highlight w:val="none"/>
+        </w:rPr>
+      </w:r>
+      <w:r>
+        <w:rPr>
+          <w:highlight w:val="none"/>
+        </w:rPr>
+      </w:r>
+      <w:r>
+        <w:rPr>
+          <w:highlight w:val="none"/>
+        </w:rPr>
+      </w:r>
+    </w:p>
+    <w:p>
+      <w:pPr>
+        <w:pBdr/>
+        <w:spacing/>
+        <w:ind/>
+        <w:rPr>
+          <w:highlight w:val="none"/>
+        </w:rPr>
+      </w:pPr>
+      <w:r>
+        <w:rPr>
+          <w:highlight w:val="none"/>
+        </w:rPr>
+      </w:r>
+      <w:r>
+        <mc:AlternateContent>
+          <mc:Choice Requires="wpg">
+            <w:drawing>
+              <wp:inline xmlns:wp="http://schemas.openxmlformats.org/drawingml/2006/wordprocessingDrawing" distT="0" distB="0" distL="0" distR="0">
+                <wp:extent cx="5940425" cy="3152683"/>
+                <wp:effectExtent l="0" t="0" r="0" b="0"/>
+                <wp:docPr id="21" name=""/>
+                <wp:cNvGraphicFramePr>
+                  <a:graphicFrameLocks xmlns:a="http://schemas.openxmlformats.org/drawingml/2006/main" noChangeAspect="1"/>
+                </wp:cNvGraphicFramePr>
+                <a:graphic xmlns:a="http://schemas.openxmlformats.org/drawingml/2006/main">
+                  <a:graphicData uri="http://schemas.openxmlformats.org/drawingml/2006/picture">
+                    <pic:pic xmlns:pic="http://schemas.openxmlformats.org/drawingml/2006/picture">
+                      <pic:nvPicPr>
+                        <pic:cNvPr id="803405434" name=""/>
+                        <pic:cNvPicPr>
+                          <a:picLocks noChangeAspect="1"/>
+                        </pic:cNvPicPr>
+                        <pic:nvPr/>
+                      </pic:nvPicPr>
+                      <pic:blipFill rotWithShape="1">
+                        <a:blip r:embed="rId28"/>
+                        <a:stretch/>
+                      </pic:blipFill>
+                      <pic:spPr bwMode="auto">
+                        <a:xfrm>
+                          <a:off x="0" y="0"/>
+                          <a:ext cx="5940424" cy="3152682"/>
+                        </a:xfrm>
+                        <a:prstGeom prst="rect">
+                          <a:avLst/>
+                        </a:prstGeom>
+                      </pic:spPr>
+                    </pic:pic>
+                  </a:graphicData>
+                </a:graphic>
+              </wp:inline>
+            </w:drawing>
+          </mc:Choice>
+          <mc:Fallback>
+            <w:pict>
+              <v:shapetype id="_x0000_t75" coordsize="21600,21600" o:spt="75" o:preferrelative="t" path="m@4@5l@4@11@9@11@9@5xe" filled="f" stroked="f">
+                <v:stroke joinstyle="miter"/>
+                <v:formulas>
+                  <v:f eqn="if lineDrawn pixelLineWidth 0"/>
+                  <v:f eqn="sum @0 1 0"/>
+                  <v:f eqn="sum 0 0 @1"/>
+                  <v:f eqn="prod @2 1 2"/>
+                  <v:f eqn="prod @3 21600 pixelWidth"/>
+                  <v:f eqn="prod @3 21600 pixelHeight"/>
+                  <v:f eqn="sum @0 0 1"/>
+                  <v:f eqn="prod @6 1 2"/>
+                  <v:f eqn="prod @7 21600 pixelWidth"/>
+                  <v:f eqn="sum @8 21600 0"/>
+                  <v:f eqn="prod @7 21600 pixelHeight"/>
+                  <v:f eqn="sum @10 21600 0"/>
+                </v:formulas>
+                <v:path o:extrusionok="f" gradientshapeok="t" o:connecttype="rect"/>
+                <o:lock v:ext="edit" aspectratio="t"/>
+              </v:shapetype>
+              <v:shape id="_x0000_i20" o:spid="_x0000_s20" type="#_x0000_t75" style="width:467.75pt;height:248.24pt;mso-wrap-distance-left:0.00pt;mso-wrap-distance-top:0.00pt;mso-wrap-distance-right:0.00pt;mso-wrap-distance-bottom:0.00pt;z-index:1;" stroked="false">
+                <v:imagedata r:id="rId28" o:title=""/>
+                <o:lock v:ext="edit" rotation="t"/>
+              </v:shape>
+            </w:pict>
+          </mc:Fallback>
+        </mc:AlternateContent>
+      </w:r>
+      <w:r>
+        <w:rPr>
+          <w:highlight w:val="none"/>
+        </w:rPr>
+      </w:r>
+    </w:p>
+    <w:p>
+      <w:pPr>
+        <w:pBdr/>
+        <w:spacing/>
+        <w:ind/>
+        <w:rPr>
+          <w:highlight w:val="none"/>
+        </w:rPr>
+      </w:pPr>
       <w:r>
         <w:rPr>
           <w:highlight w:val="none"/>

--- a/Capturas-A1-PPS.docx
+++ b/Capturas-A1-PPS.docx
@@ -1909,11 +1909,6 @@
           <w:highlight w:val="none"/>
         </w:rPr>
       </w:r>
-      <w:r>
-        <w:rPr>
-          <w:highlight w:val="none"/>
-        </w:rPr>
-      </w:r>
     </w:p>
     <w:p>
       <w:pPr>
@@ -2028,20 +2023,99 @@
           <w:highlight w:val="none"/>
         </w:rPr>
       </w:r>
-    </w:p>
-    <w:p>
-      <w:pPr>
-        <w:pBdr/>
-        <w:spacing/>
-        <w:ind/>
-        <w:rPr>
-          <w:highlight w:val="none"/>
-        </w:rPr>
-      </w:pPr>
       <w:r>
         <w:rPr>
           <w:highlight w:val="none"/>
         </w:rPr>
+      </w:r>
+    </w:p>
+    <w:p>
+      <w:pPr>
+        <w:pBdr/>
+        <w:spacing/>
+        <w:ind/>
+        <w:rPr>
+          <w:highlight w:val="none"/>
+        </w:rPr>
+      </w:pPr>
+      <w:r>
+        <w:rPr>
+          <w:highlight w:val="none"/>
+        </w:rPr>
+      </w:r>
+      <w:r>
+        <w:rPr>
+          <w:highlight w:val="none"/>
+        </w:rPr>
+      </w:r>
+      <w:r>
+        <mc:AlternateContent>
+          <mc:Choice Requires="wpg">
+            <w:drawing>
+              <wp:inline xmlns:wp="http://schemas.openxmlformats.org/drawingml/2006/wordprocessingDrawing" distT="0" distB="0" distL="0" distR="0">
+                <wp:extent cx="5940425" cy="3045149"/>
+                <wp:effectExtent l="0" t="0" r="0" b="0"/>
+                <wp:docPr id="22" name=""/>
+                <wp:cNvGraphicFramePr>
+                  <a:graphicFrameLocks xmlns:a="http://schemas.openxmlformats.org/drawingml/2006/main" noChangeAspect="1"/>
+                </wp:cNvGraphicFramePr>
+                <a:graphic xmlns:a="http://schemas.openxmlformats.org/drawingml/2006/main">
+                  <a:graphicData uri="http://schemas.openxmlformats.org/drawingml/2006/picture">
+                    <pic:pic xmlns:pic="http://schemas.openxmlformats.org/drawingml/2006/picture">
+                      <pic:nvPicPr>
+                        <pic:cNvPr id="1236577834" name=""/>
+                        <pic:cNvPicPr>
+                          <a:picLocks noChangeAspect="1"/>
+                        </pic:cNvPicPr>
+                        <pic:nvPr/>
+                      </pic:nvPicPr>
+                      <pic:blipFill rotWithShape="1">
+                        <a:blip r:embed="rId29"/>
+                        <a:stretch/>
+                      </pic:blipFill>
+                      <pic:spPr bwMode="auto">
+                        <a:xfrm>
+                          <a:off x="0" y="0"/>
+                          <a:ext cx="5940424" cy="3045148"/>
+                        </a:xfrm>
+                        <a:prstGeom prst="rect">
+                          <a:avLst/>
+                        </a:prstGeom>
+                      </pic:spPr>
+                    </pic:pic>
+                  </a:graphicData>
+                </a:graphic>
+              </wp:inline>
+            </w:drawing>
+          </mc:Choice>
+          <mc:Fallback>
+            <w:pict>
+              <v:shapetype id="_x0000_t75" coordsize="21600,21600" o:spt="75" o:preferrelative="t" path="m@4@5l@4@11@9@11@9@5xe" filled="f" stroked="f">
+                <v:stroke joinstyle="miter"/>
+                <v:formulas>
+                  <v:f eqn="if lineDrawn pixelLineWidth 0"/>
+                  <v:f eqn="sum @0 1 0"/>
+                  <v:f eqn="sum 0 0 @1"/>
+                  <v:f eqn="prod @2 1 2"/>
+                  <v:f eqn="prod @3 21600 pixelWidth"/>
+                  <v:f eqn="prod @3 21600 pixelHeight"/>
+                  <v:f eqn="sum @0 0 1"/>
+                  <v:f eqn="prod @6 1 2"/>
+                  <v:f eqn="prod @7 21600 pixelWidth"/>
+                  <v:f eqn="sum @8 21600 0"/>
+                  <v:f eqn="prod @7 21600 pixelHeight"/>
+                  <v:f eqn="sum @10 21600 0"/>
+                </v:formulas>
+                <v:path o:extrusionok="f" gradientshapeok="t" o:connecttype="rect"/>
+                <o:lock v:ext="edit" aspectratio="t"/>
+              </v:shapetype>
+              <v:shape id="_x0000_i21" o:spid="_x0000_s21" type="#_x0000_t75" style="width:467.75pt;height:239.78pt;mso-wrap-distance-left:0.00pt;mso-wrap-distance-top:0.00pt;mso-wrap-distance-right:0.00pt;mso-wrap-distance-bottom:0.00pt;z-index:1;" stroked="false">
+                <v:imagedata r:id="rId29" o:title=""/>
+                <o:lock v:ext="edit" rotation="t"/>
+              </v:shape>
+            </w:pict>
+          </mc:Fallback>
+        </mc:AlternateContent>
       </w:r>
       <w:r>
         <w:rPr>
